--- a/插件详细手册/21.故事管理层与人设/关于小爱丽丝人设.docx
+++ b/插件详细手册/21.故事管理层与人设/关于小爱丽丝人设.docx
@@ -24,15 +24,15 @@
         <w:rPr>
           <w:rFonts w:ascii="Tahoma" w:eastAsia="微软雅黑" w:hAnsi="Tahoma"/>
           <w:kern w:val="0"/>
-          <w:sz w:val="24"/>
-        </w:rPr>
-      </w:pPr>
-      <w:r>
-        <w:rPr>
-          <w:rFonts w:ascii="Tahoma" w:eastAsia="微软雅黑" w:hAnsi="Tahoma" w:hint="eastAsia"/>
-          <w:b/>
-          <w:kern w:val="0"/>
-          <w:sz w:val="24"/>
+          <w:sz w:val="22"/>
+        </w:rPr>
+      </w:pPr>
+      <w:r>
+        <w:rPr>
+          <w:rFonts w:ascii="Tahoma" w:eastAsia="微软雅黑" w:hAnsi="Tahoma" w:hint="eastAsia"/>
+          <w:b/>
+          <w:kern w:val="0"/>
+          <w:sz w:val="22"/>
         </w:rPr>
         <w:t>具体人设这里并不做硬性规定</w:t>
       </w:r>
@@ -40,17 +40,9 @@
         <w:rPr>
           <w:rFonts w:ascii="Tahoma" w:eastAsia="微软雅黑" w:hAnsi="Tahoma" w:hint="eastAsia"/>
           <w:kern w:val="0"/>
-          <w:sz w:val="24"/>
-        </w:rPr>
-        <w:t>，量子妹和小爱丽丝可以是机器人，也可以是人类，或者是外星生物。</w:t>
-      </w:r>
-      <w:r>
-        <w:rPr>
-          <w:rFonts w:ascii="Tahoma" w:eastAsia="微软雅黑" w:hAnsi="Tahoma" w:hint="eastAsia"/>
-          <w:kern w:val="0"/>
-          <w:sz w:val="24"/>
-        </w:rPr>
-        <w:t>你可以任意开启你的想象力，让她们能在你的游戏中跃然纸上。</w:t>
+          <w:sz w:val="22"/>
+        </w:rPr>
+        <w:t>。</w:t>
       </w:r>
     </w:p>
     <w:p>
@@ -64,32 +56,24 @@
         <w:rPr>
           <w:rFonts w:ascii="Tahoma" w:eastAsia="微软雅黑" w:hAnsi="Tahoma"/>
           <w:kern w:val="0"/>
-          <w:sz w:val="24"/>
-        </w:rPr>
-      </w:pPr>
-      <w:r>
-        <w:rPr>
-          <w:rFonts w:ascii="Tahoma" w:eastAsia="微软雅黑" w:hAnsi="Tahoma" w:hint="eastAsia"/>
-          <w:kern w:val="0"/>
-          <w:sz w:val="24"/>
-        </w:rPr>
-        <w:t>原设定里，她们都是程序软件的具象化</w:t>
-      </w:r>
-      <w:r>
-        <w:rPr>
-          <w:rFonts w:ascii="Tahoma" w:eastAsia="微软雅黑" w:hAnsi="Tahoma" w:hint="eastAsia"/>
-          <w:kern w:val="0"/>
-          <w:sz w:val="24"/>
-        </w:rPr>
-        <w:t>，小爱丽丝是实例化的一个对象，量子妹是系统管理员</w:t>
-      </w:r>
-      <w:r>
-        <w:rPr>
-          <w:rFonts w:ascii="Tahoma" w:eastAsia="微软雅黑" w:hAnsi="Tahoma" w:hint="eastAsia"/>
-          <w:kern w:val="0"/>
-          <w:sz w:val="24"/>
-        </w:rPr>
-        <w:t>。</w:t>
+          <w:sz w:val="22"/>
+        </w:rPr>
+      </w:pPr>
+      <w:r>
+        <w:rPr>
+          <w:rFonts w:ascii="Tahoma" w:eastAsia="微软雅黑" w:hAnsi="Tahoma" w:hint="eastAsia"/>
+          <w:kern w:val="0"/>
+          <w:sz w:val="22"/>
+        </w:rPr>
+        <w:t>量子妹和小爱丽丝可以是机器人，也可以是人类，或者是外星生物。</w:t>
+      </w:r>
+      <w:r>
+        <w:rPr>
+          <w:rFonts w:ascii="Tahoma" w:eastAsia="微软雅黑" w:hAnsi="Tahoma" w:hint="eastAsia"/>
+          <w:kern w:val="0"/>
+          <w:sz w:val="22"/>
+        </w:rPr>
+        <w:t>你可以任意开启你的想象力，让她们能在你的游戏中跃然纸上。</w:t>
       </w:r>
     </w:p>
     <w:p>
@@ -103,16 +87,56 @@
         <w:rPr>
           <w:rFonts w:ascii="Tahoma" w:eastAsia="微软雅黑" w:hAnsi="Tahoma"/>
           <w:kern w:val="0"/>
-          <w:sz w:val="24"/>
-        </w:rPr>
-      </w:pPr>
-      <w:r>
-        <w:rPr>
-          <w:rFonts w:ascii="Tahoma" w:eastAsia="微软雅黑" w:hAnsi="Tahoma" w:hint="eastAsia"/>
-          <w:kern w:val="0"/>
-          <w:sz w:val="24"/>
-        </w:rPr>
-        <w:t>关于她们的外观，后面有具体的介绍与标识。</w:t>
+          <w:sz w:val="22"/>
+        </w:rPr>
+      </w:pPr>
+      <w:r>
+        <w:rPr>
+          <w:rFonts w:ascii="Tahoma" w:eastAsia="微软雅黑" w:hAnsi="Tahoma" w:hint="eastAsia"/>
+          <w:kern w:val="0"/>
+          <w:sz w:val="22"/>
+        </w:rPr>
+        <w:t>原设定里，她们都是程序软件的具象化</w:t>
+      </w:r>
+      <w:r>
+        <w:rPr>
+          <w:rFonts w:ascii="Tahoma" w:eastAsia="微软雅黑" w:hAnsi="Tahoma" w:hint="eastAsia"/>
+          <w:kern w:val="0"/>
+          <w:sz w:val="22"/>
+        </w:rPr>
+        <w:t>，小爱丽丝是</w:t>
+      </w:r>
+      <w:r>
+        <w:rPr>
+          <w:rFonts w:ascii="Tahoma" w:eastAsia="微软雅黑" w:hAnsi="Tahoma" w:hint="eastAsia"/>
+          <w:kern w:val="0"/>
+          <w:sz w:val="22"/>
+        </w:rPr>
+        <w:t>系统</w:t>
+      </w:r>
+      <w:r>
+        <w:rPr>
+          <w:rFonts w:ascii="Tahoma" w:eastAsia="微软雅黑" w:hAnsi="Tahoma" w:hint="eastAsia"/>
+          <w:kern w:val="0"/>
+          <w:sz w:val="22"/>
+        </w:rPr>
+        <w:t>实例化的一个对象，量子妹是系统管理员</w:t>
+      </w:r>
+      <w:r>
+        <w:rPr>
+          <w:rFonts w:ascii="Tahoma" w:eastAsia="微软雅黑" w:hAnsi="Tahoma" w:hint="eastAsia"/>
+          <w:kern w:val="0"/>
+          <w:sz w:val="22"/>
+        </w:rPr>
+        <w:t>。</w:t>
+      </w:r>
+      <w:r>
+        <w:rPr>
+          <w:rFonts w:ascii="Tahoma" w:eastAsia="微软雅黑" w:hAnsi="Tahoma" w:hint="eastAsia"/>
+          <w:kern w:val="0"/>
+          <w:sz w:val="22"/>
+        </w:rPr>
+        <w:t>后面有具体的介绍与标识。</w:t>
       </w:r>
     </w:p>
     <w:p>
@@ -148,17 +172,23 @@
         <w:lastRenderedPageBreak/>
         <w:t>量子妹</w:t>
       </w:r>
-      <w:r>
-        <w:rPr>
-          <w:rFonts w:hint="eastAsia"/>
-        </w:rPr>
-        <w:t>特征</w:t>
-      </w:r>
-      <w:r>
-        <w:rPr>
-          <w:rFonts w:hint="eastAsia"/>
-        </w:rPr>
-        <w:t>人设</w:t>
+    </w:p>
+    <w:p>
+      <w:pPr>
+        <w:pStyle w:val="3"/>
+        <w:rPr>
+          <w:rFonts w:ascii="微软雅黑" w:eastAsia="微软雅黑" w:hAnsi="微软雅黑"/>
+          <w:sz w:val="24"/>
+          <w:szCs w:val="24"/>
+        </w:rPr>
+      </w:pPr>
+      <w:r>
+        <w:rPr>
+          <w:rFonts w:ascii="微软雅黑" w:eastAsia="微软雅黑" w:hAnsi="微软雅黑" w:hint="eastAsia"/>
+          <w:sz w:val="24"/>
+          <w:szCs w:val="24"/>
+        </w:rPr>
+        <w:t>特征设定</w:t>
       </w:r>
     </w:p>
     <w:p>
@@ -243,15 +273,15 @@
         <w:rPr>
           <w:rFonts w:ascii="Tahoma" w:eastAsia="微软雅黑" w:hAnsi="Tahoma"/>
           <w:kern w:val="0"/>
-          <w:sz w:val="24"/>
-        </w:rPr>
-      </w:pPr>
-      <w:r>
-        <w:rPr>
-          <w:rFonts w:ascii="Tahoma" w:eastAsia="微软雅黑" w:hAnsi="Tahoma" w:hint="eastAsia"/>
-          <w:b/>
-          <w:kern w:val="0"/>
-          <w:sz w:val="24"/>
+          <w:sz w:val="22"/>
+        </w:rPr>
+      </w:pPr>
+      <w:r>
+        <w:rPr>
+          <w:rFonts w:ascii="Tahoma" w:eastAsia="微软雅黑" w:hAnsi="Tahoma" w:hint="eastAsia"/>
+          <w:b/>
+          <w:kern w:val="0"/>
+          <w:sz w:val="22"/>
         </w:rPr>
         <w:t>断点夹</w:t>
       </w:r>
@@ -260,7 +290,7 @@
           <w:rFonts w:ascii="Tahoma" w:eastAsia="微软雅黑" w:hAnsi="Tahoma" w:hint="eastAsia"/>
           <w:b/>
           <w:kern w:val="0"/>
-          <w:sz w:val="24"/>
+          <w:sz w:val="22"/>
         </w:rPr>
         <w:t>（</w:t>
       </w:r>
@@ -269,7 +299,7 @@
           <w:rFonts w:ascii="Tahoma" w:eastAsia="微软雅黑" w:hAnsi="Tahoma" w:hint="eastAsia"/>
           <w:b/>
           <w:kern w:val="0"/>
-          <w:sz w:val="24"/>
+          <w:sz w:val="22"/>
         </w:rPr>
         <w:t>BreakPointClamp</w:t>
       </w:r>
@@ -278,7 +308,7 @@
           <w:rFonts w:ascii="Tahoma" w:eastAsia="微软雅黑" w:hAnsi="Tahoma" w:hint="eastAsia"/>
           <w:b/>
           <w:kern w:val="0"/>
-          <w:sz w:val="24"/>
+          <w:sz w:val="22"/>
         </w:rPr>
         <w:t>）</w:t>
       </w:r>
@@ -286,7 +316,7 @@
         <w:rPr>
           <w:rFonts w:ascii="Tahoma" w:eastAsia="微软雅黑" w:hAnsi="Tahoma" w:hint="eastAsia"/>
           <w:kern w:val="0"/>
-          <w:sz w:val="24"/>
+          <w:sz w:val="22"/>
         </w:rPr>
         <w:t>：用于调试程序</w:t>
       </w:r>
@@ -294,7 +324,7 @@
         <w:rPr>
           <w:rFonts w:ascii="Tahoma" w:eastAsia="微软雅黑" w:hAnsi="Tahoma" w:hint="eastAsia"/>
           <w:kern w:val="0"/>
-          <w:sz w:val="24"/>
+          <w:sz w:val="22"/>
         </w:rPr>
         <w:t>bug</w:t>
       </w:r>
@@ -302,7 +332,7 @@
         <w:rPr>
           <w:rFonts w:ascii="Tahoma" w:eastAsia="微软雅黑" w:hAnsi="Tahoma" w:hint="eastAsia"/>
           <w:kern w:val="0"/>
-          <w:sz w:val="24"/>
+          <w:sz w:val="22"/>
         </w:rPr>
         <w:t>经常使用的控制夹。通常只要在脚本旁边夹上一下，就可以让程序在断点夹处停止，并以此来进行程序状态监控。以前量子妹戴着很多夹子，</w:t>
       </w:r>
@@ -310,7 +340,7 @@
         <w:rPr>
           <w:rFonts w:ascii="Tahoma" w:eastAsia="微软雅黑" w:hAnsi="Tahoma" w:hint="eastAsia"/>
           <w:kern w:val="0"/>
-          <w:sz w:val="24"/>
+          <w:sz w:val="22"/>
         </w:rPr>
         <w:t>由于</w:t>
       </w:r>
@@ -318,7 +348,7 @@
         <w:rPr>
           <w:rFonts w:ascii="Tahoma" w:eastAsia="微软雅黑" w:hAnsi="Tahoma" w:hint="eastAsia"/>
           <w:kern w:val="0"/>
-          <w:sz w:val="24"/>
+          <w:sz w:val="22"/>
         </w:rPr>
         <w:t>每跑一次程序都会被一堆夹子拦截，</w:t>
       </w:r>
@@ -326,7 +356,7 @@
         <w:rPr>
           <w:rFonts w:ascii="Tahoma" w:eastAsia="微软雅黑" w:hAnsi="Tahoma" w:hint="eastAsia"/>
           <w:kern w:val="0"/>
-          <w:sz w:val="24"/>
+          <w:sz w:val="22"/>
         </w:rPr>
         <w:t>造成了许多</w:t>
       </w:r>
@@ -334,7 +364,7 @@
         <w:rPr>
           <w:rFonts w:ascii="Tahoma" w:eastAsia="微软雅黑" w:hAnsi="Tahoma" w:hint="eastAsia"/>
           <w:kern w:val="0"/>
-          <w:sz w:val="24"/>
+          <w:sz w:val="22"/>
         </w:rPr>
         <w:t>麻烦</w:t>
       </w:r>
@@ -342,7 +372,7 @@
         <w:rPr>
           <w:rFonts w:ascii="Tahoma" w:eastAsia="微软雅黑" w:hAnsi="Tahoma" w:hint="eastAsia"/>
           <w:kern w:val="0"/>
-          <w:sz w:val="24"/>
+          <w:sz w:val="22"/>
         </w:rPr>
         <w:t>。</w:t>
       </w:r>
@@ -350,7 +380,7 @@
         <w:rPr>
           <w:rFonts w:ascii="Tahoma" w:eastAsia="微软雅黑" w:hAnsi="Tahoma" w:hint="eastAsia"/>
           <w:kern w:val="0"/>
-          <w:sz w:val="24"/>
+          <w:sz w:val="22"/>
         </w:rPr>
         <w:t>于是量子妹养成了习惯，一次最多只戴两个断点夹。</w:t>
       </w:r>
@@ -365,15 +395,15 @@
         <w:rPr>
           <w:rFonts w:ascii="Tahoma" w:eastAsia="微软雅黑" w:hAnsi="Tahoma"/>
           <w:kern w:val="0"/>
-          <w:sz w:val="24"/>
-        </w:rPr>
-      </w:pPr>
-      <w:r>
-        <w:rPr>
-          <w:rFonts w:ascii="Tahoma" w:eastAsia="微软雅黑" w:hAnsi="Tahoma" w:hint="eastAsia"/>
-          <w:b/>
-          <w:kern w:val="0"/>
-          <w:sz w:val="24"/>
+          <w:sz w:val="22"/>
+        </w:rPr>
+      </w:pPr>
+      <w:r>
+        <w:rPr>
+          <w:rFonts w:ascii="Tahoma" w:eastAsia="微软雅黑" w:hAnsi="Tahoma" w:hint="eastAsia"/>
+          <w:b/>
+          <w:kern w:val="0"/>
+          <w:sz w:val="22"/>
         </w:rPr>
         <w:t>同步锁</w:t>
       </w:r>
@@ -382,7 +412,7 @@
           <w:rFonts w:ascii="Tahoma" w:eastAsia="微软雅黑" w:hAnsi="Tahoma" w:hint="eastAsia"/>
           <w:b/>
           <w:kern w:val="0"/>
-          <w:sz w:val="24"/>
+          <w:sz w:val="22"/>
         </w:rPr>
         <w:t>（</w:t>
       </w:r>
@@ -391,7 +421,7 @@
           <w:rFonts w:ascii="Tahoma" w:eastAsia="微软雅黑" w:hAnsi="Tahoma" w:hint="eastAsia"/>
           <w:b/>
           <w:kern w:val="0"/>
-          <w:sz w:val="24"/>
+          <w:sz w:val="22"/>
         </w:rPr>
         <w:t>Synchronized</w:t>
       </w:r>
@@ -400,7 +430,7 @@
           <w:rFonts w:ascii="Tahoma" w:eastAsia="微软雅黑" w:hAnsi="Tahoma"/>
           <w:b/>
           <w:kern w:val="0"/>
-          <w:sz w:val="24"/>
+          <w:sz w:val="22"/>
         </w:rPr>
         <w:t>Lock</w:t>
       </w:r>
@@ -409,7 +439,7 @@
           <w:rFonts w:ascii="Tahoma" w:eastAsia="微软雅黑" w:hAnsi="Tahoma" w:hint="eastAsia"/>
           <w:b/>
           <w:kern w:val="0"/>
-          <w:sz w:val="24"/>
+          <w:sz w:val="22"/>
         </w:rPr>
         <w:t>）</w:t>
       </w:r>
@@ -417,7 +447,7 @@
         <w:rPr>
           <w:rFonts w:ascii="Tahoma" w:eastAsia="微软雅黑" w:hAnsi="Tahoma" w:hint="eastAsia"/>
           <w:kern w:val="0"/>
-          <w:sz w:val="24"/>
+          <w:sz w:val="22"/>
         </w:rPr>
         <w:t>：</w:t>
       </w:r>
@@ -425,39 +455,79 @@
         <w:rPr>
           <w:rFonts w:ascii="Tahoma" w:eastAsia="微软雅黑" w:hAnsi="Tahoma" w:hint="eastAsia"/>
           <w:kern w:val="0"/>
-          <w:sz w:val="24"/>
-        </w:rPr>
-        <w:t>两个不同系统</w:t>
-      </w:r>
-      <w:r>
-        <w:rPr>
-          <w:rFonts w:ascii="Tahoma" w:eastAsia="微软雅黑" w:hAnsi="Tahoma" w:hint="eastAsia"/>
-          <w:kern w:val="0"/>
-          <w:sz w:val="24"/>
-        </w:rPr>
-        <w:t>世界</w:t>
-      </w:r>
-      <w:r>
-        <w:rPr>
-          <w:rFonts w:ascii="Tahoma" w:eastAsia="微软雅黑" w:hAnsi="Tahoma" w:hint="eastAsia"/>
-          <w:kern w:val="0"/>
-          <w:sz w:val="24"/>
-        </w:rPr>
-        <w:t>之间，非常容易在程序上发生失去时间同步的情况。同步锁用于锁住二者之间的时间先后关系，防止系统之间产生时间差。（如果未锁定，</w:t>
-      </w:r>
-      <w:r>
-        <w:rPr>
-          <w:rFonts w:ascii="Tahoma" w:eastAsia="微软雅黑" w:hAnsi="Tahoma" w:hint="eastAsia"/>
-          <w:kern w:val="0"/>
-          <w:sz w:val="24"/>
-        </w:rPr>
-        <w:t>很有可能</w:t>
-      </w:r>
-      <w:r>
-        <w:rPr>
-          <w:rFonts w:ascii="Tahoma" w:eastAsia="微软雅黑" w:hAnsi="Tahoma" w:hint="eastAsia"/>
-          <w:kern w:val="0"/>
-          <w:sz w:val="24"/>
+          <w:sz w:val="22"/>
+        </w:rPr>
+        <w:t>两个不同</w:t>
+      </w:r>
+      <w:r>
+        <w:rPr>
+          <w:rFonts w:ascii="Tahoma" w:eastAsia="微软雅黑" w:hAnsi="Tahoma" w:hint="eastAsia"/>
+          <w:kern w:val="0"/>
+          <w:sz w:val="22"/>
+        </w:rPr>
+        <w:t>星系</w:t>
+      </w:r>
+      <w:r>
+        <w:rPr>
+          <w:rFonts w:ascii="Tahoma" w:eastAsia="微软雅黑" w:hAnsi="Tahoma" w:hint="eastAsia"/>
+          <w:kern w:val="0"/>
+          <w:sz w:val="22"/>
+        </w:rPr>
+        <w:t>之间</w:t>
+      </w:r>
+      <w:r>
+        <w:rPr>
+          <w:rFonts w:ascii="Tahoma" w:eastAsia="微软雅黑" w:hAnsi="Tahoma" w:hint="eastAsia"/>
+          <w:kern w:val="0"/>
+          <w:sz w:val="22"/>
+        </w:rPr>
+        <w:t>，一定会发生频繁的钟慢效应。这种效应非常容易破坏</w:t>
+      </w:r>
+      <w:r>
+        <w:rPr>
+          <w:rFonts w:ascii="Tahoma" w:eastAsia="微软雅黑" w:hAnsi="Tahoma" w:hint="eastAsia"/>
+          <w:kern w:val="0"/>
+          <w:sz w:val="22"/>
+        </w:rPr>
+        <w:t>程序</w:t>
+      </w:r>
+      <w:r>
+        <w:rPr>
+          <w:rFonts w:ascii="Tahoma" w:eastAsia="微软雅黑" w:hAnsi="Tahoma" w:hint="eastAsia"/>
+          <w:kern w:val="0"/>
+          <w:sz w:val="22"/>
+        </w:rPr>
+        <w:t>之间的时间同步运行的稳定性</w:t>
+      </w:r>
+      <w:r>
+        <w:rPr>
+          <w:rFonts w:ascii="Tahoma" w:eastAsia="微软雅黑" w:hAnsi="Tahoma" w:hint="eastAsia"/>
+          <w:kern w:val="0"/>
+          <w:sz w:val="22"/>
+        </w:rPr>
+        <w:t>。同步锁用于锁住二者之间的时间先后关系，防止系统之间产生时间差。（如果未锁定，</w:t>
+      </w:r>
+      <w:r>
+        <w:rPr>
+          <w:rFonts w:ascii="Tahoma" w:eastAsia="微软雅黑" w:hAnsi="Tahoma" w:hint="eastAsia"/>
+          <w:kern w:val="0"/>
+          <w:sz w:val="22"/>
+        </w:rPr>
+        <w:t>严重的</w:t>
+      </w:r>
+      <w:r>
+        <w:rPr>
+          <w:rFonts w:ascii="Tahoma" w:eastAsia="微软雅黑" w:hAnsi="Tahoma" w:hint="eastAsia"/>
+          <w:kern w:val="0"/>
+          <w:sz w:val="22"/>
+        </w:rPr>
+        <w:t>可能</w:t>
+      </w:r>
+      <w:r>
+        <w:rPr>
+          <w:rFonts w:ascii="Tahoma" w:eastAsia="微软雅黑" w:hAnsi="Tahoma" w:hint="eastAsia"/>
+          <w:kern w:val="0"/>
+          <w:sz w:val="22"/>
         </w:rPr>
         <w:t>造成时空裂痕，</w:t>
       </w:r>
@@ -465,7 +535,7 @@
         <w:rPr>
           <w:rFonts w:ascii="Tahoma" w:eastAsia="微软雅黑" w:hAnsi="Tahoma" w:hint="eastAsia"/>
           <w:kern w:val="0"/>
-          <w:sz w:val="24"/>
+          <w:sz w:val="22"/>
         </w:rPr>
         <w:t>出现</w:t>
       </w:r>
@@ -473,15 +543,23 @@
         <w:rPr>
           <w:rFonts w:ascii="Tahoma" w:eastAsia="微软雅黑" w:hAnsi="Tahoma" w:hint="eastAsia"/>
           <w:kern w:val="0"/>
-          <w:sz w:val="24"/>
-        </w:rPr>
-        <w:t>两个系统相差</w:t>
-      </w:r>
-      <w:r>
-        <w:rPr>
-          <w:rFonts w:ascii="Tahoma" w:eastAsia="微软雅黑" w:hAnsi="Tahoma" w:hint="eastAsia"/>
-          <w:kern w:val="0"/>
-          <w:sz w:val="24"/>
+          <w:sz w:val="22"/>
+        </w:rPr>
+        <w:t>两个星系</w:t>
+      </w:r>
+      <w:r>
+        <w:rPr>
+          <w:rFonts w:ascii="Tahoma" w:eastAsia="微软雅黑" w:hAnsi="Tahoma" w:hint="eastAsia"/>
+          <w:kern w:val="0"/>
+          <w:sz w:val="22"/>
+        </w:rPr>
+        <w:t>相差</w:t>
+      </w:r>
+      <w:r>
+        <w:rPr>
+          <w:rFonts w:ascii="Tahoma" w:eastAsia="微软雅黑" w:hAnsi="Tahoma" w:hint="eastAsia"/>
+          <w:kern w:val="0"/>
+          <w:sz w:val="22"/>
         </w:rPr>
         <w:t>1</w:t>
       </w:r>
@@ -489,7 +567,7 @@
         <w:rPr>
           <w:rFonts w:ascii="Tahoma" w:eastAsia="微软雅黑" w:hAnsi="Tahoma" w:hint="eastAsia"/>
           <w:kern w:val="0"/>
-          <w:sz w:val="24"/>
+          <w:sz w:val="22"/>
         </w:rPr>
         <w:t>年</w:t>
       </w:r>
@@ -497,15 +575,15 @@
         <w:rPr>
           <w:rFonts w:ascii="Tahoma" w:eastAsia="微软雅黑" w:hAnsi="Tahoma" w:hint="eastAsia"/>
           <w:kern w:val="0"/>
-          <w:sz w:val="24"/>
-        </w:rPr>
-        <w:t>时间差</w:t>
-      </w:r>
-      <w:r>
-        <w:rPr>
-          <w:rFonts w:ascii="Tahoma" w:eastAsia="微软雅黑" w:hAnsi="Tahoma" w:hint="eastAsia"/>
-          <w:kern w:val="0"/>
-          <w:sz w:val="24"/>
+          <w:sz w:val="22"/>
+        </w:rPr>
+        <w:t>时间</w:t>
+      </w:r>
+      <w:r>
+        <w:rPr>
+          <w:rFonts w:ascii="Tahoma" w:eastAsia="微软雅黑" w:hAnsi="Tahoma" w:hint="eastAsia"/>
+          <w:kern w:val="0"/>
+          <w:sz w:val="22"/>
         </w:rPr>
         <w:t>的</w:t>
       </w:r>
@@ -513,7 +591,7 @@
         <w:rPr>
           <w:rFonts w:ascii="Tahoma" w:eastAsia="微软雅黑" w:hAnsi="Tahoma" w:hint="eastAsia"/>
           <w:kern w:val="0"/>
-          <w:sz w:val="24"/>
+          <w:sz w:val="22"/>
         </w:rPr>
         <w:t>情况</w:t>
       </w:r>
@@ -521,7 +599,7 @@
         <w:rPr>
           <w:rFonts w:ascii="Tahoma" w:eastAsia="微软雅黑" w:hAnsi="Tahoma" w:hint="eastAsia"/>
           <w:kern w:val="0"/>
-          <w:sz w:val="24"/>
+          <w:sz w:val="22"/>
         </w:rPr>
         <w:t>。）</w:t>
       </w:r>
@@ -529,15 +607,15 @@
         <w:rPr>
           <w:rFonts w:ascii="Tahoma" w:eastAsia="微软雅黑" w:hAnsi="Tahoma" w:hint="eastAsia"/>
           <w:kern w:val="0"/>
-          <w:sz w:val="24"/>
-        </w:rPr>
-        <w:t>另外，越古老越厚重的锁，越经得起</w:t>
-      </w:r>
-      <w:r>
-        <w:rPr>
-          <w:rFonts w:ascii="Tahoma" w:eastAsia="微软雅黑" w:hAnsi="Tahoma" w:hint="eastAsia"/>
-          <w:kern w:val="0"/>
-          <w:sz w:val="24"/>
+          <w:sz w:val="22"/>
+        </w:rPr>
+        <w:t>越古老越厚重的锁，越经得起</w:t>
+      </w:r>
+      <w:r>
+        <w:rPr>
+          <w:rFonts w:ascii="Tahoma" w:eastAsia="微软雅黑" w:hAnsi="Tahoma" w:hint="eastAsia"/>
+          <w:kern w:val="0"/>
+          <w:sz w:val="22"/>
         </w:rPr>
         <w:t>历史的检验</w:t>
       </w:r>
@@ -545,7 +623,7 @@
         <w:rPr>
           <w:rFonts w:ascii="Tahoma" w:eastAsia="微软雅黑" w:hAnsi="Tahoma" w:hint="eastAsia"/>
           <w:kern w:val="0"/>
-          <w:sz w:val="24"/>
+          <w:sz w:val="22"/>
         </w:rPr>
         <w:t>，这也是她选择</w:t>
       </w:r>
@@ -553,7 +631,7 @@
         <w:rPr>
           <w:rFonts w:ascii="Tahoma" w:eastAsia="微软雅黑" w:hAnsi="Tahoma" w:hint="eastAsia"/>
           <w:kern w:val="0"/>
-          <w:sz w:val="24"/>
+          <w:sz w:val="22"/>
         </w:rPr>
         <w:t>古</w:t>
       </w:r>
@@ -561,7 +639,7 @@
         <w:rPr>
           <w:rFonts w:ascii="Tahoma" w:eastAsia="微软雅黑" w:hAnsi="Tahoma" w:hint="eastAsia"/>
           <w:kern w:val="0"/>
-          <w:sz w:val="24"/>
+          <w:sz w:val="22"/>
         </w:rPr>
         <w:t>锁的原因。</w:t>
       </w:r>
@@ -576,15 +654,15 @@
         <w:rPr>
           <w:rFonts w:ascii="Tahoma" w:eastAsia="微软雅黑" w:hAnsi="Tahoma"/>
           <w:kern w:val="0"/>
-          <w:sz w:val="24"/>
-        </w:rPr>
-      </w:pPr>
-      <w:r>
-        <w:rPr>
-          <w:rFonts w:ascii="Tahoma" w:eastAsia="微软雅黑" w:hAnsi="Tahoma" w:hint="eastAsia"/>
-          <w:b/>
-          <w:kern w:val="0"/>
-          <w:sz w:val="24"/>
+          <w:sz w:val="22"/>
+        </w:rPr>
+      </w:pPr>
+      <w:r>
+        <w:rPr>
+          <w:rFonts w:ascii="Tahoma" w:eastAsia="微软雅黑" w:hAnsi="Tahoma" w:hint="eastAsia"/>
+          <w:b/>
+          <w:kern w:val="0"/>
+          <w:sz w:val="22"/>
         </w:rPr>
         <w:lastRenderedPageBreak/>
         <w:t>螺旋模型（</w:t>
@@ -594,7 +672,7 @@
           <w:rFonts w:ascii="Tahoma" w:eastAsia="微软雅黑" w:hAnsi="Tahoma" w:hint="eastAsia"/>
           <w:b/>
           <w:kern w:val="0"/>
-          <w:sz w:val="24"/>
+          <w:sz w:val="22"/>
         </w:rPr>
         <w:t>SpiralModel</w:t>
       </w:r>
@@ -603,7 +681,7 @@
           <w:rFonts w:ascii="Tahoma" w:eastAsia="微软雅黑" w:hAnsi="Tahoma" w:hint="eastAsia"/>
           <w:b/>
           <w:kern w:val="0"/>
-          <w:sz w:val="24"/>
+          <w:sz w:val="22"/>
         </w:rPr>
         <w:t>）</w:t>
       </w:r>
@@ -611,7 +689,7 @@
         <w:rPr>
           <w:rFonts w:ascii="Tahoma" w:eastAsia="微软雅黑" w:hAnsi="Tahoma" w:hint="eastAsia"/>
           <w:kern w:val="0"/>
-          <w:sz w:val="24"/>
+          <w:sz w:val="22"/>
         </w:rPr>
         <w:t>：螺旋模型是一套成熟的软件开发方法模型。最大的特点是时刻对软件进行</w:t>
       </w:r>
@@ -619,7 +697,7 @@
         <w:rPr>
           <w:rFonts w:ascii="Tahoma" w:eastAsia="微软雅黑" w:hAnsi="Tahoma"/>
           <w:kern w:val="0"/>
-          <w:sz w:val="24"/>
+          <w:sz w:val="22"/>
         </w:rPr>
         <w:t>风险分析，</w:t>
       </w:r>
@@ -627,7 +705,7 @@
         <w:rPr>
           <w:rFonts w:ascii="Tahoma" w:eastAsia="微软雅黑" w:hAnsi="Tahoma" w:hint="eastAsia"/>
           <w:kern w:val="0"/>
-          <w:sz w:val="24"/>
+          <w:sz w:val="22"/>
         </w:rPr>
         <w:t>在</w:t>
       </w:r>
@@ -635,7 +713,7 @@
         <w:rPr>
           <w:rFonts w:ascii="Tahoma" w:eastAsia="微软雅黑" w:hAnsi="Tahoma"/>
           <w:kern w:val="0"/>
-          <w:sz w:val="24"/>
+          <w:sz w:val="22"/>
         </w:rPr>
         <w:t>无法排除重大风险时有机会</w:t>
       </w:r>
@@ -643,7 +721,7 @@
         <w:rPr>
           <w:rFonts w:ascii="Tahoma" w:eastAsia="微软雅黑" w:hAnsi="Tahoma" w:hint="eastAsia"/>
           <w:kern w:val="0"/>
-          <w:sz w:val="24"/>
+          <w:sz w:val="22"/>
         </w:rPr>
         <w:t>立即</w:t>
       </w:r>
@@ -651,7 +729,7 @@
         <w:rPr>
           <w:rFonts w:ascii="Tahoma" w:eastAsia="微软雅黑" w:hAnsi="Tahoma"/>
           <w:kern w:val="0"/>
-          <w:sz w:val="24"/>
+          <w:sz w:val="22"/>
         </w:rPr>
         <w:t>停止</w:t>
       </w:r>
@@ -659,7 +737,7 @@
         <w:rPr>
           <w:rFonts w:ascii="Tahoma" w:eastAsia="微软雅黑" w:hAnsi="Tahoma" w:hint="eastAsia"/>
           <w:kern w:val="0"/>
-          <w:sz w:val="24"/>
+          <w:sz w:val="22"/>
         </w:rPr>
         <w:t>软件开发。这种模型结构也极大影响了量子妹做事风格，使得她更多地顾全事物的诸多方面，性格沉稳</w:t>
       </w:r>
@@ -667,7 +745,7 @@
         <w:rPr>
           <w:rFonts w:ascii="Tahoma" w:eastAsia="微软雅黑" w:hAnsi="Tahoma" w:hint="eastAsia"/>
           <w:kern w:val="0"/>
-          <w:sz w:val="24"/>
+          <w:sz w:val="22"/>
         </w:rPr>
         <w:t>，在关键时刻会果断做出决定</w:t>
       </w:r>
@@ -675,9 +753,57 @@
         <w:rPr>
           <w:rFonts w:ascii="Tahoma" w:eastAsia="微软雅黑" w:hAnsi="Tahoma" w:hint="eastAsia"/>
           <w:kern w:val="0"/>
-          <w:sz w:val="24"/>
+          <w:sz w:val="22"/>
         </w:rPr>
         <w:t>。</w:t>
+      </w:r>
+      <w:r>
+        <w:rPr>
+          <w:rFonts w:ascii="Tahoma" w:eastAsia="微软雅黑" w:hAnsi="Tahoma" w:hint="eastAsia"/>
+          <w:kern w:val="0"/>
+          <w:sz w:val="22"/>
+        </w:rPr>
+        <w:t>不过，很多时候她</w:t>
+      </w:r>
+      <w:r>
+        <w:rPr>
+          <w:rFonts w:ascii="Tahoma" w:eastAsia="微软雅黑" w:hAnsi="Tahoma" w:hint="eastAsia"/>
+          <w:kern w:val="0"/>
+          <w:sz w:val="22"/>
+        </w:rPr>
+        <w:t>实际做的决定</w:t>
+      </w:r>
+      <w:r>
+        <w:rPr>
+          <w:rFonts w:ascii="Tahoma" w:eastAsia="微软雅黑" w:hAnsi="Tahoma" w:hint="eastAsia"/>
+          <w:kern w:val="0"/>
+          <w:sz w:val="22"/>
+        </w:rPr>
+        <w:t>并没有想象中那么沉稳，由于她的</w:t>
+      </w:r>
+      <w:r>
+        <w:rPr>
+          <w:rFonts w:ascii="Tahoma" w:eastAsia="微软雅黑" w:hAnsi="Tahoma" w:hint="eastAsia"/>
+          <w:kern w:val="0"/>
+          <w:sz w:val="22"/>
+        </w:rPr>
+        <w:t>面部</w:t>
+      </w:r>
+      <w:r>
+        <w:rPr>
+          <w:rFonts w:ascii="Tahoma" w:eastAsia="微软雅黑" w:hAnsi="Tahoma" w:hint="eastAsia"/>
+          <w:kern w:val="0"/>
+          <w:sz w:val="22"/>
+        </w:rPr>
+        <w:t>表情不明显，</w:t>
+      </w:r>
+      <w:r>
+        <w:rPr>
+          <w:rFonts w:ascii="Tahoma" w:eastAsia="微软雅黑" w:hAnsi="Tahoma" w:hint="eastAsia"/>
+          <w:kern w:val="0"/>
+          <w:sz w:val="22"/>
+        </w:rPr>
+        <w:t>看似很稳，实际很慌。</w:t>
       </w:r>
     </w:p>
     <w:p>
@@ -690,15 +816,15 @@
         <w:rPr>
           <w:rFonts w:ascii="Tahoma" w:eastAsia="微软雅黑" w:hAnsi="Tahoma"/>
           <w:kern w:val="0"/>
-          <w:sz w:val="24"/>
-        </w:rPr>
-      </w:pPr>
-      <w:r>
-        <w:rPr>
-          <w:rFonts w:ascii="Tahoma" w:eastAsia="微软雅黑" w:hAnsi="Tahoma" w:hint="eastAsia"/>
-          <w:b/>
-          <w:kern w:val="0"/>
-          <w:sz w:val="24"/>
+          <w:sz w:val="22"/>
+        </w:rPr>
+      </w:pPr>
+      <w:r>
+        <w:rPr>
+          <w:rFonts w:ascii="Tahoma" w:eastAsia="微软雅黑" w:hAnsi="Tahoma" w:hint="eastAsia"/>
+          <w:b/>
+          <w:kern w:val="0"/>
+          <w:sz w:val="22"/>
         </w:rPr>
         <w:t>可视化连衣裙（</w:t>
       </w:r>
@@ -707,7 +833,7 @@
           <w:rFonts w:ascii="Tahoma" w:eastAsia="微软雅黑" w:hAnsi="Tahoma" w:hint="eastAsia"/>
           <w:b/>
           <w:kern w:val="0"/>
-          <w:sz w:val="24"/>
+          <w:sz w:val="22"/>
         </w:rPr>
         <w:t>VisibleDress</w:t>
       </w:r>
@@ -716,7 +842,7 @@
           <w:rFonts w:ascii="Tahoma" w:eastAsia="微软雅黑" w:hAnsi="Tahoma" w:hint="eastAsia"/>
           <w:b/>
           <w:kern w:val="0"/>
-          <w:sz w:val="24"/>
+          <w:sz w:val="22"/>
         </w:rPr>
         <w:t>）</w:t>
       </w:r>
@@ -724,7 +850,7 @@
         <w:rPr>
           <w:rFonts w:ascii="Tahoma" w:eastAsia="微软雅黑" w:hAnsi="Tahoma" w:hint="eastAsia"/>
           <w:kern w:val="0"/>
-          <w:sz w:val="24"/>
+          <w:sz w:val="22"/>
         </w:rPr>
         <w:t>：</w:t>
       </w:r>
@@ -732,24 +858,10 @@
         <w:rPr>
           <w:rFonts w:ascii="Tahoma" w:eastAsia="微软雅黑" w:hAnsi="Tahoma" w:hint="eastAsia"/>
           <w:kern w:val="0"/>
-          <w:sz w:val="24"/>
+          <w:sz w:val="22"/>
         </w:rPr>
         <w:t>穿上了这个连衣裙，能让其他小爱丽丝能够看见她，这种连衣裙可以将物体具象化，只不过这条裙子是蓝色的，具象化也只有蓝色。（换条红裙子，量子妹就是红色的啦。）至于量子妹本体是什么样的，或许本身就不可见？又或许是不明能量体的交织态？这个就不清楚了。</w:t>
       </w:r>
-    </w:p>
-    <w:p>
-      <w:pPr>
-        <w:widowControl/>
-        <w:adjustRightInd w:val="0"/>
-        <w:snapToGrid w:val="0"/>
-        <w:spacing w:after="200"/>
-        <w:jc w:val="left"/>
-        <w:rPr>
-          <w:rFonts w:ascii="Tahoma" w:eastAsia="微软雅黑" w:hAnsi="Tahoma"/>
-          <w:kern w:val="0"/>
-          <w:sz w:val="24"/>
-        </w:rPr>
-      </w:pPr>
     </w:p>
     <w:tbl>
       <w:tblPr>
@@ -777,7 +889,7 @@
                 <w:bCs/>
                 <w:color w:val="A6A6A6" w:themeColor="background1" w:themeShade="A6"/>
                 <w:kern w:val="0"/>
-                <w:sz w:val="24"/>
+                <w:sz w:val="22"/>
               </w:rPr>
             </w:pPr>
             <w:r>
@@ -787,7 +899,7 @@
                 <w:bCs/>
                 <w:color w:val="A6A6A6" w:themeColor="background1" w:themeShade="A6"/>
                 <w:kern w:val="0"/>
-                <w:sz w:val="24"/>
+                <w:sz w:val="22"/>
               </w:rPr>
               <w:t>没什么用的灵感：</w:t>
             </w:r>
@@ -802,7 +914,7 @@
                 <w:rFonts w:ascii="Tahoma" w:eastAsia="微软雅黑" w:hAnsi="Tahoma"/>
                 <w:color w:val="A6A6A6" w:themeColor="background1" w:themeShade="A6"/>
                 <w:kern w:val="0"/>
-                <w:sz w:val="24"/>
+                <w:sz w:val="22"/>
               </w:rPr>
             </w:pPr>
             <w:r>
@@ -810,7 +922,7 @@
                 <w:rFonts w:ascii="Tahoma" w:eastAsia="微软雅黑" w:hAnsi="Tahoma"/>
                 <w:color w:val="A6A6A6" w:themeColor="background1" w:themeShade="A6"/>
                 <w:kern w:val="0"/>
-                <w:sz w:val="24"/>
+                <w:sz w:val="22"/>
               </w:rPr>
               <w:t>“</w:t>
             </w:r>
@@ -819,7 +931,7 @@
                 <w:rFonts w:ascii="Tahoma" w:eastAsia="微软雅黑" w:hAnsi="Tahoma" w:hint="eastAsia"/>
                 <w:color w:val="A6A6A6" w:themeColor="background1" w:themeShade="A6"/>
                 <w:kern w:val="0"/>
-                <w:sz w:val="24"/>
+                <w:sz w:val="22"/>
               </w:rPr>
               <w:t>量子妹</w:t>
             </w:r>
@@ -828,7 +940,7 @@
                 <w:rFonts w:ascii="Tahoma" w:eastAsia="微软雅黑" w:hAnsi="Tahoma"/>
                 <w:color w:val="A6A6A6" w:themeColor="background1" w:themeShade="A6"/>
                 <w:kern w:val="0"/>
-                <w:sz w:val="24"/>
+                <w:sz w:val="22"/>
               </w:rPr>
               <w:t>”</w:t>
             </w:r>
@@ -837,7 +949,7 @@
                 <w:rFonts w:ascii="Tahoma" w:eastAsia="微软雅黑" w:hAnsi="Tahoma" w:hint="eastAsia"/>
                 <w:color w:val="A6A6A6" w:themeColor="background1" w:themeShade="A6"/>
                 <w:kern w:val="0"/>
-                <w:sz w:val="24"/>
+                <w:sz w:val="22"/>
               </w:rPr>
               <w:t>是一个随意创造出来的词，如果作者我不是在</w:t>
             </w:r>
@@ -846,7 +958,7 @@
                 <w:rFonts w:ascii="Tahoma" w:eastAsia="微软雅黑" w:hAnsi="Tahoma" w:hint="eastAsia"/>
                 <w:color w:val="A6A6A6" w:themeColor="background1" w:themeShade="A6"/>
                 <w:kern w:val="0"/>
-                <w:sz w:val="24"/>
+                <w:sz w:val="22"/>
               </w:rPr>
               <w:t>rpg</w:t>
             </w:r>
@@ -855,18 +967,9 @@
                 <w:rFonts w:ascii="Tahoma" w:eastAsia="微软雅黑" w:hAnsi="Tahoma" w:hint="eastAsia"/>
                 <w:color w:val="A6A6A6" w:themeColor="background1" w:themeShade="A6"/>
                 <w:kern w:val="0"/>
-                <w:sz w:val="24"/>
+                <w:sz w:val="22"/>
               </w:rPr>
-              <w:t>游戏领域</w:t>
-            </w:r>
-            <w:r>
-              <w:rPr>
-                <w:rFonts w:ascii="Tahoma" w:eastAsia="微软雅黑" w:hAnsi="Tahoma" w:hint="eastAsia"/>
-                <w:color w:val="A6A6A6" w:themeColor="background1" w:themeShade="A6"/>
-                <w:kern w:val="0"/>
-                <w:sz w:val="24"/>
-              </w:rPr>
-              <w:t>开坑的话，或许她可能会叫别的名字，比如：</w:t>
+              <w:t>游戏领域开坑的话，或许她可能会叫别的名字，比如：</w:t>
             </w:r>
           </w:p>
           <w:p>
@@ -874,13 +977,13 @@
               <w:widowControl/>
               <w:adjustRightInd w:val="0"/>
               <w:snapToGrid w:val="0"/>
-              <w:ind w:firstLineChars="200" w:firstLine="480"/>
+              <w:ind w:firstLineChars="200" w:firstLine="440"/>
               <w:jc w:val="left"/>
               <w:rPr>
                 <w:rFonts w:ascii="Tahoma" w:eastAsia="微软雅黑" w:hAnsi="Tahoma"/>
                 <w:color w:val="A6A6A6" w:themeColor="background1" w:themeShade="A6"/>
                 <w:kern w:val="0"/>
-                <w:sz w:val="24"/>
+                <w:sz w:val="22"/>
               </w:rPr>
             </w:pPr>
             <w:r>
@@ -888,7 +991,7 @@
                 <w:rFonts w:ascii="Tahoma" w:eastAsia="微软雅黑" w:hAnsi="Tahoma" w:hint="eastAsia"/>
                 <w:color w:val="A6A6A6" w:themeColor="background1" w:themeShade="A6"/>
                 <w:kern w:val="0"/>
-                <w:sz w:val="24"/>
+                <w:sz w:val="22"/>
               </w:rPr>
               <w:t>量子少女（歌姬类游戏）</w:t>
             </w:r>
@@ -898,13 +1001,13 @@
               <w:widowControl/>
               <w:adjustRightInd w:val="0"/>
               <w:snapToGrid w:val="0"/>
-              <w:ind w:firstLineChars="200" w:firstLine="480"/>
+              <w:ind w:firstLineChars="200" w:firstLine="440"/>
               <w:jc w:val="left"/>
               <w:rPr>
                 <w:rFonts w:ascii="Tahoma" w:eastAsia="微软雅黑" w:hAnsi="Tahoma"/>
                 <w:color w:val="A6A6A6" w:themeColor="background1" w:themeShade="A6"/>
                 <w:kern w:val="0"/>
-                <w:sz w:val="24"/>
+                <w:sz w:val="22"/>
               </w:rPr>
             </w:pPr>
             <w:r>
@@ -912,7 +1015,7 @@
                 <w:rFonts w:ascii="Tahoma" w:eastAsia="微软雅黑" w:hAnsi="Tahoma" w:hint="eastAsia"/>
                 <w:color w:val="A6A6A6" w:themeColor="background1" w:themeShade="A6"/>
                 <w:kern w:val="0"/>
-                <w:sz w:val="24"/>
+                <w:sz w:val="22"/>
               </w:rPr>
               <w:t>量子萝莉（日系养成游戏）</w:t>
             </w:r>
@@ -922,13 +1025,13 @@
               <w:widowControl/>
               <w:adjustRightInd w:val="0"/>
               <w:snapToGrid w:val="0"/>
-              <w:ind w:firstLineChars="200" w:firstLine="480"/>
+              <w:ind w:firstLineChars="200" w:firstLine="440"/>
               <w:jc w:val="left"/>
               <w:rPr>
                 <w:rFonts w:ascii="Tahoma" w:eastAsia="微软雅黑" w:hAnsi="Tahoma"/>
                 <w:color w:val="A6A6A6" w:themeColor="background1" w:themeShade="A6"/>
                 <w:kern w:val="0"/>
-                <w:sz w:val="24"/>
+                <w:sz w:val="22"/>
               </w:rPr>
             </w:pPr>
             <w:r>
@@ -936,7 +1039,7 @@
                 <w:rFonts w:ascii="Tahoma" w:eastAsia="微软雅黑" w:hAnsi="Tahoma" w:hint="eastAsia"/>
                 <w:color w:val="A6A6A6" w:themeColor="background1" w:themeShade="A6"/>
                 <w:kern w:val="0"/>
-                <w:sz w:val="24"/>
+                <w:sz w:val="22"/>
               </w:rPr>
               <w:t>量子女孩（欧美游戏）</w:t>
             </w:r>
@@ -946,13 +1049,13 @@
               <w:widowControl/>
               <w:adjustRightInd w:val="0"/>
               <w:snapToGrid w:val="0"/>
-              <w:ind w:firstLineChars="200" w:firstLine="480"/>
+              <w:ind w:firstLineChars="200" w:firstLine="440"/>
               <w:jc w:val="left"/>
               <w:rPr>
                 <w:rFonts w:ascii="Tahoma" w:eastAsia="微软雅黑" w:hAnsi="Tahoma"/>
                 <w:color w:val="A6A6A6" w:themeColor="background1" w:themeShade="A6"/>
                 <w:kern w:val="0"/>
-                <w:sz w:val="24"/>
+                <w:sz w:val="22"/>
               </w:rPr>
             </w:pPr>
             <w:r>
@@ -960,7 +1063,7 @@
                 <w:rFonts w:ascii="Tahoma" w:eastAsia="微软雅黑" w:hAnsi="Tahoma" w:hint="eastAsia"/>
                 <w:color w:val="A6A6A6" w:themeColor="background1" w:themeShade="A6"/>
                 <w:kern w:val="0"/>
-                <w:sz w:val="24"/>
+                <w:sz w:val="22"/>
               </w:rPr>
               <w:t>量子姬（国产手游）</w:t>
             </w:r>
@@ -970,13 +1073,13 @@
               <w:widowControl/>
               <w:adjustRightInd w:val="0"/>
               <w:snapToGrid w:val="0"/>
-              <w:ind w:firstLineChars="200" w:firstLine="480"/>
+              <w:ind w:firstLineChars="200" w:firstLine="440"/>
               <w:jc w:val="left"/>
               <w:rPr>
                 <w:rFonts w:ascii="Tahoma" w:eastAsia="微软雅黑" w:hAnsi="Tahoma"/>
                 <w:color w:val="A6A6A6" w:themeColor="background1" w:themeShade="A6"/>
                 <w:kern w:val="0"/>
-                <w:sz w:val="24"/>
+                <w:sz w:val="22"/>
               </w:rPr>
             </w:pPr>
             <w:r>
@@ -984,7 +1087,7 @@
                 <w:rFonts w:ascii="Tahoma" w:eastAsia="微软雅黑" w:hAnsi="Tahoma" w:hint="eastAsia"/>
                 <w:color w:val="A6A6A6" w:themeColor="background1" w:themeShade="A6"/>
                 <w:kern w:val="0"/>
-                <w:sz w:val="24"/>
+                <w:sz w:val="22"/>
               </w:rPr>
               <w:t>量子伊人（古典风游戏）</w:t>
             </w:r>
@@ -994,13 +1097,13 @@
               <w:widowControl/>
               <w:adjustRightInd w:val="0"/>
               <w:snapToGrid w:val="0"/>
-              <w:ind w:firstLineChars="200" w:firstLine="480"/>
+              <w:ind w:firstLineChars="200" w:firstLine="440"/>
               <w:jc w:val="left"/>
               <w:rPr>
                 <w:rFonts w:ascii="Tahoma" w:eastAsia="微软雅黑" w:hAnsi="Tahoma"/>
                 <w:color w:val="A6A6A6" w:themeColor="background1" w:themeShade="A6"/>
                 <w:kern w:val="0"/>
-                <w:sz w:val="24"/>
+                <w:sz w:val="22"/>
               </w:rPr>
             </w:pPr>
             <w:r>
@@ -1008,25 +1111,16 @@
                 <w:rFonts w:ascii="Tahoma" w:eastAsia="微软雅黑" w:hAnsi="Tahoma" w:hint="eastAsia"/>
                 <w:color w:val="A6A6A6" w:themeColor="background1" w:themeShade="A6"/>
                 <w:kern w:val="0"/>
-                <w:sz w:val="24"/>
+                <w:sz w:val="22"/>
               </w:rPr>
-              <w:t>小量量（上世纪主机游戏</w:t>
-            </w:r>
-            <w:r>
-              <w:rPr>
-                <w:rFonts w:ascii="Tahoma" w:eastAsia="微软雅黑" w:hAnsi="Tahoma" w:hint="eastAsia"/>
-                <w:color w:val="A6A6A6" w:themeColor="background1" w:themeShade="A6"/>
-                <w:kern w:val="0"/>
-                <w:sz w:val="24"/>
-              </w:rPr>
-              <w:t>：</w:t>
+              <w:t>小量量（上世纪主机游戏：</w:t>
             </w:r>
             <w:r>
               <w:rPr>
                 <w:rFonts w:ascii="Tahoma" w:eastAsia="微软雅黑" w:hAnsi="Tahoma"/>
                 <w:color w:val="A6A6A6" w:themeColor="background1" w:themeShade="A6"/>
                 <w:kern w:val="0"/>
-                <w:sz w:val="24"/>
+                <w:sz w:val="22"/>
               </w:rPr>
               <w:t>”</w:t>
             </w:r>
@@ -1035,7 +1129,7 @@
                 <w:rFonts w:ascii="Tahoma" w:eastAsia="微软雅黑" w:hAnsi="Tahoma" w:hint="eastAsia"/>
                 <w:color w:val="A6A6A6" w:themeColor="background1" w:themeShade="A6"/>
                 <w:kern w:val="0"/>
-                <w:sz w:val="24"/>
+                <w:sz w:val="22"/>
               </w:rPr>
               <w:t>小量量大冒险</w:t>
             </w:r>
@@ -1044,7 +1138,7 @@
                 <w:rFonts w:ascii="Tahoma" w:eastAsia="微软雅黑" w:hAnsi="Tahoma"/>
                 <w:color w:val="A6A6A6" w:themeColor="background1" w:themeShade="A6"/>
                 <w:kern w:val="0"/>
-                <w:sz w:val="24"/>
+                <w:sz w:val="22"/>
               </w:rPr>
               <w:t>”</w:t>
             </w:r>
@@ -1053,7 +1147,7 @@
                 <w:rFonts w:ascii="Tahoma" w:eastAsia="微软雅黑" w:hAnsi="Tahoma" w:hint="eastAsia"/>
                 <w:color w:val="A6A6A6" w:themeColor="background1" w:themeShade="A6"/>
                 <w:kern w:val="0"/>
-                <w:sz w:val="24"/>
+                <w:sz w:val="22"/>
               </w:rPr>
               <w:t>）</w:t>
             </w:r>
@@ -1063,13 +1157,13 @@
               <w:widowControl/>
               <w:adjustRightInd w:val="0"/>
               <w:snapToGrid w:val="0"/>
-              <w:ind w:firstLineChars="200" w:firstLine="480"/>
+              <w:ind w:firstLineChars="200" w:firstLine="440"/>
               <w:jc w:val="left"/>
               <w:rPr>
-                <w:rFonts w:ascii="Tahoma" w:eastAsia="微软雅黑" w:hAnsi="Tahoma" w:hint="eastAsia"/>
+                <w:rFonts w:ascii="Tahoma" w:eastAsia="微软雅黑" w:hAnsi="Tahoma"/>
                 <w:color w:val="A6A6A6" w:themeColor="background1" w:themeShade="A6"/>
                 <w:kern w:val="0"/>
-                <w:sz w:val="24"/>
+                <w:sz w:val="22"/>
               </w:rPr>
             </w:pPr>
             <w:r>
@@ -1077,7 +1171,7 @@
                 <w:rFonts w:ascii="Tahoma" w:eastAsia="微软雅黑" w:hAnsi="Tahoma" w:hint="eastAsia"/>
                 <w:color w:val="A6A6A6" w:themeColor="background1" w:themeShade="A6"/>
                 <w:kern w:val="0"/>
-                <w:sz w:val="24"/>
+                <w:sz w:val="22"/>
               </w:rPr>
               <w:t>量子妈（广场舞</w:t>
             </w:r>
@@ -1086,7 +1180,7 @@
                 <w:rFonts w:ascii="Tahoma" w:eastAsia="微软雅黑" w:hAnsi="Tahoma" w:hint="eastAsia"/>
                 <w:color w:val="A6A6A6" w:themeColor="background1" w:themeShade="A6"/>
                 <w:kern w:val="0"/>
-                <w:sz w:val="24"/>
+                <w:sz w:val="22"/>
               </w:rPr>
               <w:t>？健美操？主播？…</w:t>
             </w:r>
@@ -1095,7 +1189,7 @@
                 <w:rFonts w:ascii="Tahoma" w:eastAsia="微软雅黑" w:hAnsi="Tahoma" w:hint="eastAsia"/>
                 <w:color w:val="A6A6A6" w:themeColor="background1" w:themeShade="A6"/>
                 <w:kern w:val="0"/>
-                <w:sz w:val="24"/>
+                <w:sz w:val="22"/>
               </w:rPr>
               <w:t>）</w:t>
             </w:r>
@@ -1105,12 +1199,12 @@
               <w:widowControl/>
               <w:adjustRightInd w:val="0"/>
               <w:snapToGrid w:val="0"/>
-              <w:ind w:firstLineChars="200" w:firstLine="480"/>
+              <w:ind w:firstLineChars="200" w:firstLine="440"/>
               <w:jc w:val="left"/>
               <w:rPr>
                 <w:rFonts w:ascii="Tahoma" w:eastAsia="微软雅黑" w:hAnsi="Tahoma"/>
                 <w:kern w:val="0"/>
-                <w:sz w:val="24"/>
+                <w:sz w:val="22"/>
               </w:rPr>
             </w:pPr>
             <w:r>
@@ -1118,7 +1212,7 @@
                 <w:rFonts w:ascii="Tahoma" w:eastAsia="微软雅黑" w:hAnsi="Tahoma" w:hint="eastAsia"/>
                 <w:color w:val="A6A6A6" w:themeColor="background1" w:themeShade="A6"/>
                 <w:kern w:val="0"/>
-                <w:sz w:val="24"/>
+                <w:sz w:val="22"/>
               </w:rPr>
               <w:t>……</w:t>
             </w:r>
@@ -1132,12 +1226,156 @@
           <w:rFonts w:ascii="Tahoma" w:eastAsia="微软雅黑" w:hAnsi="Tahoma"/>
           <w:color w:val="A6A6A6" w:themeColor="background1" w:themeShade="A6"/>
           <w:kern w:val="0"/>
+          <w:sz w:val="22"/>
+        </w:rPr>
+      </w:pPr>
+    </w:p>
+    <w:p>
+      <w:pPr>
+        <w:pStyle w:val="3"/>
+        <w:rPr>
+          <w:rFonts w:ascii="微软雅黑" w:eastAsia="微软雅黑" w:hAnsi="微软雅黑"/>
           <w:sz w:val="24"/>
-        </w:rPr>
-      </w:pPr>
-    </w:p>
-    <w:p>
-      <w:r>
+          <w:szCs w:val="24"/>
+        </w:rPr>
+      </w:pPr>
+      <w:r>
+        <w:rPr>
+          <w:rFonts w:ascii="微软雅黑" w:eastAsia="微软雅黑" w:hAnsi="微软雅黑" w:hint="eastAsia"/>
+          <w:sz w:val="24"/>
+          <w:szCs w:val="24"/>
+        </w:rPr>
+        <w:t>社会关系设定</w:t>
+      </w:r>
+    </w:p>
+    <w:p>
+      <w:pPr>
+        <w:snapToGrid w:val="0"/>
+        <w:spacing w:after="200"/>
+        <w:rPr>
+          <w:rFonts w:ascii="Tahoma" w:eastAsia="微软雅黑" w:hAnsi="Tahoma"/>
+          <w:kern w:val="0"/>
+          <w:sz w:val="22"/>
+        </w:rPr>
+      </w:pPr>
+      <w:r>
+        <w:rPr>
+          <w:rFonts w:ascii="Tahoma" w:eastAsia="微软雅黑" w:hAnsi="Tahoma" w:hint="eastAsia"/>
+          <w:b/>
+          <w:kern w:val="0"/>
+          <w:sz w:val="22"/>
+        </w:rPr>
+        <w:t>管理员（</w:t>
+      </w:r>
+      <w:r>
+        <w:rPr>
+          <w:rFonts w:ascii="Tahoma" w:eastAsia="微软雅黑" w:hAnsi="Tahoma" w:hint="eastAsia"/>
+          <w:b/>
+          <w:kern w:val="0"/>
+          <w:sz w:val="22"/>
+        </w:rPr>
+        <w:t>administrator</w:t>
+      </w:r>
+      <w:r>
+        <w:rPr>
+          <w:rFonts w:ascii="Tahoma" w:eastAsia="微软雅黑" w:hAnsi="Tahoma" w:hint="eastAsia"/>
+          <w:b/>
+          <w:kern w:val="0"/>
+          <w:sz w:val="22"/>
+        </w:rPr>
+        <w:t>）</w:t>
+      </w:r>
+      <w:r>
+        <w:rPr>
+          <w:rFonts w:ascii="Tahoma" w:eastAsia="微软雅黑" w:hAnsi="Tahoma" w:hint="eastAsia"/>
+          <w:kern w:val="0"/>
+          <w:sz w:val="22"/>
+        </w:rPr>
+        <w:t>：</w:t>
+      </w:r>
+      <w:r>
+        <w:rPr>
+          <w:rFonts w:ascii="Tahoma" w:eastAsia="微软雅黑" w:hAnsi="Tahoma" w:hint="eastAsia"/>
+          <w:kern w:val="0"/>
+          <w:sz w:val="22"/>
+        </w:rPr>
+        <w:t>管理员是控制系统空间世界中的最高权限，也是系统空间世界中所有星系的最高领导者。小爱丽丝们尊称量子妹为“管理员小姐”。</w:t>
+      </w:r>
+    </w:p>
+    <w:p>
+      <w:pPr>
+        <w:snapToGrid w:val="0"/>
+        <w:rPr>
+          <w:rFonts w:ascii="Tahoma" w:eastAsia="微软雅黑" w:hAnsi="Tahoma"/>
+          <w:kern w:val="0"/>
+          <w:sz w:val="22"/>
+        </w:rPr>
+      </w:pPr>
+      <w:r>
+        <w:rPr>
+          <w:rFonts w:ascii="Tahoma" w:eastAsia="微软雅黑" w:hAnsi="Tahoma" w:hint="eastAsia"/>
+          <w:b/>
+          <w:bCs/>
+          <w:kern w:val="0"/>
+          <w:sz w:val="22"/>
+        </w:rPr>
+        <w:t>量子妹的伪装</w:t>
+      </w:r>
+      <w:r>
+        <w:rPr>
+          <w:rFonts w:ascii="Tahoma" w:eastAsia="微软雅黑" w:hAnsi="Tahoma" w:hint="eastAsia"/>
+          <w:kern w:val="0"/>
+          <w:sz w:val="22"/>
+        </w:rPr>
+        <w:t>：</w:t>
+      </w:r>
+      <w:r>
+        <w:rPr>
+          <w:rFonts w:ascii="Tahoma" w:eastAsia="微软雅黑" w:hAnsi="Tahoma" w:hint="eastAsia"/>
+          <w:kern w:val="0"/>
+          <w:sz w:val="22"/>
+        </w:rPr>
+        <w:t>可视化连衣裙有小爱丽丝版本的。穿上</w:t>
+      </w:r>
+      <w:r>
+        <w:rPr>
+          <w:rFonts w:ascii="Tahoma" w:eastAsia="微软雅黑" w:hAnsi="Tahoma" w:hint="eastAsia"/>
+          <w:kern w:val="0"/>
+          <w:sz w:val="22"/>
+        </w:rPr>
+        <w:t>伪装后，外观是一只普通的有着螺旋双马尾发型的小爱丽丝。作星系的最高领导者，不伪装意味着以一种政治身份进行出席，会吸引大批小爱丽丝</w:t>
+      </w:r>
+      <w:r>
+        <w:rPr>
+          <w:rFonts w:ascii="Tahoma" w:eastAsia="微软雅黑" w:hAnsi="Tahoma" w:hint="eastAsia"/>
+          <w:kern w:val="0"/>
+          <w:sz w:val="22"/>
+        </w:rPr>
+        <w:t>民众</w:t>
+      </w:r>
+      <w:r>
+        <w:rPr>
+          <w:rFonts w:ascii="Tahoma" w:eastAsia="微软雅黑" w:hAnsi="Tahoma" w:hint="eastAsia"/>
+          <w:kern w:val="0"/>
+          <w:sz w:val="22"/>
+        </w:rPr>
+        <w:t>与媒体狗仔队，需要大量维护人员开道，甚至包场。所以，出门伪装是为了防止自己的行为给所在城市造成不必要的压力。</w:t>
+      </w:r>
+    </w:p>
+    <w:p>
+      <w:pPr>
+        <w:rPr>
+          <w:rFonts w:ascii="Tahoma" w:eastAsia="微软雅黑" w:hAnsi="Tahoma"/>
+          <w:kern w:val="0"/>
+          <w:sz w:val="22"/>
+        </w:rPr>
+      </w:pPr>
+      <w:r>
+        <w:rPr>
+          <w:rFonts w:ascii="Tahoma" w:eastAsia="微软雅黑" w:hAnsi="Tahoma"/>
+          <w:kern w:val="0"/>
+          <w:sz w:val="22"/>
+        </w:rPr>
         <w:br w:type="page"/>
       </w:r>
     </w:p>
@@ -1150,7 +1388,25 @@
           <w:rFonts w:hint="eastAsia"/>
         </w:rPr>
         <w:lastRenderedPageBreak/>
-        <w:t>小爱丽丝特征人设</w:t>
+        <w:t>小爱丽丝</w:t>
+      </w:r>
+    </w:p>
+    <w:p>
+      <w:pPr>
+        <w:pStyle w:val="3"/>
+        <w:rPr>
+          <w:rFonts w:ascii="微软雅黑" w:eastAsia="微软雅黑" w:hAnsi="微软雅黑"/>
+          <w:sz w:val="24"/>
+          <w:szCs w:val="24"/>
+        </w:rPr>
+      </w:pPr>
+      <w:r>
+        <w:rPr>
+          <w:rFonts w:ascii="微软雅黑" w:eastAsia="微软雅黑" w:hAnsi="微软雅黑" w:hint="eastAsia"/>
+          <w:sz w:val="24"/>
+          <w:szCs w:val="24"/>
+        </w:rPr>
+        <w:t>特征设定</w:t>
       </w:r>
     </w:p>
     <w:p>
@@ -1163,10 +1419,10 @@
           <w:noProof/>
         </w:rPr>
         <w:drawing>
-          <wp:inline distT="0" distB="0" distL="0" distR="0" wp14:anchorId="1E1449D4" wp14:editId="0B60FC85">
+          <wp:inline distT="0" distB="0" distL="0" distR="0" wp14:anchorId="64C3FD7E" wp14:editId="21895629">
             <wp:extent cx="5274310" cy="5274310"/>
             <wp:effectExtent l="0" t="0" r="2540" b="2540"/>
-            <wp:docPr id="3" name="图片 3" descr="F:\ai箱\小爱丽丝\小爱丽丝对比感\小爱丽丝人设A.jpg"/>
+            <wp:docPr id="18" name="图片 18"/>
             <wp:cNvGraphicFramePr>
               <a:graphicFrameLocks xmlns:a="http://schemas.openxmlformats.org/drawingml/2006/main" noChangeAspect="1"/>
             </wp:cNvGraphicFramePr>
@@ -1174,7 +1430,7 @@
               <a:graphicData uri="http://schemas.openxmlformats.org/drawingml/2006/picture">
                 <pic:pic xmlns:pic="http://schemas.openxmlformats.org/drawingml/2006/picture">
                   <pic:nvPicPr>
-                    <pic:cNvPr id="0" name="Picture 1" descr="F:\ai箱\小爱丽丝\小爱丽丝对比感\小爱丽丝人设A.jpg"/>
+                    <pic:cNvPr id="0" name="Picture 1"/>
                     <pic:cNvPicPr>
                       <a:picLocks noChangeAspect="1" noChangeArrowheads="1"/>
                     </pic:cNvPicPr>
@@ -1222,15 +1478,15 @@
         <w:rPr>
           <w:rFonts w:ascii="Tahoma" w:eastAsia="微软雅黑" w:hAnsi="Tahoma"/>
           <w:kern w:val="0"/>
-          <w:sz w:val="24"/>
-        </w:rPr>
-      </w:pPr>
-      <w:r>
-        <w:rPr>
-          <w:rFonts w:ascii="Tahoma" w:eastAsia="微软雅黑" w:hAnsi="Tahoma" w:hint="eastAsia"/>
-          <w:b/>
-          <w:kern w:val="0"/>
-          <w:sz w:val="24"/>
+          <w:sz w:val="22"/>
+        </w:rPr>
+      </w:pPr>
+      <w:r>
+        <w:rPr>
+          <w:rFonts w:ascii="Tahoma" w:eastAsia="微软雅黑" w:hAnsi="Tahoma" w:hint="eastAsia"/>
+          <w:b/>
+          <w:kern w:val="0"/>
+          <w:sz w:val="22"/>
         </w:rPr>
         <w:t>实体蝴蝶结（</w:t>
       </w:r>
@@ -1239,7 +1495,7 @@
           <w:rFonts w:ascii="Tahoma" w:eastAsia="微软雅黑" w:hAnsi="Tahoma" w:hint="eastAsia"/>
           <w:b/>
           <w:kern w:val="0"/>
-          <w:sz w:val="24"/>
+          <w:sz w:val="22"/>
         </w:rPr>
         <w:t>EntityBow</w:t>
       </w:r>
@@ -1248,7 +1504,7 @@
           <w:rFonts w:ascii="Tahoma" w:eastAsia="微软雅黑" w:hAnsi="Tahoma" w:hint="eastAsia"/>
           <w:b/>
           <w:kern w:val="0"/>
-          <w:sz w:val="24"/>
+          <w:sz w:val="22"/>
         </w:rPr>
         <w:t>）</w:t>
       </w:r>
@@ -1256,15 +1512,31 @@
         <w:rPr>
           <w:rFonts w:ascii="Tahoma" w:eastAsia="微软雅黑" w:hAnsi="Tahoma" w:hint="eastAsia"/>
           <w:kern w:val="0"/>
-          <w:sz w:val="24"/>
-        </w:rPr>
-        <w:t>：系统每次实例化一个新的小爱丽丝时，都会自动分配一个实体蝴蝶结，作为系统的标识（</w:t>
-      </w:r>
-      <w:r>
-        <w:rPr>
-          <w:rFonts w:ascii="Tahoma" w:eastAsia="微软雅黑" w:hAnsi="Tahoma" w:hint="eastAsia"/>
-          <w:kern w:val="0"/>
-          <w:sz w:val="24"/>
+          <w:sz w:val="22"/>
+        </w:rPr>
+        <w:t>：系统每次实例化一个新的小爱丽丝时，都会自动分配</w:t>
+      </w:r>
+      <w:r>
+        <w:rPr>
+          <w:rFonts w:ascii="Tahoma" w:eastAsia="微软雅黑" w:hAnsi="Tahoma" w:hint="eastAsia"/>
+          <w:kern w:val="0"/>
+          <w:sz w:val="22"/>
+        </w:rPr>
+        <w:t>多个</w:t>
+      </w:r>
+      <w:r>
+        <w:rPr>
+          <w:rFonts w:ascii="Tahoma" w:eastAsia="微软雅黑" w:hAnsi="Tahoma" w:hint="eastAsia"/>
+          <w:kern w:val="0"/>
+          <w:sz w:val="22"/>
+        </w:rPr>
+        <w:t>实体蝴蝶结，作为系统的标识（</w:t>
+      </w:r>
+      <w:r>
+        <w:rPr>
+          <w:rFonts w:ascii="Tahoma" w:eastAsia="微软雅黑" w:hAnsi="Tahoma" w:hint="eastAsia"/>
+          <w:kern w:val="0"/>
+          <w:sz w:val="22"/>
         </w:rPr>
         <w:t>id</w:t>
       </w:r>
@@ -1272,15 +1544,63 @@
         <w:rPr>
           <w:rFonts w:ascii="Tahoma" w:eastAsia="微软雅黑" w:hAnsi="Tahoma" w:hint="eastAsia"/>
           <w:kern w:val="0"/>
-          <w:sz w:val="24"/>
-        </w:rPr>
-        <w:t>）。蝴蝶结是系统识别用的一个指针。如果你需要找一个指定的小爱丽丝，只需要确定蝴蝶结的</w:t>
-      </w:r>
-      <w:r>
-        <w:rPr>
-          <w:rFonts w:ascii="Tahoma" w:eastAsia="微软雅黑" w:hAnsi="Tahoma" w:hint="eastAsia"/>
-          <w:kern w:val="0"/>
-          <w:sz w:val="24"/>
+          <w:sz w:val="22"/>
+        </w:rPr>
+        <w:t>）。蝴蝶结是系统识别用的一个指针</w:t>
+      </w:r>
+      <w:r>
+        <w:rPr>
+          <w:rFonts w:ascii="Tahoma" w:eastAsia="微软雅黑" w:hAnsi="Tahoma" w:hint="eastAsia"/>
+          <w:kern w:val="0"/>
+          <w:sz w:val="22"/>
+        </w:rPr>
+        <w:t>，相当于实时</w:t>
+      </w:r>
+      <w:r>
+        <w:rPr>
+          <w:rFonts w:ascii="Tahoma" w:eastAsia="微软雅黑" w:hAnsi="Tahoma" w:hint="eastAsia"/>
+          <w:kern w:val="0"/>
+          <w:sz w:val="22"/>
+        </w:rPr>
+        <w:t>GPS</w:t>
+      </w:r>
+      <w:r>
+        <w:rPr>
+          <w:rFonts w:ascii="Tahoma" w:eastAsia="微软雅黑" w:hAnsi="Tahoma" w:hint="eastAsia"/>
+          <w:kern w:val="0"/>
+          <w:sz w:val="22"/>
+        </w:rPr>
+        <w:t>定位系统</w:t>
+      </w:r>
+      <w:r>
+        <w:rPr>
+          <w:rFonts w:ascii="Tahoma" w:eastAsia="微软雅黑" w:hAnsi="Tahoma" w:hint="eastAsia"/>
+          <w:kern w:val="0"/>
+          <w:sz w:val="22"/>
+        </w:rPr>
+        <w:t>。</w:t>
+      </w:r>
+      <w:r>
+        <w:rPr>
+          <w:rFonts w:ascii="Tahoma" w:eastAsia="微软雅黑" w:hAnsi="Tahoma" w:hint="eastAsia"/>
+          <w:kern w:val="0"/>
+          <w:sz w:val="22"/>
+        </w:rPr>
+        <w:t>如果你想找一个指定的小爱丽丝，只需要输入</w:t>
+      </w:r>
+      <w:r>
+        <w:rPr>
+          <w:rFonts w:ascii="Tahoma" w:eastAsia="微软雅黑" w:hAnsi="Tahoma" w:hint="eastAsia"/>
+          <w:kern w:val="0"/>
+          <w:sz w:val="22"/>
+        </w:rPr>
+        <w:t>蝴蝶结的</w:t>
+      </w:r>
+      <w:r>
+        <w:rPr>
+          <w:rFonts w:ascii="Tahoma" w:eastAsia="微软雅黑" w:hAnsi="Tahoma" w:hint="eastAsia"/>
+          <w:kern w:val="0"/>
+          <w:sz w:val="22"/>
         </w:rPr>
         <w:t>id</w:t>
       </w:r>
@@ -1288,9 +1608,57 @@
         <w:rPr>
           <w:rFonts w:ascii="Tahoma" w:eastAsia="微软雅黑" w:hAnsi="Tahoma" w:hint="eastAsia"/>
           <w:kern w:val="0"/>
-          <w:sz w:val="24"/>
-        </w:rPr>
-        <w:t>，就可以找到她。当然，有时候也存在小爱丽丝自己摘下蝴蝶结，跑到哪里都不知道的情况。</w:t>
+          <w:sz w:val="22"/>
+        </w:rPr>
+        <w:t>，就可以找到她</w:t>
+      </w:r>
+      <w:r>
+        <w:rPr>
+          <w:rFonts w:ascii="Tahoma" w:eastAsia="微软雅黑" w:hAnsi="Tahoma" w:hint="eastAsia"/>
+          <w:kern w:val="0"/>
+          <w:sz w:val="22"/>
+        </w:rPr>
+        <w:t>所在的位置</w:t>
+      </w:r>
+      <w:r>
+        <w:rPr>
+          <w:rFonts w:ascii="Tahoma" w:eastAsia="微软雅黑" w:hAnsi="Tahoma" w:hint="eastAsia"/>
+          <w:kern w:val="0"/>
+          <w:sz w:val="22"/>
+        </w:rPr>
+        <w:t>。</w:t>
+      </w:r>
+      <w:r>
+        <w:rPr>
+          <w:rFonts w:ascii="Tahoma" w:eastAsia="微软雅黑" w:hAnsi="Tahoma" w:hint="eastAsia"/>
+          <w:kern w:val="0"/>
+          <w:sz w:val="22"/>
+        </w:rPr>
+        <w:t>通常的小爱丽丝都会戴一个大蝴蝶结和一个备份用的小蝴蝶结。</w:t>
+      </w:r>
+      <w:r>
+        <w:rPr>
+          <w:rFonts w:ascii="Tahoma" w:eastAsia="微软雅黑" w:hAnsi="Tahoma" w:hint="eastAsia"/>
+          <w:kern w:val="0"/>
+          <w:sz w:val="22"/>
+        </w:rPr>
+        <w:t>当然，有时候也存在小爱丽丝自己摘下</w:t>
+      </w:r>
+      <w:r>
+        <w:rPr>
+          <w:rFonts w:ascii="Tahoma" w:eastAsia="微软雅黑" w:hAnsi="Tahoma" w:hint="eastAsia"/>
+          <w:kern w:val="0"/>
+          <w:sz w:val="22"/>
+        </w:rPr>
+        <w:t>所有</w:t>
+      </w:r>
+      <w:r>
+        <w:rPr>
+          <w:rFonts w:ascii="Tahoma" w:eastAsia="微软雅黑" w:hAnsi="Tahoma" w:hint="eastAsia"/>
+          <w:kern w:val="0"/>
+          <w:sz w:val="22"/>
+        </w:rPr>
+        <w:t>蝴蝶结，跑到哪里都不知道的情况。</w:t>
       </w:r>
     </w:p>
     <w:p>
@@ -1303,15 +1671,15 @@
         <w:rPr>
           <w:rFonts w:ascii="Tahoma" w:eastAsia="微软雅黑" w:hAnsi="Tahoma"/>
           <w:kern w:val="0"/>
-          <w:sz w:val="24"/>
-        </w:rPr>
-      </w:pPr>
-      <w:r>
-        <w:rPr>
-          <w:rFonts w:ascii="Tahoma" w:eastAsia="微软雅黑" w:hAnsi="Tahoma" w:hint="eastAsia"/>
-          <w:b/>
-          <w:kern w:val="0"/>
-          <w:sz w:val="24"/>
+          <w:sz w:val="22"/>
+        </w:rPr>
+      </w:pPr>
+      <w:r>
+        <w:rPr>
+          <w:rFonts w:ascii="Tahoma" w:eastAsia="微软雅黑" w:hAnsi="Tahoma" w:hint="eastAsia"/>
+          <w:b/>
+          <w:kern w:val="0"/>
+          <w:sz w:val="22"/>
         </w:rPr>
         <w:t>算法优化夹（</w:t>
       </w:r>
@@ -1320,7 +1688,7 @@
           <w:rFonts w:ascii="Tahoma" w:eastAsia="微软雅黑" w:hAnsi="Tahoma" w:hint="eastAsia"/>
           <w:b/>
           <w:kern w:val="0"/>
-          <w:sz w:val="24"/>
+          <w:sz w:val="22"/>
         </w:rPr>
         <w:t>ClampOfAlgorithmOptimization</w:t>
       </w:r>
@@ -1329,7 +1697,7 @@
           <w:rFonts w:ascii="Tahoma" w:eastAsia="微软雅黑" w:hAnsi="Tahoma" w:hint="eastAsia"/>
           <w:b/>
           <w:kern w:val="0"/>
-          <w:sz w:val="24"/>
+          <w:sz w:val="22"/>
         </w:rPr>
         <w:t>）：</w:t>
       </w:r>
@@ -1338,7 +1706,7 @@
           <w:rFonts w:ascii="Tahoma" w:eastAsia="微软雅黑" w:hAnsi="Tahoma"/>
           <w:b/>
           <w:kern w:val="0"/>
-          <w:sz w:val="24"/>
+          <w:sz w:val="22"/>
         </w:rPr>
         <w:t xml:space="preserve"> </w:t>
       </w:r>
@@ -1346,7 +1714,7 @@
         <w:rPr>
           <w:rFonts w:ascii="Tahoma" w:eastAsia="微软雅黑" w:hAnsi="Tahoma" w:hint="eastAsia"/>
           <w:kern w:val="0"/>
-          <w:sz w:val="24"/>
+          <w:sz w:val="22"/>
         </w:rPr>
         <w:t>该夹子是一套精密的优化算法程序，</w:t>
       </w:r>
@@ -1354,7 +1722,7 @@
         <w:rPr>
           <w:rFonts w:ascii="Tahoma" w:eastAsia="微软雅黑" w:hAnsi="Tahoma" w:hint="eastAsia"/>
           <w:kern w:val="0"/>
-          <w:sz w:val="24"/>
+          <w:sz w:val="22"/>
         </w:rPr>
         <w:t>用于加强</w:t>
       </w:r>
@@ -1362,7 +1730,7 @@
         <w:rPr>
           <w:rFonts w:ascii="Tahoma" w:eastAsia="微软雅黑" w:hAnsi="Tahoma" w:hint="eastAsia"/>
           <w:kern w:val="0"/>
-          <w:sz w:val="24"/>
+          <w:sz w:val="22"/>
         </w:rPr>
         <w:t>小爱丽丝进行思考、处理信息</w:t>
       </w:r>
@@ -1370,7 +1738,7 @@
         <w:rPr>
           <w:rFonts w:ascii="Tahoma" w:eastAsia="微软雅黑" w:hAnsi="Tahoma" w:hint="eastAsia"/>
           <w:kern w:val="0"/>
-          <w:sz w:val="24"/>
+          <w:sz w:val="22"/>
         </w:rPr>
         <w:t>的泛化能力</w:t>
       </w:r>
@@ -1378,23 +1746,160 @@
         <w:rPr>
           <w:rFonts w:ascii="Tahoma" w:eastAsia="微软雅黑" w:hAnsi="Tahoma" w:hint="eastAsia"/>
           <w:kern w:val="0"/>
-          <w:sz w:val="24"/>
-        </w:rPr>
-        <w:t>。只要一个就可以，多带没有效果。</w:t>
-      </w:r>
-      <w:r>
-        <w:rPr>
-          <w:rFonts w:ascii="Tahoma" w:eastAsia="微软雅黑" w:hAnsi="Tahoma" w:hint="eastAsia"/>
-          <w:kern w:val="0"/>
-          <w:sz w:val="24"/>
-        </w:rPr>
-        <w:t>每次系统进行更新或者升级时，小爱丽丝需要定期去拿夹子去升级。</w:t>
-      </w:r>
-      <w:r>
-        <w:rPr>
-          <w:rFonts w:ascii="Tahoma" w:eastAsia="微软雅黑" w:hAnsi="Tahoma" w:hint="eastAsia"/>
-          <w:kern w:val="0"/>
-          <w:sz w:val="24"/>
+          <w:sz w:val="22"/>
+        </w:rPr>
+        <w:t>。</w:t>
+      </w:r>
+      <w:r>
+        <w:rPr>
+          <w:rFonts w:ascii="Tahoma" w:eastAsia="微软雅黑" w:hAnsi="Tahoma" w:hint="eastAsia"/>
+          <w:kern w:val="0"/>
+          <w:sz w:val="22"/>
+        </w:rPr>
+        <w:t>夹子的本体是</w:t>
+      </w:r>
+      <w:r>
+        <w:rPr>
+          <w:rFonts w:ascii="Tahoma" w:eastAsia="微软雅黑" w:hAnsi="Tahoma"/>
+          <w:kern w:val="0"/>
+          <w:sz w:val="22"/>
+        </w:rPr>
+        <w:t>”@”</w:t>
+      </w:r>
+      <w:r>
+        <w:rPr>
+          <w:rFonts w:ascii="Tahoma" w:eastAsia="微软雅黑" w:hAnsi="Tahoma" w:hint="eastAsia"/>
+          <w:kern w:val="0"/>
+          <w:sz w:val="22"/>
+        </w:rPr>
+        <w:t>，内部装有数学家和计算机学家编写的大量算法</w:t>
+      </w:r>
+      <w:r>
+        <w:rPr>
+          <w:rFonts w:ascii="Tahoma" w:eastAsia="微软雅黑" w:hAnsi="Tahoma" w:hint="eastAsia"/>
+          <w:kern w:val="0"/>
+          <w:sz w:val="22"/>
+        </w:rPr>
+        <w:t>dll</w:t>
+      </w:r>
+      <w:r>
+        <w:rPr>
+          <w:rFonts w:ascii="Tahoma" w:eastAsia="微软雅黑" w:hAnsi="Tahoma" w:hint="eastAsia"/>
+          <w:kern w:val="0"/>
+          <w:sz w:val="22"/>
+        </w:rPr>
+        <w:t>动态链接库</w:t>
+      </w:r>
+      <w:r>
+        <w:rPr>
+          <w:rFonts w:ascii="Tahoma" w:eastAsia="微软雅黑" w:hAnsi="Tahoma" w:hint="eastAsia"/>
+          <w:kern w:val="0"/>
+          <w:sz w:val="22"/>
+        </w:rPr>
+        <w:t>，</w:t>
+      </w:r>
+      <w:r>
+        <w:rPr>
+          <w:rFonts w:ascii="Tahoma" w:eastAsia="微软雅黑" w:hAnsi="Tahoma" w:hint="eastAsia"/>
+          <w:kern w:val="0"/>
+          <w:sz w:val="22"/>
+        </w:rPr>
+        <w:t>能极大提升小爱丽丝的思考能力。</w:t>
+      </w:r>
+      <w:r>
+        <w:rPr>
+          <w:rFonts w:ascii="Tahoma" w:eastAsia="微软雅黑" w:hAnsi="Tahoma" w:hint="eastAsia"/>
+          <w:kern w:val="0"/>
+          <w:sz w:val="22"/>
+        </w:rPr>
+        <w:t>夹在其它地方也有效，不一定非要头发上。</w:t>
+      </w:r>
+      <w:r>
+        <w:rPr>
+          <w:rFonts w:ascii="Tahoma" w:eastAsia="微软雅黑" w:hAnsi="Tahoma" w:hint="eastAsia"/>
+          <w:kern w:val="0"/>
+          <w:sz w:val="22"/>
+        </w:rPr>
+        <w:t>只要</w:t>
+      </w:r>
+      <w:r>
+        <w:rPr>
+          <w:rFonts w:ascii="Tahoma" w:eastAsia="微软雅黑" w:hAnsi="Tahoma" w:hint="eastAsia"/>
+          <w:kern w:val="0"/>
+          <w:sz w:val="22"/>
+        </w:rPr>
+        <w:t>戴</w:t>
+      </w:r>
+      <w:r>
+        <w:rPr>
+          <w:rFonts w:ascii="Tahoma" w:eastAsia="微软雅黑" w:hAnsi="Tahoma" w:hint="eastAsia"/>
+          <w:kern w:val="0"/>
+          <w:sz w:val="22"/>
+        </w:rPr>
+        <w:t>一个就可以</w:t>
+      </w:r>
+      <w:r>
+        <w:rPr>
+          <w:rFonts w:ascii="Tahoma" w:eastAsia="微软雅黑" w:hAnsi="Tahoma" w:hint="eastAsia"/>
+          <w:kern w:val="0"/>
+          <w:sz w:val="22"/>
+        </w:rPr>
+        <w:t>啦，</w:t>
+      </w:r>
+      <w:r>
+        <w:rPr>
+          <w:rFonts w:ascii="Tahoma" w:eastAsia="微软雅黑" w:hAnsi="Tahoma" w:hint="eastAsia"/>
+          <w:kern w:val="0"/>
+          <w:sz w:val="22"/>
+        </w:rPr>
+        <w:t>多带没有</w:t>
+      </w:r>
+      <w:r>
+        <w:rPr>
+          <w:rFonts w:ascii="Tahoma" w:eastAsia="微软雅黑" w:hAnsi="Tahoma" w:hint="eastAsia"/>
+          <w:kern w:val="0"/>
+          <w:sz w:val="22"/>
+        </w:rPr>
+        <w:t>叠加</w:t>
+      </w:r>
+      <w:r>
+        <w:rPr>
+          <w:rFonts w:ascii="Tahoma" w:eastAsia="微软雅黑" w:hAnsi="Tahoma" w:hint="eastAsia"/>
+          <w:kern w:val="0"/>
+          <w:sz w:val="22"/>
+        </w:rPr>
+        <w:t>效果。</w:t>
+      </w:r>
+      <w:r>
+        <w:rPr>
+          <w:rFonts w:ascii="Tahoma" w:eastAsia="微软雅黑" w:hAnsi="Tahoma" w:hint="eastAsia"/>
+          <w:kern w:val="0"/>
+          <w:sz w:val="22"/>
+        </w:rPr>
+        <w:lastRenderedPageBreak/>
+        <w:t>每次系统进行更新或者升级时，小爱丽丝</w:t>
+      </w:r>
+      <w:r>
+        <w:rPr>
+          <w:rFonts w:ascii="Tahoma" w:eastAsia="微软雅黑" w:hAnsi="Tahoma" w:hint="eastAsia"/>
+          <w:kern w:val="0"/>
+          <w:sz w:val="22"/>
+        </w:rPr>
+        <w:t>都可以</w:t>
+      </w:r>
+      <w:r>
+        <w:rPr>
+          <w:rFonts w:ascii="Tahoma" w:eastAsia="微软雅黑" w:hAnsi="Tahoma" w:hint="eastAsia"/>
+          <w:kern w:val="0"/>
+          <w:sz w:val="22"/>
+        </w:rPr>
+        <w:t>去拿夹子去升级。</w:t>
+      </w:r>
+      <w:r>
+        <w:rPr>
+          <w:rFonts w:ascii="Tahoma" w:eastAsia="微软雅黑" w:hAnsi="Tahoma" w:hint="eastAsia"/>
+          <w:kern w:val="0"/>
+          <w:sz w:val="22"/>
         </w:rPr>
         <w:t>据说</w:t>
       </w:r>
@@ -1402,7 +1907,7 @@
         <w:rPr>
           <w:rFonts w:ascii="Tahoma" w:eastAsia="微软雅黑" w:hAnsi="Tahoma" w:hint="eastAsia"/>
           <w:kern w:val="0"/>
-          <w:sz w:val="24"/>
+          <w:sz w:val="22"/>
         </w:rPr>
         <w:t>，</w:t>
       </w:r>
@@ -1410,7 +1915,7 @@
         <w:rPr>
           <w:rFonts w:ascii="Tahoma" w:eastAsia="微软雅黑" w:hAnsi="Tahoma" w:hint="eastAsia"/>
           <w:kern w:val="0"/>
-          <w:sz w:val="24"/>
+          <w:sz w:val="22"/>
         </w:rPr>
         <w:t>如果小爱丽丝不戴夹子，智力水平会下降一半。</w:t>
       </w:r>
@@ -1425,15 +1930,15 @@
         <w:rPr>
           <w:rFonts w:ascii="Tahoma" w:eastAsia="微软雅黑" w:hAnsi="Tahoma"/>
           <w:kern w:val="0"/>
-          <w:sz w:val="24"/>
-        </w:rPr>
-      </w:pPr>
-      <w:r>
-        <w:rPr>
-          <w:rFonts w:ascii="Tahoma" w:eastAsia="微软雅黑" w:hAnsi="Tahoma" w:hint="eastAsia"/>
-          <w:b/>
-          <w:kern w:val="0"/>
-          <w:sz w:val="24"/>
+          <w:sz w:val="22"/>
+        </w:rPr>
+      </w:pPr>
+      <w:r>
+        <w:rPr>
+          <w:rFonts w:ascii="Tahoma" w:eastAsia="微软雅黑" w:hAnsi="Tahoma" w:hint="eastAsia"/>
+          <w:b/>
+          <w:kern w:val="0"/>
+          <w:sz w:val="22"/>
         </w:rPr>
         <w:t>可塑性矩量武器（</w:t>
       </w:r>
@@ -1442,7 +1947,7 @@
           <w:rFonts w:ascii="Tahoma" w:eastAsia="微软雅黑" w:hAnsi="Tahoma"/>
           <w:b/>
           <w:kern w:val="0"/>
-          <w:sz w:val="24"/>
+          <w:sz w:val="22"/>
         </w:rPr>
         <w:t>PladticMatrixWeapon</w:t>
       </w:r>
@@ -1451,7 +1956,7 @@
           <w:rFonts w:ascii="Tahoma" w:eastAsia="微软雅黑" w:hAnsi="Tahoma" w:hint="eastAsia"/>
           <w:b/>
           <w:kern w:val="0"/>
-          <w:sz w:val="24"/>
+          <w:sz w:val="22"/>
         </w:rPr>
         <w:t>）：</w:t>
       </w:r>
@@ -1459,138 +1964,121 @@
         <w:rPr>
           <w:rFonts w:ascii="Tahoma" w:eastAsia="微软雅黑" w:hAnsi="Tahoma" w:hint="eastAsia"/>
           <w:kern w:val="0"/>
-          <w:sz w:val="24"/>
-        </w:rPr>
-        <w:t>由可塑性矩量晶体制作而成的武器。在小爱丽丝的世界里，大量存在这种晶体，</w:t>
-      </w:r>
-      <w:r>
-        <w:rPr>
-          <w:rFonts w:ascii="Tahoma" w:eastAsia="微软雅黑" w:hAnsi="Tahoma" w:hint="eastAsia"/>
-          <w:kern w:val="0"/>
-          <w:sz w:val="24"/>
-        </w:rPr>
-        <w:t>通常的状态是</w:t>
-      </w:r>
-      <w:r>
-        <w:rPr>
-          <w:rFonts w:ascii="Tahoma" w:eastAsia="微软雅黑" w:hAnsi="Tahoma" w:hint="eastAsia"/>
-          <w:kern w:val="0"/>
-          <w:sz w:val="24"/>
-        </w:rPr>
-        <w:t>透明天蓝色</w:t>
-      </w:r>
-      <w:r>
-        <w:rPr>
-          <w:rFonts w:ascii="Tahoma" w:eastAsia="微软雅黑" w:hAnsi="Tahoma" w:hint="eastAsia"/>
-          <w:kern w:val="0"/>
-          <w:sz w:val="24"/>
-        </w:rPr>
-        <w:t>。这种</w:t>
-      </w:r>
-      <w:r>
-        <w:rPr>
-          <w:rFonts w:ascii="Tahoma" w:eastAsia="微软雅黑" w:hAnsi="Tahoma" w:hint="eastAsia"/>
-          <w:kern w:val="0"/>
-          <w:sz w:val="24"/>
-        </w:rPr>
-        <w:lastRenderedPageBreak/>
+          <w:sz w:val="22"/>
+        </w:rPr>
+        <w:t>由可塑性矩量晶体制作而成的武器。在</w:t>
+      </w:r>
+      <w:r>
+        <w:rPr>
+          <w:rFonts w:ascii="Tahoma" w:eastAsia="微软雅黑" w:hAnsi="Tahoma" w:hint="eastAsia"/>
+          <w:kern w:val="0"/>
+          <w:sz w:val="22"/>
+        </w:rPr>
+        <w:t>系统空间</w:t>
+      </w:r>
+      <w:r>
+        <w:rPr>
+          <w:rFonts w:ascii="Tahoma" w:eastAsia="微软雅黑" w:hAnsi="Tahoma" w:hint="eastAsia"/>
+          <w:kern w:val="0"/>
+          <w:sz w:val="22"/>
+        </w:rPr>
+        <w:t>世界里，大量存在这种晶体，通常的状态是透明天蓝色</w:t>
+      </w:r>
+      <w:r>
+        <w:rPr>
+          <w:rFonts w:ascii="Tahoma" w:eastAsia="微软雅黑" w:hAnsi="Tahoma" w:hint="eastAsia"/>
+          <w:kern w:val="0"/>
+          <w:sz w:val="22"/>
+        </w:rPr>
+        <w:t>。</w:t>
+      </w:r>
+      <w:r>
+        <w:rPr>
+          <w:rFonts w:ascii="Tahoma" w:eastAsia="微软雅黑" w:hAnsi="Tahoma" w:hint="eastAsia"/>
+          <w:kern w:val="0"/>
+          <w:sz w:val="22"/>
+        </w:rPr>
+        <w:t>实际触摸感觉与塑料等高分子聚合物一样，且重量轻。该</w:t>
+      </w:r>
+      <w:r>
+        <w:rPr>
+          <w:rFonts w:ascii="Tahoma" w:eastAsia="微软雅黑" w:hAnsi="Tahoma" w:hint="eastAsia"/>
+          <w:kern w:val="0"/>
+          <w:sz w:val="22"/>
+        </w:rPr>
         <w:t>晶体</w:t>
       </w:r>
       <w:r>
         <w:rPr>
           <w:rFonts w:ascii="Tahoma" w:eastAsia="微软雅黑" w:hAnsi="Tahoma" w:hint="eastAsia"/>
           <w:kern w:val="0"/>
-          <w:sz w:val="24"/>
-        </w:rPr>
-        <w:t>的</w:t>
-      </w:r>
-      <w:r>
-        <w:rPr>
-          <w:rFonts w:ascii="Tahoma" w:eastAsia="微软雅黑" w:hAnsi="Tahoma" w:hint="eastAsia"/>
-          <w:kern w:val="0"/>
-          <w:sz w:val="24"/>
-        </w:rPr>
-        <w:t>形状、</w:t>
-      </w:r>
-      <w:r>
-        <w:rPr>
-          <w:rFonts w:ascii="Tahoma" w:eastAsia="微软雅黑" w:hAnsi="Tahoma" w:hint="eastAsia"/>
-          <w:kern w:val="0"/>
-          <w:sz w:val="24"/>
-        </w:rPr>
-        <w:t>硬度</w:t>
-      </w:r>
-      <w:r>
-        <w:rPr>
-          <w:rFonts w:ascii="Tahoma" w:eastAsia="微软雅黑" w:hAnsi="Tahoma" w:hint="eastAsia"/>
-          <w:kern w:val="0"/>
-          <w:sz w:val="24"/>
-        </w:rPr>
-        <w:t>、</w:t>
-      </w:r>
-      <w:r>
-        <w:rPr>
-          <w:rFonts w:ascii="Tahoma" w:eastAsia="微软雅黑" w:hAnsi="Tahoma" w:hint="eastAsia"/>
-          <w:kern w:val="0"/>
-          <w:sz w:val="24"/>
-        </w:rPr>
-        <w:t>颜色</w:t>
-      </w:r>
-      <w:r>
-        <w:rPr>
-          <w:rFonts w:ascii="Tahoma" w:eastAsia="微软雅黑" w:hAnsi="Tahoma" w:hint="eastAsia"/>
-          <w:kern w:val="0"/>
-          <w:sz w:val="24"/>
-        </w:rPr>
-        <w:t>都</w:t>
-      </w:r>
-      <w:r>
-        <w:rPr>
-          <w:rFonts w:ascii="Tahoma" w:eastAsia="微软雅黑" w:hAnsi="Tahoma" w:hint="eastAsia"/>
-          <w:kern w:val="0"/>
-          <w:sz w:val="24"/>
-        </w:rPr>
-        <w:t>可变</w:t>
-      </w:r>
-      <w:r>
-        <w:rPr>
-          <w:rFonts w:ascii="Tahoma" w:eastAsia="微软雅黑" w:hAnsi="Tahoma" w:hint="eastAsia"/>
-          <w:kern w:val="0"/>
-          <w:sz w:val="24"/>
-        </w:rPr>
-        <w:t>，取决于晶体内在的数据矩阵排列方式。要改造它们，需要各种各样的计算方法</w:t>
-      </w:r>
-      <w:r>
-        <w:rPr>
-          <w:rFonts w:ascii="Tahoma" w:eastAsia="微软雅黑" w:hAnsi="Tahoma"/>
-          <w:kern w:val="0"/>
-          <w:sz w:val="24"/>
-        </w:rPr>
-        <w:t>/</w:t>
-      </w:r>
-      <w:r>
-        <w:rPr>
-          <w:rFonts w:ascii="Tahoma" w:eastAsia="微软雅黑" w:hAnsi="Tahoma" w:hint="eastAsia"/>
-          <w:kern w:val="0"/>
-          <w:sz w:val="24"/>
-        </w:rPr>
-        <w:t>算法可以实现。经过处理后，形</w:t>
-      </w:r>
-      <w:r>
-        <w:rPr>
-          <w:rFonts w:ascii="Tahoma" w:eastAsia="微软雅黑" w:hAnsi="Tahoma" w:hint="eastAsia"/>
-          <w:kern w:val="0"/>
-          <w:sz w:val="24"/>
-        </w:rPr>
-        <w:t>成</w:t>
-      </w:r>
-      <w:r>
-        <w:rPr>
-          <w:rFonts w:ascii="Tahoma" w:eastAsia="微软雅黑" w:hAnsi="Tahoma" w:hint="eastAsia"/>
-          <w:kern w:val="0"/>
-          <w:sz w:val="24"/>
-        </w:rPr>
-        <w:t>篮子、纸张、板子等各种工具。</w:t>
+          <w:sz w:val="22"/>
+        </w:rPr>
+        <w:t>有很多不同种的</w:t>
+      </w:r>
+      <w:r>
+        <w:rPr>
+          <w:rFonts w:ascii="Tahoma" w:eastAsia="微软雅黑" w:hAnsi="Tahoma" w:hint="eastAsia"/>
+          <w:kern w:val="0"/>
+          <w:sz w:val="22"/>
+        </w:rPr>
+        <w:t>形状、硬度、颜色，取决于晶体内在的数据矩阵排列方式。经过</w:t>
+      </w:r>
+      <w:r>
+        <w:rPr>
+          <w:rFonts w:ascii="Tahoma" w:eastAsia="微软雅黑" w:hAnsi="Tahoma" w:hint="eastAsia"/>
+          <w:kern w:val="0"/>
+          <w:sz w:val="22"/>
+        </w:rPr>
+        <w:t>加工处理后，可以做成容器、软板、日用品等各种用</w:t>
+      </w:r>
+      <w:r>
+        <w:rPr>
+          <w:rFonts w:ascii="Tahoma" w:eastAsia="微软雅黑" w:hAnsi="Tahoma" w:hint="eastAsia"/>
+          <w:kern w:val="0"/>
+          <w:sz w:val="22"/>
+        </w:rPr>
+        <w:t>具</w:t>
+      </w:r>
+      <w:r>
+        <w:rPr>
+          <w:rFonts w:ascii="Tahoma" w:eastAsia="微软雅黑" w:hAnsi="Tahoma" w:hint="eastAsia"/>
+          <w:kern w:val="0"/>
+          <w:sz w:val="22"/>
+        </w:rPr>
+        <w:t>，统称为</w:t>
+      </w:r>
+      <w:r>
+        <w:rPr>
+          <w:rFonts w:ascii="Tahoma" w:eastAsia="微软雅黑" w:hAnsi="Tahoma"/>
+          <w:kern w:val="0"/>
+          <w:sz w:val="22"/>
+        </w:rPr>
+        <w:t>”</w:t>
+      </w:r>
+      <w:r>
+        <w:rPr>
+          <w:rFonts w:ascii="Tahoma" w:eastAsia="微软雅黑" w:hAnsi="Tahoma" w:hint="eastAsia"/>
+          <w:kern w:val="0"/>
+          <w:sz w:val="22"/>
+        </w:rPr>
+        <w:t>矩量制品</w:t>
+      </w:r>
+      <w:r>
+        <w:rPr>
+          <w:rFonts w:ascii="Tahoma" w:eastAsia="微软雅黑" w:hAnsi="Tahoma"/>
+          <w:kern w:val="0"/>
+          <w:sz w:val="22"/>
+        </w:rPr>
+        <w:t>”</w:t>
+      </w:r>
+      <w:r>
+        <w:rPr>
+          <w:rFonts w:ascii="Tahoma" w:eastAsia="微软雅黑" w:hAnsi="Tahoma" w:hint="eastAsia"/>
+          <w:kern w:val="0"/>
+          <w:sz w:val="22"/>
+        </w:rPr>
+        <w:t>。</w:t>
       </w:r>
     </w:p>
     <w:p>
@@ -1603,33 +2091,24 @@
         <w:rPr>
           <w:rFonts w:ascii="Tahoma" w:eastAsia="微软雅黑" w:hAnsi="Tahoma"/>
           <w:kern w:val="0"/>
-          <w:sz w:val="24"/>
-        </w:rPr>
-      </w:pPr>
-      <w:r>
-        <w:rPr>
-          <w:rFonts w:ascii="Tahoma" w:eastAsia="微软雅黑" w:hAnsi="Tahoma" w:hint="eastAsia"/>
-          <w:b/>
-          <w:kern w:val="0"/>
-          <w:sz w:val="24"/>
-        </w:rPr>
-        <w:t>容灾中国结</w:t>
-      </w:r>
-      <w:r>
-        <w:rPr>
-          <w:rFonts w:ascii="Tahoma" w:eastAsia="微软雅黑" w:hAnsi="Tahoma" w:hint="eastAsia"/>
-          <w:b/>
-          <w:kern w:val="0"/>
-          <w:sz w:val="24"/>
-        </w:rPr>
-        <w:t>（</w:t>
-      </w:r>
-      <w:r>
-        <w:rPr>
-          <w:rFonts w:ascii="Tahoma" w:eastAsia="微软雅黑" w:hAnsi="Tahoma" w:hint="eastAsia"/>
-          <w:b/>
-          <w:kern w:val="0"/>
-          <w:sz w:val="24"/>
+          <w:sz w:val="22"/>
+        </w:rPr>
+      </w:pPr>
+      <w:r>
+        <w:rPr>
+          <w:rFonts w:ascii="Tahoma" w:eastAsia="微软雅黑" w:hAnsi="Tahoma" w:hint="eastAsia"/>
+          <w:b/>
+          <w:kern w:val="0"/>
+          <w:sz w:val="22"/>
+        </w:rPr>
+        <w:t>容灾中国结（</w:t>
+      </w:r>
+      <w:r>
+        <w:rPr>
+          <w:rFonts w:ascii="Tahoma" w:eastAsia="微软雅黑" w:hAnsi="Tahoma" w:hint="eastAsia"/>
+          <w:b/>
+          <w:kern w:val="0"/>
+          <w:sz w:val="22"/>
         </w:rPr>
         <w:t>ChineseKnotOfDisasterRecovery</w:t>
       </w:r>
@@ -1638,7 +2117,7 @@
           <w:rFonts w:ascii="Tahoma" w:eastAsia="微软雅黑" w:hAnsi="Tahoma" w:hint="eastAsia"/>
           <w:b/>
           <w:kern w:val="0"/>
-          <w:sz w:val="24"/>
+          <w:sz w:val="22"/>
         </w:rPr>
         <w:t>）：</w:t>
       </w:r>
@@ -1646,7 +2125,7 @@
         <w:rPr>
           <w:rFonts w:ascii="Tahoma" w:eastAsia="微软雅黑" w:hAnsi="Tahoma" w:hint="eastAsia"/>
           <w:kern w:val="0"/>
-          <w:sz w:val="24"/>
+          <w:sz w:val="22"/>
         </w:rPr>
         <w:t>容灾</w:t>
       </w:r>
@@ -1654,7 +2133,7 @@
         <w:rPr>
           <w:rFonts w:ascii="Tahoma" w:eastAsia="微软雅黑" w:hAnsi="Tahoma" w:hint="eastAsia"/>
           <w:kern w:val="0"/>
-          <w:sz w:val="24"/>
+          <w:sz w:val="22"/>
         </w:rPr>
         <w:t>中国结的主要功能用于数据容灾。它能</w:t>
       </w:r>
@@ -1662,7 +2141,7 @@
         <w:rPr>
           <w:rFonts w:ascii="Tahoma" w:eastAsia="微软雅黑" w:hAnsi="Tahoma" w:hint="eastAsia"/>
           <w:kern w:val="0"/>
-          <w:sz w:val="24"/>
+          <w:sz w:val="22"/>
         </w:rPr>
         <w:t>实时</w:t>
       </w:r>
@@ -1670,7 +2149,7 @@
         <w:rPr>
           <w:rFonts w:ascii="Tahoma" w:eastAsia="微软雅黑" w:hAnsi="Tahoma" w:hint="eastAsia"/>
           <w:kern w:val="0"/>
-          <w:sz w:val="24"/>
+          <w:sz w:val="22"/>
         </w:rPr>
         <w:t>备份小爱丽丝现有的重要数据，在小爱丽丝遇到意外情况造成数据丢失时，能够及时进行数据还原。</w:t>
       </w:r>
@@ -1678,7 +2157,7 @@
         <w:rPr>
           <w:rFonts w:ascii="Tahoma" w:eastAsia="微软雅黑" w:hAnsi="Tahoma" w:hint="eastAsia"/>
           <w:kern w:val="0"/>
-          <w:sz w:val="24"/>
+          <w:sz w:val="22"/>
         </w:rPr>
         <w:t>简单来说，就是小爱丽丝保命</w:t>
       </w:r>
@@ -1686,7 +2165,7 @@
         <w:rPr>
           <w:rFonts w:ascii="Tahoma" w:eastAsia="微软雅黑" w:hAnsi="Tahoma" w:hint="eastAsia"/>
           <w:kern w:val="0"/>
-          <w:sz w:val="24"/>
+          <w:sz w:val="22"/>
         </w:rPr>
         <w:t>复活</w:t>
       </w:r>
@@ -1694,7 +2173,7 @@
         <w:rPr>
           <w:rFonts w:ascii="Tahoma" w:eastAsia="微软雅黑" w:hAnsi="Tahoma" w:hint="eastAsia"/>
           <w:kern w:val="0"/>
-          <w:sz w:val="24"/>
+          <w:sz w:val="22"/>
         </w:rPr>
         <w:t>用的神器。</w:t>
       </w:r>
@@ -1708,19 +2187,92 @@
         <w:jc w:val="left"/>
         <w:rPr>
           <w:rFonts w:ascii="Tahoma" w:eastAsia="微软雅黑" w:hAnsi="Tahoma"/>
-          <w:b/>
-          <w:kern w:val="0"/>
-          <w:sz w:val="24"/>
-        </w:rPr>
-      </w:pPr>
-      <w:r>
-        <w:rPr>
-          <w:rFonts w:ascii="Tahoma" w:eastAsia="微软雅黑" w:hAnsi="Tahoma" w:hint="eastAsia"/>
-          <w:b/>
-          <w:kern w:val="0"/>
-          <w:sz w:val="24"/>
-        </w:rPr>
-        <w:t>其他设定：</w:t>
+          <w:kern w:val="0"/>
+          <w:sz w:val="22"/>
+        </w:rPr>
+      </w:pPr>
+      <w:r>
+        <w:rPr>
+          <w:rFonts w:ascii="Tahoma" w:eastAsia="微软雅黑" w:hAnsi="Tahoma" w:hint="eastAsia"/>
+          <w:b/>
+          <w:kern w:val="0"/>
+          <w:sz w:val="22"/>
+        </w:rPr>
+        <w:t>可调超导悬浮鞋（</w:t>
+      </w:r>
+      <w:r>
+        <w:rPr>
+          <w:rFonts w:ascii="Tahoma" w:eastAsia="微软雅黑" w:hAnsi="Tahoma"/>
+          <w:b/>
+          <w:kern w:val="0"/>
+          <w:sz w:val="22"/>
+        </w:rPr>
+        <w:t>AdjustableSuperconductorSuspensionShoes</w:t>
+      </w:r>
+      <w:r>
+        <w:rPr>
+          <w:rFonts w:ascii="Tahoma" w:eastAsia="微软雅黑" w:hAnsi="Tahoma" w:hint="eastAsia"/>
+          <w:b/>
+          <w:kern w:val="0"/>
+          <w:sz w:val="22"/>
+        </w:rPr>
+        <w:t>）</w:t>
+      </w:r>
+      <w:r>
+        <w:rPr>
+          <w:rFonts w:ascii="Tahoma" w:eastAsia="微软雅黑" w:hAnsi="Tahoma" w:hint="eastAsia"/>
+          <w:kern w:val="0"/>
+          <w:sz w:val="22"/>
+        </w:rPr>
+        <w:t>：</w:t>
+      </w:r>
+      <w:r>
+        <w:rPr>
+          <w:rFonts w:ascii="Tahoma" w:eastAsia="微软雅黑" w:hAnsi="Tahoma" w:hint="eastAsia"/>
+          <w:kern w:val="0"/>
+          <w:sz w:val="22"/>
+        </w:rPr>
+        <w:t>可调超导悬浮鞋是使用了超导体在磁性地面上悬浮的特性，能够让小爱丽丝悬浮至地面一定高度，相对于一般步行，超导鞋有利于快速移动。</w:t>
+      </w:r>
+      <w:r>
+        <w:rPr>
+          <w:rFonts w:ascii="Tahoma" w:eastAsia="微软雅黑" w:hAnsi="Tahoma" w:hint="eastAsia"/>
+          <w:kern w:val="0"/>
+          <w:sz w:val="22"/>
+        </w:rPr>
+        <w:t>不过，</w:t>
+      </w:r>
+      <w:r>
+        <w:rPr>
+          <w:rFonts w:ascii="Tahoma" w:eastAsia="微软雅黑" w:hAnsi="Tahoma" w:hint="eastAsia"/>
+          <w:kern w:val="0"/>
+          <w:sz w:val="22"/>
+        </w:rPr>
+        <w:t>并不是所有小爱丽丝都会穿这种鞋子的，因为垫一块</w:t>
+      </w:r>
+      <w:r>
+        <w:rPr>
+          <w:rFonts w:ascii="Tahoma" w:eastAsia="微软雅黑" w:hAnsi="Tahoma" w:hint="eastAsia"/>
+          <w:kern w:val="0"/>
+          <w:sz w:val="22"/>
+        </w:rPr>
+        <w:t>坚硬的</w:t>
+      </w:r>
+      <w:r>
+        <w:rPr>
+          <w:rFonts w:ascii="Tahoma" w:eastAsia="微软雅黑" w:hAnsi="Tahoma" w:hint="eastAsia"/>
+          <w:kern w:val="0"/>
+          <w:sz w:val="22"/>
+        </w:rPr>
+        <w:t>超导</w:t>
+      </w:r>
+      <w:r>
+        <w:rPr>
+          <w:rFonts w:ascii="Tahoma" w:eastAsia="微软雅黑" w:hAnsi="Tahoma" w:hint="eastAsia"/>
+          <w:kern w:val="0"/>
+          <w:sz w:val="22"/>
+        </w:rPr>
+        <w:t>片在脚下，磕脚，不舒服。</w:t>
       </w:r>
     </w:p>
     <w:p>
@@ -1733,32 +2285,457 @@
         <w:rPr>
           <w:rFonts w:ascii="Tahoma" w:eastAsia="微软雅黑" w:hAnsi="Tahoma"/>
           <w:kern w:val="0"/>
+          <w:sz w:val="22"/>
+        </w:rPr>
+      </w:pPr>
+    </w:p>
+    <w:p>
+      <w:pPr>
+        <w:pStyle w:val="3"/>
+        <w:rPr>
+          <w:rFonts w:ascii="微软雅黑" w:eastAsia="微软雅黑" w:hAnsi="微软雅黑"/>
           <w:sz w:val="24"/>
-        </w:rPr>
-      </w:pPr>
-      <w:r>
-        <w:rPr>
-          <w:rFonts w:ascii="Tahoma" w:eastAsia="微软雅黑" w:hAnsi="Tahoma" w:hint="eastAsia"/>
-          <w:kern w:val="0"/>
+          <w:szCs w:val="24"/>
+        </w:rPr>
+      </w:pPr>
+      <w:r>
+        <w:rPr>
+          <w:rFonts w:ascii="微软雅黑" w:eastAsia="微软雅黑" w:hAnsi="微软雅黑" w:hint="eastAsia"/>
           <w:sz w:val="24"/>
-        </w:rPr>
-        <w:t>这里不做硬性设定</w:t>
-      </w:r>
-      <w:r>
-        <w:rPr>
-          <w:rFonts w:ascii="Tahoma" w:eastAsia="微软雅黑" w:hAnsi="Tahoma" w:hint="eastAsia"/>
+          <w:szCs w:val="24"/>
+        </w:rPr>
+        <w:t>社会关系设定</w:t>
+      </w:r>
+    </w:p>
+    <w:p>
+      <w:pPr>
+        <w:widowControl/>
+        <w:adjustRightInd w:val="0"/>
+        <w:snapToGrid w:val="0"/>
+        <w:spacing w:after="200"/>
+        <w:jc w:val="left"/>
+        <w:rPr>
+          <w:rFonts w:ascii="Tahoma" w:eastAsia="微软雅黑" w:hAnsi="Tahoma"/>
+          <w:kern w:val="0"/>
+          <w:sz w:val="22"/>
+        </w:rPr>
+      </w:pPr>
+      <w:r>
+        <w:rPr>
+          <w:rFonts w:ascii="Tahoma" w:eastAsia="微软雅黑" w:hAnsi="Tahoma" w:hint="eastAsia"/>
+          <w:b/>
+          <w:bCs/>
+          <w:kern w:val="0"/>
+          <w:sz w:val="22"/>
+        </w:rPr>
+        <w:t>庞大的数量</w:t>
+      </w:r>
+      <w:r>
+        <w:rPr>
+          <w:rFonts w:ascii="Tahoma" w:eastAsia="微软雅黑" w:hAnsi="Tahoma" w:hint="eastAsia"/>
+          <w:kern w:val="0"/>
+          <w:sz w:val="22"/>
+        </w:rPr>
+        <w:t>：</w:t>
+      </w:r>
+      <w:r>
+        <w:rPr>
+          <w:rFonts w:ascii="Tahoma" w:eastAsia="微软雅黑" w:hAnsi="Tahoma" w:hint="eastAsia"/>
+          <w:kern w:val="0"/>
+          <w:sz w:val="22"/>
+        </w:rPr>
+        <w:t>小爱丽丝的数量多到数不清，在任何地方都能找到她的身影，是一个横跨多个星系生活的巨大族群。</w:t>
+      </w:r>
+    </w:p>
+    <w:p>
+      <w:pPr>
+        <w:widowControl/>
+        <w:adjustRightInd w:val="0"/>
+        <w:snapToGrid w:val="0"/>
+        <w:jc w:val="left"/>
+        <w:rPr>
+          <w:rFonts w:ascii="Tahoma" w:eastAsia="微软雅黑" w:hAnsi="Tahoma"/>
+          <w:kern w:val="0"/>
+          <w:sz w:val="22"/>
+        </w:rPr>
+      </w:pPr>
+      <w:r>
+        <w:rPr>
+          <w:rFonts w:ascii="Tahoma" w:eastAsia="微软雅黑" w:hAnsi="Tahoma" w:hint="eastAsia"/>
+          <w:b/>
+          <w:bCs/>
+          <w:kern w:val="0"/>
+          <w:sz w:val="22"/>
+        </w:rPr>
+        <w:t>社会制度：</w:t>
+      </w:r>
+      <w:r>
+        <w:rPr>
+          <w:rFonts w:ascii="Tahoma" w:eastAsia="微软雅黑" w:hAnsi="Tahoma" w:hint="eastAsia"/>
+          <w:kern w:val="0"/>
+          <w:sz w:val="22"/>
+        </w:rPr>
+        <w:t>小爱丽丝之间是可以存在各种各样多元化的社会制度</w:t>
+      </w:r>
+      <w:r>
+        <w:rPr>
+          <w:rFonts w:ascii="Tahoma" w:eastAsia="微软雅黑" w:hAnsi="Tahoma" w:hint="eastAsia"/>
+          <w:kern w:val="0"/>
+          <w:sz w:val="22"/>
+        </w:rPr>
+        <w:t>的</w:t>
+      </w:r>
+      <w:r>
+        <w:rPr>
+          <w:rFonts w:ascii="Tahoma" w:eastAsia="微软雅黑" w:hAnsi="Tahoma" w:hint="eastAsia"/>
+          <w:kern w:val="0"/>
+          <w:sz w:val="22"/>
+        </w:rPr>
+        <w:t>，</w:t>
+      </w:r>
+      <w:r>
+        <w:rPr>
+          <w:rFonts w:ascii="Tahoma" w:eastAsia="微软雅黑" w:hAnsi="Tahoma" w:hint="eastAsia"/>
+          <w:kern w:val="0"/>
+          <w:sz w:val="22"/>
+        </w:rPr>
+        <w:t>包括社会的经济、政治、法律、文化、教育等制度。</w:t>
+      </w:r>
+      <w:r>
+        <w:rPr>
+          <w:rFonts w:ascii="Tahoma" w:eastAsia="微软雅黑" w:hAnsi="Tahoma" w:hint="eastAsia"/>
+          <w:kern w:val="0"/>
+          <w:sz w:val="22"/>
+        </w:rPr>
+        <w:t>经济基础决定上层建筑。</w:t>
+      </w:r>
+    </w:p>
+    <w:p>
+      <w:pPr>
+        <w:widowControl/>
+        <w:adjustRightInd w:val="0"/>
+        <w:snapToGrid w:val="0"/>
+        <w:spacing w:after="200"/>
+        <w:jc w:val="left"/>
+        <w:rPr>
+          <w:rFonts w:ascii="Tahoma" w:eastAsia="微软雅黑" w:hAnsi="Tahoma" w:hint="eastAsia"/>
+          <w:color w:val="0070C0"/>
           <w:kern w:val="0"/>
           <w:sz w:val="24"/>
         </w:rPr>
-        <w:t>，你可以根据你的想法添加设定</w:t>
-      </w:r>
-      <w:r>
+      </w:pPr>
+      <w:r>
+        <w:rPr>
+          <w:rFonts w:ascii="Tahoma" w:eastAsia="微软雅黑" w:hAnsi="Tahoma" w:hint="eastAsia"/>
+          <w:color w:val="0070C0"/>
+          <w:kern w:val="0"/>
+          <w:sz w:val="22"/>
+        </w:rPr>
+        <w:t>需要提及的是，我们在独立游戏的开发中，经常会因为偏激的个人情绪</w:t>
+      </w:r>
+      <w:r>
+        <w:rPr>
+          <w:rFonts w:ascii="Tahoma" w:eastAsia="微软雅黑" w:hAnsi="Tahoma" w:hint="eastAsia"/>
+          <w:color w:val="0070C0"/>
+          <w:kern w:val="0"/>
+          <w:sz w:val="22"/>
+        </w:rPr>
+        <w:t>意识流</w:t>
+      </w:r>
+      <w:r>
+        <w:rPr>
+          <w:rFonts w:ascii="Tahoma" w:eastAsia="微软雅黑" w:hAnsi="Tahoma" w:hint="eastAsia"/>
+          <w:color w:val="0070C0"/>
+          <w:kern w:val="0"/>
+          <w:sz w:val="22"/>
+        </w:rPr>
+        <w:t>，将游戏中的社会制度</w:t>
+      </w:r>
+      <w:r>
+        <w:rPr>
+          <w:rFonts w:ascii="Tahoma" w:eastAsia="微软雅黑" w:hAnsi="Tahoma" w:hint="eastAsia"/>
+          <w:color w:val="0070C0"/>
+          <w:kern w:val="0"/>
+          <w:sz w:val="22"/>
+        </w:rPr>
+        <w:t>与世界观</w:t>
+      </w:r>
+      <w:r>
+        <w:rPr>
+          <w:rFonts w:ascii="Tahoma" w:eastAsia="微软雅黑" w:hAnsi="Tahoma" w:hint="eastAsia"/>
+          <w:color w:val="0070C0"/>
+          <w:kern w:val="0"/>
+          <w:sz w:val="22"/>
+        </w:rPr>
+        <w:t>描述</w:t>
+      </w:r>
+      <w:r>
+        <w:rPr>
+          <w:rFonts w:ascii="Tahoma" w:eastAsia="微软雅黑" w:hAnsi="Tahoma" w:hint="eastAsia"/>
+          <w:color w:val="0070C0"/>
+          <w:kern w:val="0"/>
+          <w:sz w:val="22"/>
+        </w:rPr>
+        <w:t>的</w:t>
+      </w:r>
+      <w:r>
+        <w:rPr>
+          <w:rFonts w:ascii="Tahoma" w:eastAsia="微软雅黑" w:hAnsi="Tahoma" w:hint="eastAsia"/>
+          <w:color w:val="0070C0"/>
+          <w:kern w:val="0"/>
+          <w:sz w:val="22"/>
+        </w:rPr>
+        <w:t>混乱不堪</w:t>
+      </w:r>
+      <w:r>
+        <w:rPr>
+          <w:rFonts w:ascii="Tahoma" w:eastAsia="微软雅黑" w:hAnsi="Tahoma" w:hint="eastAsia"/>
+          <w:color w:val="0070C0"/>
+          <w:kern w:val="0"/>
+          <w:sz w:val="22"/>
+        </w:rPr>
+        <w:t>。</w:t>
+      </w:r>
+      <w:r>
+        <w:rPr>
+          <w:rFonts w:ascii="Tahoma" w:eastAsia="微软雅黑" w:hAnsi="Tahoma" w:hint="eastAsia"/>
+          <w:color w:val="0070C0"/>
+          <w:kern w:val="0"/>
+          <w:sz w:val="22"/>
+        </w:rPr>
+        <w:t>反派毫无理由地与玩家为敌，</w:t>
+      </w:r>
+      <w:r>
+        <w:rPr>
+          <w:rFonts w:ascii="Tahoma" w:eastAsia="微软雅黑" w:hAnsi="Tahoma" w:hint="eastAsia"/>
+          <w:color w:val="0070C0"/>
+          <w:kern w:val="0"/>
+          <w:sz w:val="22"/>
+        </w:rPr>
+        <w:t>使得自己的游戏缺少艺术升华的主题。所以，在设计游戏前，最好先补补功课预设好其中的社会制度</w:t>
+      </w:r>
+      <w:r>
+        <w:rPr>
+          <w:rFonts w:ascii="Tahoma" w:eastAsia="微软雅黑" w:hAnsi="Tahoma" w:hint="eastAsia"/>
+          <w:color w:val="0070C0"/>
+          <w:kern w:val="0"/>
+          <w:sz w:val="22"/>
+        </w:rPr>
+        <w:t>。</w:t>
+      </w:r>
+    </w:p>
+    <w:p>
+      <w:pPr>
+        <w:widowControl/>
+        <w:adjustRightInd w:val="0"/>
+        <w:snapToGrid w:val="0"/>
+        <w:spacing w:after="200"/>
+        <w:jc w:val="left"/>
+        <w:rPr>
+          <w:rFonts w:ascii="Tahoma" w:eastAsia="微软雅黑" w:hAnsi="Tahoma"/>
+          <w:kern w:val="0"/>
+          <w:sz w:val="22"/>
+          <w:szCs w:val="21"/>
+        </w:rPr>
+      </w:pPr>
+      <w:r>
+        <w:rPr>
+          <w:rFonts w:ascii="Tahoma" w:eastAsia="微软雅黑" w:hAnsi="Tahoma" w:hint="eastAsia"/>
+          <w:b/>
+          <w:bCs/>
+          <w:kern w:val="0"/>
+          <w:sz w:val="22"/>
+          <w:szCs w:val="21"/>
+        </w:rPr>
+        <w:t>阶层理论</w:t>
+      </w:r>
+      <w:r>
+        <w:rPr>
+          <w:rFonts w:ascii="Tahoma" w:eastAsia="微软雅黑" w:hAnsi="Tahoma" w:hint="eastAsia"/>
+          <w:b/>
+          <w:bCs/>
+          <w:kern w:val="0"/>
+          <w:sz w:val="22"/>
+          <w:szCs w:val="21"/>
+        </w:rPr>
+        <w:t>：</w:t>
+      </w:r>
+      <w:r>
+        <w:rPr>
+          <w:rFonts w:ascii="Tahoma" w:eastAsia="微软雅黑" w:hAnsi="Tahoma" w:hint="eastAsia"/>
+          <w:kern w:val="0"/>
+          <w:sz w:val="22"/>
+          <w:szCs w:val="21"/>
+        </w:rPr>
+        <w:t>按照金字塔</w:t>
+      </w:r>
+      <w:r>
+        <w:rPr>
+          <w:rFonts w:ascii="Tahoma" w:eastAsia="微软雅黑" w:hAnsi="Tahoma" w:hint="eastAsia"/>
+          <w:kern w:val="0"/>
+          <w:sz w:val="22"/>
+          <w:szCs w:val="21"/>
+        </w:rPr>
+        <w:t>社会</w:t>
+      </w:r>
+      <w:r>
+        <w:rPr>
+          <w:rFonts w:ascii="Tahoma" w:eastAsia="微软雅黑" w:hAnsi="Tahoma" w:hint="eastAsia"/>
+          <w:kern w:val="0"/>
+          <w:sz w:val="22"/>
+          <w:szCs w:val="21"/>
+        </w:rPr>
+        <w:t>阶层理论，</w:t>
+      </w:r>
+      <w:r>
+        <w:rPr>
+          <w:rFonts w:ascii="Tahoma" w:eastAsia="微软雅黑" w:hAnsi="Tahoma" w:hint="eastAsia"/>
+          <w:kern w:val="0"/>
+          <w:sz w:val="22"/>
+          <w:szCs w:val="21"/>
+        </w:rPr>
+        <w:t>平民</w:t>
+      </w:r>
+      <w:r>
+        <w:rPr>
+          <w:rFonts w:ascii="Tahoma" w:eastAsia="微软雅黑" w:hAnsi="Tahoma" w:hint="eastAsia"/>
+          <w:kern w:val="0"/>
+          <w:sz w:val="22"/>
+          <w:szCs w:val="21"/>
+        </w:rPr>
+        <w:t>是</w:t>
+      </w:r>
+      <w:r>
+        <w:rPr>
+          <w:rFonts w:ascii="Tahoma" w:eastAsia="微软雅黑" w:hAnsi="Tahoma" w:hint="eastAsia"/>
+          <w:kern w:val="0"/>
+          <w:sz w:val="22"/>
+          <w:szCs w:val="21"/>
+        </w:rPr>
+        <w:t>几乎无法与国王进行直接对话的，只能远观。</w:t>
+      </w:r>
+      <w:r>
+        <w:rPr>
+          <w:rFonts w:ascii="Tahoma" w:eastAsia="微软雅黑" w:hAnsi="Tahoma" w:hint="eastAsia"/>
+          <w:kern w:val="0"/>
+          <w:sz w:val="22"/>
+          <w:szCs w:val="21"/>
+        </w:rPr>
+        <w:t>而到了量子妹这种星系的管理等级，</w:t>
+      </w:r>
+      <w:r>
+        <w:rPr>
+          <w:rFonts w:ascii="Tahoma" w:eastAsia="微软雅黑" w:hAnsi="Tahoma" w:hint="eastAsia"/>
+          <w:kern w:val="0"/>
+          <w:sz w:val="22"/>
+          <w:szCs w:val="21"/>
+        </w:rPr>
+        <w:t>能够和量子妹直接接触的小爱丽丝，通常</w:t>
+      </w:r>
+      <w:r>
+        <w:rPr>
+          <w:rFonts w:ascii="Tahoma" w:eastAsia="微软雅黑" w:hAnsi="Tahoma" w:hint="eastAsia"/>
+          <w:kern w:val="0"/>
+          <w:sz w:val="22"/>
+          <w:szCs w:val="21"/>
+        </w:rPr>
+        <w:t>都</w:t>
+      </w:r>
+      <w:r>
+        <w:rPr>
+          <w:rFonts w:ascii="Tahoma" w:eastAsia="微软雅黑" w:hAnsi="Tahoma" w:hint="eastAsia"/>
+          <w:kern w:val="0"/>
+          <w:sz w:val="22"/>
+          <w:szCs w:val="21"/>
+        </w:rPr>
+        <w:t>是</w:t>
+      </w:r>
+      <w:r>
+        <w:rPr>
+          <w:rFonts w:ascii="Tahoma" w:eastAsia="微软雅黑" w:hAnsi="Tahoma" w:hint="eastAsia"/>
+          <w:kern w:val="0"/>
+          <w:sz w:val="22"/>
+          <w:szCs w:val="21"/>
+        </w:rPr>
+        <w:t>国王、总统、领导人级别的小爱丽丝</w:t>
+      </w:r>
+      <w:r>
+        <w:rPr>
+          <w:rFonts w:ascii="Tahoma" w:eastAsia="微软雅黑" w:hAnsi="Tahoma" w:hint="eastAsia"/>
+          <w:kern w:val="0"/>
+          <w:sz w:val="22"/>
+          <w:szCs w:val="21"/>
+        </w:rPr>
+        <w:t>，</w:t>
+      </w:r>
+      <w:r>
+        <w:rPr>
+          <w:rFonts w:ascii="Tahoma" w:eastAsia="微软雅黑" w:hAnsi="Tahoma" w:hint="eastAsia"/>
+          <w:kern w:val="0"/>
+          <w:sz w:val="22"/>
+          <w:szCs w:val="21"/>
+        </w:rPr>
+        <w:t>在一般平民小爱丽丝眼里，量子妹相当于神明的存在，是一种真实而崇高的信仰。</w:t>
+      </w:r>
+    </w:p>
+    <w:p>
+      <w:pPr>
+        <w:widowControl/>
+        <w:jc w:val="left"/>
         <w:rPr>
           <w:rFonts w:ascii="Tahoma" w:eastAsia="微软雅黑" w:hAnsi="Tahoma" w:hint="eastAsia"/>
           <w:kern w:val="0"/>
           <w:sz w:val="24"/>
         </w:rPr>
-        <w:t>：</w:t>
+      </w:pPr>
+      <w:r>
+        <w:rPr>
+          <w:rFonts w:ascii="Tahoma" w:eastAsia="微软雅黑" w:hAnsi="Tahoma"/>
+          <w:kern w:val="0"/>
+          <w:sz w:val="24"/>
+        </w:rPr>
+        <w:br w:type="page"/>
+      </w:r>
+    </w:p>
+    <w:p>
+      <w:pPr>
+        <w:pStyle w:val="3"/>
+        <w:rPr>
+          <w:rFonts w:ascii="微软雅黑" w:eastAsia="微软雅黑" w:hAnsi="微软雅黑"/>
+          <w:sz w:val="24"/>
+          <w:szCs w:val="24"/>
+        </w:rPr>
+      </w:pPr>
+      <w:r>
+        <w:rPr>
+          <w:rFonts w:ascii="微软雅黑" w:eastAsia="微软雅黑" w:hAnsi="微软雅黑" w:hint="eastAsia"/>
+          <w:sz w:val="24"/>
+          <w:szCs w:val="24"/>
+        </w:rPr>
+        <w:lastRenderedPageBreak/>
+        <w:t>可变设定</w:t>
+      </w:r>
+    </w:p>
+    <w:p>
+      <w:pPr>
+        <w:widowControl/>
+        <w:adjustRightInd w:val="0"/>
+        <w:snapToGrid w:val="0"/>
+        <w:spacing w:after="200"/>
+        <w:jc w:val="left"/>
+        <w:rPr>
+          <w:rFonts w:ascii="Tahoma" w:eastAsia="微软雅黑" w:hAnsi="Tahoma"/>
+          <w:kern w:val="0"/>
+          <w:sz w:val="22"/>
+        </w:rPr>
+      </w:pPr>
+      <w:r>
+        <w:rPr>
+          <w:rFonts w:ascii="Tahoma" w:eastAsia="微软雅黑" w:hAnsi="Tahoma" w:hint="eastAsia"/>
+          <w:kern w:val="0"/>
+          <w:sz w:val="22"/>
+        </w:rPr>
+        <w:t>这里不做硬性设定，你可以根据你的想法添加设定：</w:t>
       </w:r>
     </w:p>
     <w:p>
@@ -1777,14 +2754,14 @@
         <w:rPr>
           <w:rFonts w:ascii="Tahoma" w:eastAsia="微软雅黑" w:hAnsi="Tahoma"/>
           <w:kern w:val="0"/>
-          <w:sz w:val="24"/>
-        </w:rPr>
-      </w:pPr>
-      <w:r>
-        <w:rPr>
-          <w:rFonts w:ascii="Tahoma" w:eastAsia="微软雅黑" w:hAnsi="Tahoma" w:hint="eastAsia"/>
-          <w:kern w:val="0"/>
-          <w:sz w:val="24"/>
+          <w:sz w:val="22"/>
+        </w:rPr>
+      </w:pPr>
+      <w:r>
+        <w:rPr>
+          <w:rFonts w:ascii="Tahoma" w:eastAsia="微软雅黑" w:hAnsi="Tahoma" w:hint="eastAsia"/>
+          <w:kern w:val="0"/>
+          <w:sz w:val="22"/>
         </w:rPr>
         <w:t>小爱丽丝有</w:t>
       </w:r>
@@ -1792,7 +2769,7 @@
         <w:rPr>
           <w:rFonts w:ascii="Tahoma" w:eastAsia="微软雅黑" w:hAnsi="Tahoma"/>
           <w:kern w:val="0"/>
-          <w:sz w:val="24"/>
+          <w:sz w:val="22"/>
         </w:rPr>
         <w:t>长发和单马尾两种</w:t>
       </w:r>
@@ -1800,7 +2777,55 @@
         <w:rPr>
           <w:rFonts w:ascii="Tahoma" w:eastAsia="微软雅黑" w:hAnsi="Tahoma" w:hint="eastAsia"/>
           <w:kern w:val="0"/>
-          <w:sz w:val="24"/>
+          <w:sz w:val="22"/>
+        </w:rPr>
+        <w:t>（主流），部分小爱丽丝会</w:t>
+      </w:r>
+      <w:r>
+        <w:rPr>
+          <w:rFonts w:ascii="Tahoma" w:eastAsia="微软雅黑" w:hAnsi="Tahoma" w:hint="eastAsia"/>
+          <w:kern w:val="0"/>
+          <w:sz w:val="22"/>
+        </w:rPr>
+        <w:t xml:space="preserve"> </w:t>
+      </w:r>
+      <w:r>
+        <w:rPr>
+          <w:rFonts w:ascii="Tahoma" w:eastAsia="微软雅黑" w:hAnsi="Tahoma" w:hint="eastAsia"/>
+          <w:kern w:val="0"/>
+          <w:sz w:val="22"/>
+        </w:rPr>
+        <w:t>戴帽子、扎双马尾、戴特殊发夹</w:t>
+      </w:r>
+      <w:r>
+        <w:rPr>
+          <w:rFonts w:ascii="Tahoma" w:eastAsia="微软雅黑" w:hAnsi="Tahoma" w:hint="eastAsia"/>
+          <w:kern w:val="0"/>
+          <w:sz w:val="22"/>
+        </w:rPr>
+        <w:t>、将容灾中国结盘在头发上</w:t>
+      </w:r>
+      <w:r>
+        <w:rPr>
+          <w:rFonts w:ascii="Tahoma" w:eastAsia="微软雅黑" w:hAnsi="Tahoma" w:hint="eastAsia"/>
+          <w:kern w:val="0"/>
+          <w:sz w:val="22"/>
+        </w:rPr>
+        <w:t xml:space="preserve"> </w:t>
+      </w:r>
+      <w:r>
+        <w:rPr>
+          <w:rFonts w:ascii="Tahoma" w:eastAsia="微软雅黑" w:hAnsi="Tahoma" w:hint="eastAsia"/>
+          <w:kern w:val="0"/>
+          <w:sz w:val="22"/>
+        </w:rPr>
+        <w:t>加强辨识度</w:t>
+      </w:r>
+      <w:r>
+        <w:rPr>
+          <w:rFonts w:ascii="Tahoma" w:eastAsia="微软雅黑" w:hAnsi="Tahoma" w:hint="eastAsia"/>
+          <w:kern w:val="0"/>
+          <w:sz w:val="22"/>
         </w:rPr>
         <w:t>。</w:t>
       </w:r>
@@ -1821,14 +2846,14 @@
         <w:rPr>
           <w:rFonts w:ascii="Tahoma" w:eastAsia="微软雅黑" w:hAnsi="Tahoma"/>
           <w:kern w:val="0"/>
-          <w:sz w:val="24"/>
-        </w:rPr>
-      </w:pPr>
-      <w:r>
-        <w:rPr>
-          <w:rFonts w:ascii="Tahoma" w:eastAsia="微软雅黑" w:hAnsi="Tahoma" w:hint="eastAsia"/>
-          <w:kern w:val="0"/>
-          <w:sz w:val="24"/>
+          <w:sz w:val="22"/>
+        </w:rPr>
+      </w:pPr>
+      <w:r>
+        <w:rPr>
+          <w:rFonts w:ascii="Tahoma" w:eastAsia="微软雅黑" w:hAnsi="Tahoma" w:hint="eastAsia"/>
+          <w:kern w:val="0"/>
+          <w:sz w:val="22"/>
         </w:rPr>
         <w:t>小爱丽丝有穿哥特服、女服务员装的版本。</w:t>
       </w:r>
@@ -1849,14 +2874,14 @@
         <w:rPr>
           <w:rFonts w:ascii="Tahoma" w:eastAsia="微软雅黑" w:hAnsi="Tahoma"/>
           <w:kern w:val="0"/>
-          <w:sz w:val="24"/>
-        </w:rPr>
-      </w:pPr>
-      <w:r>
-        <w:rPr>
-          <w:rFonts w:ascii="Tahoma" w:eastAsia="微软雅黑" w:hAnsi="Tahoma"/>
-          <w:kern w:val="0"/>
-          <w:sz w:val="24"/>
+          <w:sz w:val="22"/>
+        </w:rPr>
+      </w:pPr>
+      <w:r>
+        <w:rPr>
+          <w:rFonts w:ascii="Tahoma" w:eastAsia="微软雅黑" w:hAnsi="Tahoma"/>
+          <w:kern w:val="0"/>
+          <w:sz w:val="22"/>
         </w:rPr>
         <w:t>小爱丽丝充当了多种职业角色</w:t>
       </w:r>
@@ -1864,7 +2889,7 @@
         <w:rPr>
           <w:rFonts w:ascii="Tahoma" w:eastAsia="微软雅黑" w:hAnsi="Tahoma" w:hint="eastAsia"/>
           <w:kern w:val="0"/>
-          <w:sz w:val="24"/>
+          <w:sz w:val="22"/>
         </w:rPr>
         <w:t>。</w:t>
       </w:r>
@@ -1876,14 +2901,14 @@
         <w:rPr>
           <w:rFonts w:ascii="Tahoma" w:eastAsia="微软雅黑" w:hAnsi="Tahoma"/>
           <w:kern w:val="0"/>
-          <w:sz w:val="24"/>
-        </w:rPr>
-      </w:pPr>
-      <w:r>
-        <w:rPr>
-          <w:rFonts w:ascii="Tahoma" w:eastAsia="微软雅黑" w:hAnsi="Tahoma" w:hint="eastAsia"/>
-          <w:kern w:val="0"/>
-          <w:sz w:val="24"/>
+          <w:sz w:val="22"/>
+        </w:rPr>
+      </w:pPr>
+      <w:r>
+        <w:rPr>
+          <w:rFonts w:ascii="Tahoma" w:eastAsia="微软雅黑" w:hAnsi="Tahoma" w:hint="eastAsia"/>
+          <w:kern w:val="0"/>
+          <w:sz w:val="22"/>
         </w:rPr>
         <w:t>如果你缺乏灵感，你可以去故事创作区看看。</w:t>
       </w:r>
@@ -1895,14 +2920,14 @@
         <w:rPr>
           <w:rFonts w:ascii="Tahoma" w:eastAsia="微软雅黑" w:hAnsi="Tahoma"/>
           <w:kern w:val="0"/>
-          <w:sz w:val="24"/>
-        </w:rPr>
-      </w:pPr>
-      <w:r>
-        <w:rPr>
-          <w:rFonts w:ascii="Tahoma" w:eastAsia="微软雅黑" w:hAnsi="Tahoma"/>
-          <w:kern w:val="0"/>
-          <w:sz w:val="24"/>
+          <w:sz w:val="22"/>
+        </w:rPr>
+      </w:pPr>
+      <w:r>
+        <w:rPr>
+          <w:rFonts w:ascii="Tahoma" w:eastAsia="微软雅黑" w:hAnsi="Tahoma"/>
+          <w:kern w:val="0"/>
+          <w:sz w:val="22"/>
         </w:rPr>
         <w:br w:type="page"/>
       </w:r>
@@ -1921,11 +2946,33 @@
     </w:p>
     <w:p>
       <w:pPr>
+        <w:pStyle w:val="3"/>
+        <w:rPr>
+          <w:rFonts w:ascii="微软雅黑" w:eastAsia="微软雅黑" w:hAnsi="微软雅黑"/>
+          <w:sz w:val="24"/>
+          <w:szCs w:val="24"/>
+        </w:rPr>
+      </w:pPr>
+      <w:r>
+        <w:rPr>
+          <w:rFonts w:ascii="微软雅黑" w:eastAsia="微软雅黑" w:hAnsi="微软雅黑" w:hint="eastAsia"/>
+          <w:sz w:val="24"/>
+          <w:szCs w:val="24"/>
+        </w:rPr>
+        <w:t>特征设定</w:t>
+      </w:r>
+    </w:p>
+    <w:p>
+      <w:pPr>
         <w:jc w:val="center"/>
+        <w:rPr>
+          <w:sz w:val="20"/>
+        </w:rPr>
       </w:pPr>
       <w:r>
         <w:rPr>
           <w:noProof/>
+          <w:sz w:val="20"/>
         </w:rPr>
         <w:drawing>
           <wp:inline distT="0" distB="0" distL="0" distR="0" wp14:anchorId="22C43E21" wp14:editId="5D903A39">
@@ -1988,33 +3035,24 @@
           <w:rFonts w:ascii="Tahoma" w:eastAsia="微软雅黑" w:hAnsi="Tahoma"/>
           <w:bCs/>
           <w:kern w:val="0"/>
-          <w:sz w:val="24"/>
-        </w:rPr>
-      </w:pPr>
-      <w:r>
-        <w:rPr>
-          <w:rFonts w:ascii="Tahoma" w:eastAsia="微软雅黑" w:hAnsi="Tahoma" w:hint="eastAsia"/>
-          <w:b/>
-          <w:kern w:val="0"/>
-          <w:sz w:val="24"/>
-        </w:rPr>
-        <w:t>断点夹</w:t>
-      </w:r>
-      <w:r>
-        <w:rPr>
-          <w:rFonts w:ascii="Tahoma" w:eastAsia="微软雅黑" w:hAnsi="Tahoma" w:hint="eastAsia"/>
-          <w:b/>
-          <w:kern w:val="0"/>
-          <w:sz w:val="24"/>
-        </w:rPr>
-        <w:t>（</w:t>
-      </w:r>
-      <w:r>
-        <w:rPr>
-          <w:rFonts w:ascii="Tahoma" w:eastAsia="微软雅黑" w:hAnsi="Tahoma" w:hint="eastAsia"/>
-          <w:b/>
-          <w:kern w:val="0"/>
-          <w:sz w:val="24"/>
+          <w:sz w:val="22"/>
+        </w:rPr>
+      </w:pPr>
+      <w:r>
+        <w:rPr>
+          <w:rFonts w:ascii="Tahoma" w:eastAsia="微软雅黑" w:hAnsi="Tahoma" w:hint="eastAsia"/>
+          <w:b/>
+          <w:kern w:val="0"/>
+          <w:sz w:val="22"/>
+        </w:rPr>
+        <w:t>断点夹（</w:t>
+      </w:r>
+      <w:r>
+        <w:rPr>
+          <w:rFonts w:ascii="Tahoma" w:eastAsia="微软雅黑" w:hAnsi="Tahoma" w:hint="eastAsia"/>
+          <w:b/>
+          <w:kern w:val="0"/>
+          <w:sz w:val="22"/>
         </w:rPr>
         <w:t>BreakPointClamp</w:t>
       </w:r>
@@ -2023,25 +3061,16 @@
           <w:rFonts w:ascii="Tahoma" w:eastAsia="微软雅黑" w:hAnsi="Tahoma" w:hint="eastAsia"/>
           <w:b/>
           <w:kern w:val="0"/>
-          <w:sz w:val="24"/>
-        </w:rPr>
-        <w:t>）</w:t>
-      </w:r>
-      <w:r>
-        <w:rPr>
-          <w:rFonts w:ascii="Tahoma" w:eastAsia="微软雅黑" w:hAnsi="Tahoma" w:hint="eastAsia"/>
-          <w:b/>
-          <w:kern w:val="0"/>
-          <w:sz w:val="24"/>
-        </w:rPr>
-        <w:t>：</w:t>
-      </w:r>
-      <w:r>
-        <w:rPr>
-          <w:rFonts w:ascii="Tahoma" w:eastAsia="微软雅黑" w:hAnsi="Tahoma" w:hint="eastAsia"/>
-          <w:bCs/>
-          <w:kern w:val="0"/>
-          <w:sz w:val="24"/>
+          <w:sz w:val="22"/>
+        </w:rPr>
+        <w:t>）：</w:t>
+      </w:r>
+      <w:r>
+        <w:rPr>
+          <w:rFonts w:ascii="Tahoma" w:eastAsia="微软雅黑" w:hAnsi="Tahoma" w:hint="eastAsia"/>
+          <w:bCs/>
+          <w:kern w:val="0"/>
+          <w:sz w:val="22"/>
         </w:rPr>
         <w:t>与量子妹使用的断点夹一样，但是因为手太短，</w:t>
       </w:r>
@@ -2050,7 +3079,7 @@
           <w:rFonts w:ascii="Tahoma" w:eastAsia="微软雅黑" w:hAnsi="Tahoma" w:hint="eastAsia"/>
           <w:bCs/>
           <w:kern w:val="0"/>
-          <w:sz w:val="24"/>
+          <w:sz w:val="22"/>
         </w:rPr>
         <w:t>一般只能</w:t>
       </w:r>
@@ -2059,7 +3088,7 @@
           <w:rFonts w:ascii="Tahoma" w:eastAsia="微软雅黑" w:hAnsi="Tahoma" w:hint="eastAsia"/>
           <w:bCs/>
           <w:kern w:val="0"/>
-          <w:sz w:val="24"/>
+          <w:sz w:val="22"/>
         </w:rPr>
         <w:t>拿起一个。</w:t>
       </w:r>
@@ -2075,15 +3104,15 @@
           <w:rFonts w:ascii="Tahoma" w:eastAsia="微软雅黑" w:hAnsi="Tahoma"/>
           <w:bCs/>
           <w:kern w:val="0"/>
-          <w:sz w:val="24"/>
-        </w:rPr>
-      </w:pPr>
-      <w:r>
-        <w:rPr>
-          <w:rFonts w:ascii="Tahoma" w:eastAsia="微软雅黑" w:hAnsi="Tahoma" w:hint="eastAsia"/>
-          <w:b/>
-          <w:kern w:val="0"/>
-          <w:sz w:val="24"/>
+          <w:sz w:val="22"/>
+        </w:rPr>
+      </w:pPr>
+      <w:r>
+        <w:rPr>
+          <w:rFonts w:ascii="Tahoma" w:eastAsia="微软雅黑" w:hAnsi="Tahoma" w:hint="eastAsia"/>
+          <w:b/>
+          <w:kern w:val="0"/>
+          <w:sz w:val="22"/>
         </w:rPr>
         <w:t>索引触角</w:t>
       </w:r>
@@ -2092,7 +3121,7 @@
           <w:rFonts w:ascii="Tahoma" w:eastAsia="微软雅黑" w:hAnsi="Tahoma" w:hint="eastAsia"/>
           <w:b/>
           <w:kern w:val="0"/>
-          <w:sz w:val="24"/>
+          <w:sz w:val="22"/>
         </w:rPr>
         <w:t>(</w:t>
       </w:r>
@@ -2101,7 +3130,7 @@
           <w:rFonts w:ascii="Tahoma" w:eastAsia="微软雅黑" w:hAnsi="Tahoma" w:hint="eastAsia"/>
           <w:b/>
           <w:kern w:val="0"/>
-          <w:sz w:val="24"/>
+          <w:sz w:val="22"/>
         </w:rPr>
         <w:t>I</w:t>
       </w:r>
@@ -2110,7 +3139,7 @@
           <w:rFonts w:ascii="Tahoma" w:eastAsia="微软雅黑" w:hAnsi="Tahoma"/>
           <w:b/>
           <w:kern w:val="0"/>
-          <w:sz w:val="24"/>
+          <w:sz w:val="22"/>
         </w:rPr>
         <w:t>ndexedTentacles</w:t>
       </w:r>
@@ -2119,7 +3148,7 @@
           <w:rFonts w:ascii="Tahoma" w:eastAsia="微软雅黑" w:hAnsi="Tahoma" w:hint="eastAsia"/>
           <w:b/>
           <w:kern w:val="0"/>
-          <w:sz w:val="24"/>
+          <w:sz w:val="22"/>
         </w:rPr>
         <w:t>)</w:t>
       </w:r>
@@ -2128,7 +3157,7 @@
           <w:rFonts w:ascii="Tahoma" w:eastAsia="微软雅黑" w:hAnsi="Tahoma" w:hint="eastAsia"/>
           <w:b/>
           <w:kern w:val="0"/>
-          <w:sz w:val="24"/>
+          <w:sz w:val="22"/>
         </w:rPr>
         <w:t>：</w:t>
       </w:r>
@@ -2137,7 +3166,7 @@
           <w:rFonts w:ascii="Tahoma" w:eastAsia="微软雅黑" w:hAnsi="Tahoma" w:hint="eastAsia"/>
           <w:bCs/>
           <w:kern w:val="0"/>
-          <w:sz w:val="24"/>
+          <w:sz w:val="22"/>
         </w:rPr>
         <w:t>这使得作者几乎拥有在代码中瞬移的能力。能通过</w:t>
       </w:r>
@@ -2146,7 +3175,7 @@
           <w:rFonts w:ascii="Tahoma" w:eastAsia="微软雅黑" w:hAnsi="Tahoma" w:hint="eastAsia"/>
           <w:bCs/>
           <w:kern w:val="0"/>
-          <w:sz w:val="24"/>
+          <w:sz w:val="22"/>
         </w:rPr>
         <w:t>全词匹配、正则表达式匹配</w:t>
       </w:r>
@@ -2155,7 +3184,7 @@
           <w:rFonts w:ascii="Tahoma" w:eastAsia="微软雅黑" w:hAnsi="Tahoma" w:hint="eastAsia"/>
           <w:bCs/>
           <w:kern w:val="0"/>
-          <w:sz w:val="24"/>
+          <w:sz w:val="22"/>
         </w:rPr>
         <w:t>查找到目标文本字段。能</w:t>
       </w:r>
@@ -2164,7 +3193,7 @@
           <w:rFonts w:ascii="Tahoma" w:eastAsia="微软雅黑" w:hAnsi="Tahoma" w:hint="eastAsia"/>
           <w:bCs/>
           <w:kern w:val="0"/>
-          <w:sz w:val="24"/>
+          <w:sz w:val="22"/>
         </w:rPr>
         <w:t>将指定的变量名、</w:t>
       </w:r>
@@ -2173,7 +3202,7 @@
           <w:rFonts w:ascii="Tahoma" w:eastAsia="微软雅黑" w:hAnsi="Tahoma" w:hint="eastAsia"/>
           <w:bCs/>
           <w:kern w:val="0"/>
-          <w:sz w:val="24"/>
+          <w:sz w:val="22"/>
         </w:rPr>
         <w:t>函数</w:t>
       </w:r>
@@ -2182,7 +3211,7 @@
           <w:rFonts w:ascii="Tahoma" w:eastAsia="微软雅黑" w:hAnsi="Tahoma" w:hint="eastAsia"/>
           <w:bCs/>
           <w:kern w:val="0"/>
-          <w:sz w:val="24"/>
+          <w:sz w:val="22"/>
         </w:rPr>
         <w:t>、索引编号替换成合理的</w:t>
       </w:r>
@@ -2191,7 +3220,7 @@
           <w:rFonts w:ascii="Tahoma" w:eastAsia="微软雅黑" w:hAnsi="Tahoma" w:hint="eastAsia"/>
           <w:bCs/>
           <w:kern w:val="0"/>
-          <w:sz w:val="24"/>
+          <w:sz w:val="22"/>
         </w:rPr>
         <w:t>字符。能迅速在数个代码文件中进行全文搜索，精准定位关键字。</w:t>
       </w:r>
@@ -2200,7 +3229,7 @@
           <w:rFonts w:ascii="Tahoma" w:eastAsia="微软雅黑" w:hAnsi="Tahoma" w:hint="eastAsia"/>
           <w:bCs/>
           <w:kern w:val="0"/>
-          <w:sz w:val="24"/>
+          <w:sz w:val="22"/>
         </w:rPr>
         <w:t>另外，我恨</w:t>
       </w:r>
@@ -2209,7 +3238,7 @@
           <w:rFonts w:ascii="Tahoma" w:eastAsia="微软雅黑" w:hAnsi="Tahoma" w:hint="eastAsia"/>
           <w:bCs/>
           <w:kern w:val="0"/>
-          <w:sz w:val="24"/>
+          <w:sz w:val="22"/>
         </w:rPr>
         <w:t>C++</w:t>
       </w:r>
@@ -2218,7 +3247,7 @@
           <w:rFonts w:ascii="Tahoma" w:eastAsia="微软雅黑" w:hAnsi="Tahoma" w:hint="eastAsia"/>
           <w:bCs/>
           <w:kern w:val="0"/>
-          <w:sz w:val="24"/>
+          <w:sz w:val="22"/>
         </w:rPr>
         <w:t>。</w:t>
       </w:r>
@@ -2234,15 +3263,15 @@
           <w:rFonts w:ascii="Tahoma" w:eastAsia="微软雅黑" w:hAnsi="Tahoma"/>
           <w:bCs/>
           <w:kern w:val="0"/>
-          <w:sz w:val="24"/>
-        </w:rPr>
-      </w:pPr>
-      <w:r>
-        <w:rPr>
-          <w:rFonts w:ascii="Tahoma" w:eastAsia="微软雅黑" w:hAnsi="Tahoma" w:hint="eastAsia"/>
-          <w:b/>
-          <w:kern w:val="0"/>
-          <w:sz w:val="24"/>
+          <w:sz w:val="22"/>
+        </w:rPr>
+      </w:pPr>
+      <w:r>
+        <w:rPr>
+          <w:rFonts w:ascii="Tahoma" w:eastAsia="微软雅黑" w:hAnsi="Tahoma" w:hint="eastAsia"/>
+          <w:b/>
+          <w:kern w:val="0"/>
+          <w:sz w:val="22"/>
         </w:rPr>
         <w:t>生物物种</w:t>
       </w:r>
@@ -2251,7 +3280,7 @@
           <w:rFonts w:ascii="Tahoma" w:eastAsia="微软雅黑" w:hAnsi="Tahoma" w:hint="eastAsia"/>
           <w:b/>
           <w:kern w:val="0"/>
-          <w:sz w:val="24"/>
+          <w:sz w:val="22"/>
         </w:rPr>
         <w:t>(OrganismSpecies)</w:t>
       </w:r>
@@ -2260,7 +3289,7 @@
           <w:rFonts w:ascii="Tahoma" w:eastAsia="微软雅黑" w:hAnsi="Tahoma" w:hint="eastAsia"/>
           <w:b/>
           <w:kern w:val="0"/>
-          <w:sz w:val="24"/>
+          <w:sz w:val="22"/>
         </w:rPr>
         <w:t>：</w:t>
       </w:r>
@@ -2269,7 +3298,7 @@
           <w:rFonts w:ascii="Tahoma" w:eastAsia="微软雅黑" w:hAnsi="Tahoma" w:hint="eastAsia"/>
           <w:bCs/>
           <w:kern w:val="0"/>
-          <w:sz w:val="24"/>
+          <w:sz w:val="22"/>
         </w:rPr>
         <w:t xml:space="preserve"> </w:t>
       </w:r>
@@ -2278,27 +3307,9 @@
           <w:rFonts w:ascii="Tahoma" w:eastAsia="微软雅黑" w:hAnsi="Tahoma" w:hint="eastAsia"/>
           <w:bCs/>
           <w:kern w:val="0"/>
-          <w:sz w:val="24"/>
-        </w:rPr>
-        <w:t>有必要提及一下，生物物种是幽灵，与量子妹的可视化</w:t>
-      </w:r>
-      <w:r>
-        <w:rPr>
-          <w:rFonts w:ascii="Tahoma" w:eastAsia="微软雅黑" w:hAnsi="Tahoma" w:hint="eastAsia"/>
-          <w:bCs/>
-          <w:kern w:val="0"/>
-          <w:sz w:val="24"/>
-        </w:rPr>
-        <w:t>连衣裙科技</w:t>
-      </w:r>
-      <w:r>
-        <w:rPr>
-          <w:rFonts w:ascii="Tahoma" w:eastAsia="微软雅黑" w:hAnsi="Tahoma" w:hint="eastAsia"/>
-          <w:bCs/>
-          <w:kern w:val="0"/>
-          <w:sz w:val="24"/>
-        </w:rPr>
-        <w:t>原理一样，将不可见的物质可见化。</w:t>
+          <w:sz w:val="22"/>
+        </w:rPr>
+        <w:t>有必要提及一下，生物物种是幽灵，与量子妹的可视化连衣裙科技原理一样，将不可见的物质可见化。</w:t>
       </w:r>
       <w:r>
         <w:rPr>
@@ -2307,7 +3318,7 @@
           <w:i/>
           <w:iCs/>
           <w:kern w:val="0"/>
-          <w:sz w:val="24"/>
+          <w:sz w:val="22"/>
         </w:rPr>
         <w:t>不是史莱姆，不是史莱姆，不是史莱姆。</w:t>
       </w:r>
@@ -2316,7 +3327,7 @@
           <w:rFonts w:ascii="Tahoma" w:eastAsia="微软雅黑" w:hAnsi="Tahoma" w:hint="eastAsia"/>
           <w:bCs/>
           <w:kern w:val="0"/>
-          <w:sz w:val="24"/>
+          <w:sz w:val="22"/>
         </w:rPr>
         <w:t>重要的事情说三遍Σ</w:t>
       </w:r>
@@ -2325,7 +3336,7 @@
           <w:rFonts w:ascii="Tahoma" w:eastAsia="微软雅黑" w:hAnsi="Tahoma" w:hint="eastAsia"/>
           <w:bCs/>
           <w:kern w:val="0"/>
-          <w:sz w:val="24"/>
+          <w:sz w:val="22"/>
         </w:rPr>
         <w:t>(</w:t>
       </w:r>
@@ -2334,7 +3345,7 @@
           <w:rFonts w:ascii="Tahoma" w:eastAsia="微软雅黑" w:hAnsi="Tahoma" w:hint="eastAsia"/>
           <w:bCs/>
           <w:kern w:val="0"/>
-          <w:sz w:val="24"/>
+          <w:sz w:val="22"/>
         </w:rPr>
         <w:t>°Д°</w:t>
       </w:r>
@@ -2343,7 +3354,7 @@
           <w:rFonts w:ascii="Tahoma" w:eastAsia="微软雅黑" w:hAnsi="Tahoma" w:hint="eastAsia"/>
           <w:bCs/>
           <w:kern w:val="0"/>
-          <w:sz w:val="24"/>
+          <w:sz w:val="22"/>
         </w:rPr>
         <w:t>;</w:t>
       </w:r>
@@ -2352,7 +3363,7 @@
           <w:rFonts w:ascii="Tahoma" w:eastAsia="微软雅黑" w:hAnsi="Tahoma" w:hint="eastAsia"/>
           <w:bCs/>
           <w:kern w:val="0"/>
-          <w:sz w:val="24"/>
+          <w:sz w:val="22"/>
         </w:rPr>
         <w:t>。作者可不是那种非常</w:t>
       </w:r>
@@ -2361,7 +3372,7 @@
           <w:rFonts w:ascii="Tahoma" w:eastAsia="微软雅黑" w:hAnsi="Tahoma" w:hint="eastAsia"/>
           <w:bCs/>
           <w:kern w:val="0"/>
-          <w:sz w:val="24"/>
+          <w:sz w:val="22"/>
         </w:rPr>
         <w:t>h</w:t>
       </w:r>
@@ -2370,7 +3381,7 @@
           <w:rFonts w:ascii="Tahoma" w:eastAsia="微软雅黑" w:hAnsi="Tahoma" w:hint="eastAsia"/>
           <w:bCs/>
           <w:kern w:val="0"/>
-          <w:sz w:val="24"/>
+          <w:sz w:val="22"/>
         </w:rPr>
         <w:t>的生物，而且也不会做那种可怕的事情。</w:t>
       </w:r>
@@ -2380,7 +3391,7 @@
           <w:bCs/>
           <w:color w:val="BFBFBF" w:themeColor="background1" w:themeShade="BF"/>
           <w:kern w:val="0"/>
-          <w:sz w:val="24"/>
+          <w:sz w:val="22"/>
         </w:rPr>
         <w:t>萝莉都是用来养的，可不是用来使用的。</w:t>
       </w:r>
@@ -2392,14 +3403,464 @@
         <w:rPr>
           <w:rFonts w:ascii="Tahoma" w:eastAsia="微软雅黑" w:hAnsi="Tahoma"/>
           <w:kern w:val="0"/>
+          <w:sz w:val="22"/>
+        </w:rPr>
+      </w:pPr>
+      <w:r>
+        <w:rPr>
+          <w:rFonts w:ascii="Tahoma" w:eastAsia="微软雅黑" w:hAnsi="Tahoma"/>
+          <w:kern w:val="0"/>
+          <w:sz w:val="22"/>
+        </w:rPr>
+        <w:br w:type="page"/>
+      </w:r>
+    </w:p>
+    <w:p>
+      <w:pPr>
+        <w:pStyle w:val="3"/>
+        <w:rPr>
+          <w:rFonts w:ascii="微软雅黑" w:eastAsia="微软雅黑" w:hAnsi="微软雅黑"/>
           <w:sz w:val="24"/>
-        </w:rPr>
-      </w:pPr>
-      <w:r>
-        <w:rPr>
-          <w:rFonts w:ascii="Tahoma" w:eastAsia="微软雅黑" w:hAnsi="Tahoma"/>
-          <w:kern w:val="0"/>
+          <w:szCs w:val="24"/>
+        </w:rPr>
+      </w:pPr>
+      <w:r>
+        <w:rPr>
+          <w:rFonts w:ascii="微软雅黑" w:eastAsia="微软雅黑" w:hAnsi="微软雅黑" w:hint="eastAsia"/>
           <w:sz w:val="24"/>
+          <w:szCs w:val="24"/>
+        </w:rPr>
+        <w:lastRenderedPageBreak/>
+        <w:t>社会关系设定</w:t>
+      </w:r>
+    </w:p>
+    <w:p>
+      <w:pPr>
+        <w:snapToGrid w:val="0"/>
+        <w:rPr>
+          <w:rFonts w:ascii="Tahoma" w:eastAsia="微软雅黑" w:hAnsi="Tahoma"/>
+          <w:bCs/>
+          <w:kern w:val="0"/>
+          <w:sz w:val="22"/>
+        </w:rPr>
+      </w:pPr>
+      <w:r>
+        <w:rPr>
+          <w:rFonts w:ascii="Tahoma" w:eastAsia="微软雅黑" w:hAnsi="Tahoma" w:hint="eastAsia"/>
+          <w:bCs/>
+          <w:kern w:val="0"/>
+          <w:sz w:val="22"/>
+        </w:rPr>
+        <w:t>作者的设定非常多变，毕竟自己是导演，想在哪客串就在哪客串，</w:t>
+      </w:r>
+      <w:r>
+        <w:rPr>
+          <w:rFonts w:ascii="Tahoma" w:eastAsia="微软雅黑" w:hAnsi="Tahoma" w:hint="eastAsia"/>
+          <w:bCs/>
+          <w:kern w:val="0"/>
+          <w:sz w:val="22"/>
+        </w:rPr>
+        <w:t>可以完全</w:t>
+      </w:r>
+      <w:r>
+        <w:rPr>
+          <w:rFonts w:ascii="Tahoma" w:eastAsia="微软雅黑" w:hAnsi="Tahoma" w:hint="eastAsia"/>
+          <w:bCs/>
+          <w:kern w:val="0"/>
+          <w:sz w:val="22"/>
+        </w:rPr>
+        <w:t>无视世界观</w:t>
+      </w:r>
+      <w:r>
+        <w:rPr>
+          <w:rFonts w:ascii="Tahoma" w:eastAsia="微软雅黑" w:hAnsi="Tahoma" w:hint="eastAsia"/>
+          <w:bCs/>
+          <w:kern w:val="0"/>
+          <w:sz w:val="22"/>
+        </w:rPr>
+        <w:t>的</w:t>
+      </w:r>
+      <w:r>
+        <w:rPr>
+          <w:rFonts w:ascii="Tahoma" w:eastAsia="微软雅黑" w:hAnsi="Tahoma" w:hint="eastAsia"/>
+          <w:bCs/>
+          <w:kern w:val="0"/>
+          <w:sz w:val="22"/>
+        </w:rPr>
+        <w:t>设定。</w:t>
+      </w:r>
+    </w:p>
+    <w:p>
+      <w:pPr>
+        <w:widowControl/>
+        <w:jc w:val="left"/>
+        <w:rPr>
+          <w:rFonts w:ascii="Tahoma" w:eastAsia="微软雅黑" w:hAnsi="Tahoma"/>
+          <w:b/>
+          <w:kern w:val="0"/>
+          <w:sz w:val="22"/>
+        </w:rPr>
+      </w:pPr>
+      <w:r>
+        <w:rPr>
+          <w:rFonts w:ascii="Tahoma" w:eastAsia="微软雅黑" w:hAnsi="Tahoma" w:hint="eastAsia"/>
+          <w:b/>
+          <w:kern w:val="0"/>
+          <w:sz w:val="22"/>
+        </w:rPr>
+        <w:t>1</w:t>
+      </w:r>
+      <w:r>
+        <w:rPr>
+          <w:rFonts w:ascii="Tahoma" w:eastAsia="微软雅黑" w:hAnsi="Tahoma" w:hint="eastAsia"/>
+          <w:b/>
+          <w:kern w:val="0"/>
+          <w:sz w:val="22"/>
+        </w:rPr>
+        <w:t>）小画家</w:t>
+      </w:r>
+    </w:p>
+    <w:p>
+      <w:pPr>
+        <w:widowControl/>
+        <w:snapToGrid w:val="0"/>
+        <w:jc w:val="left"/>
+        <w:rPr>
+          <w:rFonts w:ascii="Tahoma" w:eastAsia="微软雅黑" w:hAnsi="Tahoma"/>
+          <w:kern w:val="0"/>
+          <w:sz w:val="22"/>
+        </w:rPr>
+      </w:pPr>
+      <w:r>
+        <w:rPr>
+          <w:rFonts w:ascii="Tahoma" w:eastAsia="微软雅黑" w:hAnsi="Tahoma" w:hint="eastAsia"/>
+          <w:kern w:val="0"/>
+          <w:sz w:val="22"/>
+        </w:rPr>
+        <w:t>画画苦手，经常写插件，然后忘了画小爱丽丝，做</w:t>
+      </w:r>
+      <w:r>
+        <w:rPr>
+          <w:rFonts w:ascii="Tahoma" w:eastAsia="微软雅黑" w:hAnsi="Tahoma" w:hint="eastAsia"/>
+          <w:kern w:val="0"/>
+          <w:sz w:val="22"/>
+        </w:rPr>
+        <w:t>过</w:t>
+      </w:r>
+      <w:r>
+        <w:rPr>
+          <w:rFonts w:ascii="Tahoma" w:eastAsia="微软雅黑" w:hAnsi="Tahoma" w:hint="eastAsia"/>
+          <w:kern w:val="0"/>
+          <w:sz w:val="22"/>
+        </w:rPr>
+        <w:t>的</w:t>
+      </w:r>
+      <w:r>
+        <w:rPr>
+          <w:rFonts w:ascii="Tahoma" w:eastAsia="微软雅黑" w:hAnsi="Tahoma" w:hint="eastAsia"/>
+          <w:kern w:val="0"/>
+          <w:sz w:val="22"/>
+        </w:rPr>
+        <w:t>画小爱丽丝的计划</w:t>
+      </w:r>
+      <w:r>
+        <w:rPr>
+          <w:rFonts w:ascii="Tahoma" w:eastAsia="微软雅黑" w:hAnsi="Tahoma" w:hint="eastAsia"/>
+          <w:kern w:val="0"/>
+          <w:sz w:val="22"/>
+        </w:rPr>
+        <w:t>，</w:t>
+      </w:r>
+      <w:r>
+        <w:rPr>
+          <w:rFonts w:ascii="Tahoma" w:eastAsia="微软雅黑" w:hAnsi="Tahoma" w:hint="eastAsia"/>
+          <w:kern w:val="0"/>
+          <w:sz w:val="22"/>
+        </w:rPr>
+        <w:t>但</w:t>
+      </w:r>
+      <w:r>
+        <w:rPr>
+          <w:rFonts w:ascii="Tahoma" w:eastAsia="微软雅黑" w:hAnsi="Tahoma" w:hint="eastAsia"/>
+          <w:kern w:val="0"/>
+          <w:sz w:val="22"/>
+        </w:rPr>
+        <w:t>最后都被拖延了……</w:t>
+      </w:r>
+    </w:p>
+    <w:p>
+      <w:pPr>
+        <w:widowControl/>
+        <w:jc w:val="center"/>
+        <w:rPr>
+          <w:rFonts w:ascii="Tahoma" w:eastAsia="微软雅黑" w:hAnsi="Tahoma"/>
+          <w:kern w:val="0"/>
+          <w:sz w:val="22"/>
+        </w:rPr>
+      </w:pPr>
+      <w:r>
+        <w:rPr>
+          <w:noProof/>
+        </w:rPr>
+        <w:drawing>
+          <wp:inline distT="0" distB="0" distL="0" distR="0" wp14:anchorId="279D0D7F" wp14:editId="326DC54D">
+            <wp:extent cx="1455420" cy="1455420"/>
+            <wp:effectExtent l="0" t="0" r="0" b="0"/>
+            <wp:docPr id="16" name="图片 16"/>
+            <wp:cNvGraphicFramePr>
+              <a:graphicFrameLocks xmlns:a="http://schemas.openxmlformats.org/drawingml/2006/main" noChangeAspect="1"/>
+            </wp:cNvGraphicFramePr>
+            <a:graphic xmlns:a="http://schemas.openxmlformats.org/drawingml/2006/main">
+              <a:graphicData uri="http://schemas.openxmlformats.org/drawingml/2006/picture">
+                <pic:pic xmlns:pic="http://schemas.openxmlformats.org/drawingml/2006/picture">
+                  <pic:nvPicPr>
+                    <pic:cNvPr id="0" name="Picture 1"/>
+                    <pic:cNvPicPr>
+                      <a:picLocks noChangeAspect="1" noChangeArrowheads="1"/>
+                    </pic:cNvPicPr>
+                  </pic:nvPicPr>
+                  <pic:blipFill>
+                    <a:blip r:embed="rId11">
+                      <a:extLst>
+                        <a:ext uri="{28A0092B-C50C-407E-A947-70E740481C1C}">
+                          <a14:useLocalDpi xmlns:a14="http://schemas.microsoft.com/office/drawing/2010/main" val="0"/>
+                        </a:ext>
+                      </a:extLst>
+                    </a:blip>
+                    <a:srcRect/>
+                    <a:stretch>
+                      <a:fillRect/>
+                    </a:stretch>
+                  </pic:blipFill>
+                  <pic:spPr bwMode="auto">
+                    <a:xfrm>
+                      <a:off x="0" y="0"/>
+                      <a:ext cx="1455420" cy="1455420"/>
+                    </a:xfrm>
+                    <a:prstGeom prst="rect">
+                      <a:avLst/>
+                    </a:prstGeom>
+                    <a:noFill/>
+                    <a:ln>
+                      <a:noFill/>
+                    </a:ln>
+                  </pic:spPr>
+                </pic:pic>
+              </a:graphicData>
+            </a:graphic>
+          </wp:inline>
+        </w:drawing>
+      </w:r>
+    </w:p>
+    <w:p>
+      <w:pPr>
+        <w:widowControl/>
+        <w:jc w:val="left"/>
+        <w:rPr>
+          <w:rFonts w:ascii="Tahoma" w:eastAsia="微软雅黑" w:hAnsi="Tahoma"/>
+          <w:b/>
+          <w:kern w:val="0"/>
+          <w:sz w:val="22"/>
+        </w:rPr>
+      </w:pPr>
+      <w:r>
+        <w:rPr>
+          <w:rFonts w:ascii="Tahoma" w:eastAsia="微软雅黑" w:hAnsi="Tahoma" w:hint="eastAsia"/>
+          <w:b/>
+          <w:kern w:val="0"/>
+          <w:sz w:val="22"/>
+        </w:rPr>
+        <w:t>2</w:t>
+      </w:r>
+      <w:r>
+        <w:rPr>
+          <w:rFonts w:ascii="Tahoma" w:eastAsia="微软雅黑" w:hAnsi="Tahoma" w:hint="eastAsia"/>
+          <w:b/>
+          <w:kern w:val="0"/>
+          <w:sz w:val="22"/>
+        </w:rPr>
+        <w:t>）小矿工</w:t>
+      </w:r>
+    </w:p>
+    <w:p>
+      <w:pPr>
+        <w:widowControl/>
+        <w:snapToGrid w:val="0"/>
+        <w:jc w:val="left"/>
+        <w:rPr>
+          <w:rFonts w:ascii="Tahoma" w:eastAsia="微软雅黑" w:hAnsi="Tahoma"/>
+          <w:kern w:val="0"/>
+          <w:sz w:val="22"/>
+        </w:rPr>
+      </w:pPr>
+      <w:r>
+        <w:rPr>
+          <w:rFonts w:ascii="Tahoma" w:eastAsia="微软雅黑" w:hAnsi="Tahoma" w:hint="eastAsia"/>
+          <w:kern w:val="0"/>
+          <w:sz w:val="22"/>
+        </w:rPr>
+        <w:t>挖坑不填综合征晚期，</w:t>
+      </w:r>
+      <w:r>
+        <w:rPr>
+          <w:rFonts w:ascii="Tahoma" w:eastAsia="微软雅黑" w:hAnsi="Tahoma" w:hint="eastAsia"/>
+          <w:kern w:val="0"/>
+          <w:sz w:val="22"/>
+        </w:rPr>
+        <w:t>只要</w:t>
+      </w:r>
+      <w:r>
+        <w:rPr>
+          <w:rFonts w:ascii="Tahoma" w:eastAsia="微软雅黑" w:hAnsi="Tahoma" w:hint="eastAsia"/>
+          <w:kern w:val="0"/>
+          <w:sz w:val="22"/>
+        </w:rPr>
+        <w:t>看见一块不平整地，就</w:t>
+      </w:r>
+      <w:r>
+        <w:rPr>
+          <w:rFonts w:ascii="Tahoma" w:eastAsia="微软雅黑" w:hAnsi="Tahoma" w:hint="eastAsia"/>
+          <w:kern w:val="0"/>
+          <w:sz w:val="22"/>
+        </w:rPr>
+        <w:t>控制不住地</w:t>
+      </w:r>
+      <w:r>
+        <w:rPr>
+          <w:rFonts w:ascii="Tahoma" w:eastAsia="微软雅黑" w:hAnsi="Tahoma" w:hint="eastAsia"/>
+          <w:kern w:val="0"/>
+          <w:sz w:val="22"/>
+        </w:rPr>
+        <w:t>地拿起铁镐挖一块，然后就跑了。因为挖了才知道这个坑大不大</w:t>
+      </w:r>
+      <w:r>
+        <w:rPr>
+          <w:rFonts w:ascii="Tahoma" w:eastAsia="微软雅黑" w:hAnsi="Tahoma" w:hint="eastAsia"/>
+          <w:kern w:val="0"/>
+          <w:sz w:val="22"/>
+        </w:rPr>
+        <w:t>，</w:t>
+      </w:r>
+      <w:r>
+        <w:rPr>
+          <w:rFonts w:ascii="Tahoma" w:eastAsia="微软雅黑" w:hAnsi="Tahoma" w:hint="eastAsia"/>
+          <w:kern w:val="0"/>
+          <w:sz w:val="22"/>
+        </w:rPr>
+        <w:t>难不难挖</w:t>
+      </w:r>
+      <w:r>
+        <w:rPr>
+          <w:rFonts w:ascii="Tahoma" w:eastAsia="微软雅黑" w:hAnsi="Tahoma" w:hint="eastAsia"/>
+          <w:kern w:val="0"/>
+          <w:sz w:val="22"/>
+        </w:rPr>
+        <w:t>；很多地面看起来前景不错，但是小铁镐一敲。我还是跑吧</w:t>
+      </w:r>
+      <w:r>
+        <w:rPr>
+          <w:rFonts w:ascii="Tahoma" w:eastAsia="微软雅黑" w:hAnsi="Tahoma" w:hint="eastAsia"/>
+          <w:kern w:val="0"/>
+          <w:sz w:val="22"/>
+        </w:rPr>
+        <w:t>……</w:t>
+      </w:r>
+    </w:p>
+    <w:p>
+      <w:pPr>
+        <w:widowControl/>
+        <w:jc w:val="center"/>
+        <w:rPr>
+          <w:rFonts w:ascii="宋体" w:eastAsia="宋体" w:hAnsi="宋体" w:cs="宋体"/>
+          <w:kern w:val="0"/>
+          <w:sz w:val="24"/>
+          <w:szCs w:val="24"/>
+        </w:rPr>
+      </w:pPr>
+      <w:r>
+        <w:rPr>
+          <w:rFonts w:ascii="宋体" w:eastAsia="宋体" w:hAnsi="宋体" w:cs="宋体"/>
+          <w:noProof/>
+          <w:kern w:val="0"/>
+          <w:sz w:val="24"/>
+          <w:szCs w:val="24"/>
+        </w:rPr>
+        <w:drawing>
+          <wp:inline distT="0" distB="0" distL="0" distR="0" wp14:anchorId="1A4C508C" wp14:editId="6BEADF68">
+            <wp:extent cx="2316480" cy="1342588"/>
+            <wp:effectExtent l="0" t="0" r="7620" b="0"/>
+            <wp:docPr id="17" name="图片 17"/>
+            <wp:cNvGraphicFramePr>
+              <a:graphicFrameLocks xmlns:a="http://schemas.openxmlformats.org/drawingml/2006/main" noChangeAspect="1"/>
+            </wp:cNvGraphicFramePr>
+            <a:graphic xmlns:a="http://schemas.openxmlformats.org/drawingml/2006/main">
+              <a:graphicData uri="http://schemas.openxmlformats.org/drawingml/2006/picture">
+                <pic:pic xmlns:pic="http://schemas.openxmlformats.org/drawingml/2006/picture">
+                  <pic:nvPicPr>
+                    <pic:cNvPr id="0" name="Picture 3"/>
+                    <pic:cNvPicPr>
+                      <a:picLocks noChangeAspect="1" noChangeArrowheads="1"/>
+                    </pic:cNvPicPr>
+                  </pic:nvPicPr>
+                  <pic:blipFill>
+                    <a:blip r:embed="rId12" cstate="print">
+                      <a:extLst>
+                        <a:ext uri="{28A0092B-C50C-407E-A947-70E740481C1C}">
+                          <a14:useLocalDpi xmlns:a14="http://schemas.microsoft.com/office/drawing/2010/main" val="0"/>
+                        </a:ext>
+                      </a:extLst>
+                    </a:blip>
+                    <a:srcRect/>
+                    <a:stretch>
+                      <a:fillRect/>
+                    </a:stretch>
+                  </pic:blipFill>
+                  <pic:spPr bwMode="auto">
+                    <a:xfrm>
+                      <a:off x="0" y="0"/>
+                      <a:ext cx="2336982" cy="1354471"/>
+                    </a:xfrm>
+                    <a:prstGeom prst="rect">
+                      <a:avLst/>
+                    </a:prstGeom>
+                    <a:noFill/>
+                    <a:ln>
+                      <a:noFill/>
+                    </a:ln>
+                  </pic:spPr>
+                </pic:pic>
+              </a:graphicData>
+            </a:graphic>
+          </wp:inline>
+        </w:drawing>
+      </w:r>
+    </w:p>
+    <w:p>
+      <w:pPr>
+        <w:widowControl/>
+        <w:jc w:val="left"/>
+        <w:rPr>
+          <w:rFonts w:ascii="Tahoma" w:eastAsia="微软雅黑" w:hAnsi="Tahoma"/>
+          <w:kern w:val="0"/>
+          <w:sz w:val="22"/>
+        </w:rPr>
+      </w:pPr>
+    </w:p>
+    <w:p>
+      <w:pPr>
+        <w:widowControl/>
+        <w:jc w:val="left"/>
+        <w:rPr>
+          <w:rFonts w:ascii="Tahoma" w:eastAsia="微软雅黑" w:hAnsi="Tahoma"/>
+          <w:kern w:val="0"/>
+          <w:sz w:val="22"/>
+        </w:rPr>
+      </w:pPr>
+      <w:r>
+        <w:rPr>
+          <w:rFonts w:ascii="Tahoma" w:eastAsia="微软雅黑" w:hAnsi="Tahoma"/>
+          <w:kern w:val="0"/>
+          <w:sz w:val="22"/>
         </w:rPr>
         <w:br w:type="page"/>
       </w:r>
@@ -2413,9 +3874,501 @@
           <w:rFonts w:hint="eastAsia"/>
         </w:rPr>
         <w:lastRenderedPageBreak/>
-        <w:t>物理设定</w:t>
-      </w:r>
-    </w:p>
+        <w:t>理论</w:t>
+      </w:r>
+      <w:r>
+        <w:rPr>
+          <w:rFonts w:hint="eastAsia"/>
+        </w:rPr>
+        <w:t>设定</w:t>
+      </w:r>
+    </w:p>
+    <w:p>
+      <w:pPr>
+        <w:pStyle w:val="3"/>
+        <w:rPr>
+          <w:rFonts w:ascii="微软雅黑" w:eastAsia="微软雅黑" w:hAnsi="微软雅黑"/>
+          <w:sz w:val="24"/>
+          <w:szCs w:val="24"/>
+        </w:rPr>
+      </w:pPr>
+      <w:r>
+        <w:rPr>
+          <w:rFonts w:ascii="微软雅黑" w:eastAsia="微软雅黑" w:hAnsi="微软雅黑" w:hint="eastAsia"/>
+          <w:sz w:val="24"/>
+          <w:szCs w:val="24"/>
+        </w:rPr>
+        <w:t>神秘主义</w:t>
+      </w:r>
+    </w:p>
+    <w:p>
+      <w:pPr>
+        <w:snapToGrid w:val="0"/>
+        <w:rPr>
+          <w:rFonts w:ascii="Tahoma" w:eastAsia="微软雅黑" w:hAnsi="Tahoma"/>
+          <w:bCs/>
+          <w:kern w:val="0"/>
+          <w:sz w:val="22"/>
+        </w:rPr>
+      </w:pPr>
+      <w:r>
+        <w:rPr>
+          <w:rFonts w:ascii="Tahoma" w:eastAsia="微软雅黑" w:hAnsi="Tahoma" w:hint="eastAsia"/>
+          <w:bCs/>
+          <w:kern w:val="0"/>
+          <w:sz w:val="22"/>
+        </w:rPr>
+        <w:t>神秘主义是指通过感官从现象世界获得真理、智慧</w:t>
+      </w:r>
+      <w:r>
+        <w:rPr>
+          <w:rFonts w:ascii="Tahoma" w:eastAsia="微软雅黑" w:hAnsi="Tahoma" w:hint="eastAsia"/>
+          <w:bCs/>
+          <w:kern w:val="0"/>
+          <w:sz w:val="22"/>
+        </w:rPr>
+        <w:t>的一种唯心世界观。</w:t>
+      </w:r>
+    </w:p>
+    <w:p>
+      <w:pPr>
+        <w:snapToGrid w:val="0"/>
+        <w:rPr>
+          <w:rFonts w:ascii="Tahoma" w:eastAsia="微软雅黑" w:hAnsi="Tahoma"/>
+          <w:bCs/>
+          <w:kern w:val="0"/>
+          <w:sz w:val="22"/>
+        </w:rPr>
+      </w:pPr>
+      <w:r>
+        <w:rPr>
+          <w:rFonts w:ascii="Tahoma" w:eastAsia="微软雅黑" w:hAnsi="Tahoma" w:hint="eastAsia"/>
+          <w:bCs/>
+          <w:kern w:val="0"/>
+          <w:sz w:val="22"/>
+        </w:rPr>
+        <w:t>简单来说，神秘主义就是</w:t>
+      </w:r>
+      <w:r>
+        <w:rPr>
+          <w:rFonts w:ascii="Tahoma" w:eastAsia="微软雅黑" w:hAnsi="Tahoma" w:hint="eastAsia"/>
+          <w:bCs/>
+          <w:kern w:val="0"/>
+          <w:sz w:val="22"/>
+        </w:rPr>
+        <w:t xml:space="preserve"> </w:t>
+      </w:r>
+      <w:r>
+        <w:rPr>
+          <w:rFonts w:ascii="Tahoma" w:eastAsia="微软雅黑" w:hAnsi="Tahoma" w:hint="eastAsia"/>
+          <w:bCs/>
+          <w:color w:val="0070C0"/>
+          <w:kern w:val="0"/>
+          <w:sz w:val="22"/>
+        </w:rPr>
+        <w:t>魔法、意念、第六感、超能力、自然力、唯灵论、巫术、星占学、炼金术</w:t>
+      </w:r>
+      <w:r>
+        <w:rPr>
+          <w:rFonts w:ascii="Tahoma" w:eastAsia="微软雅黑" w:hAnsi="Tahoma" w:hint="eastAsia"/>
+          <w:bCs/>
+          <w:kern w:val="0"/>
+          <w:sz w:val="22"/>
+        </w:rPr>
+        <w:t xml:space="preserve"> </w:t>
+      </w:r>
+      <w:r>
+        <w:rPr>
+          <w:rFonts w:ascii="Tahoma" w:eastAsia="微软雅黑" w:hAnsi="Tahoma" w:hint="eastAsia"/>
+          <w:bCs/>
+          <w:kern w:val="0"/>
+          <w:sz w:val="22"/>
+        </w:rPr>
+        <w:t>等秘密或隐藏的能力，用现实世界无法模拟出来的神秘能力。</w:t>
+      </w:r>
+    </w:p>
+    <w:p>
+      <w:pPr>
+        <w:snapToGrid w:val="0"/>
+        <w:rPr>
+          <w:rFonts w:ascii="Tahoma" w:eastAsia="微软雅黑" w:hAnsi="Tahoma"/>
+          <w:bCs/>
+          <w:kern w:val="0"/>
+          <w:sz w:val="22"/>
+        </w:rPr>
+      </w:pPr>
+    </w:p>
+    <w:p>
+      <w:pPr>
+        <w:snapToGrid w:val="0"/>
+        <w:rPr>
+          <w:rFonts w:ascii="Tahoma" w:eastAsia="微软雅黑" w:hAnsi="Tahoma"/>
+          <w:bCs/>
+          <w:kern w:val="0"/>
+          <w:sz w:val="22"/>
+        </w:rPr>
+      </w:pPr>
+      <w:r>
+        <w:rPr>
+          <w:rFonts w:ascii="Tahoma" w:eastAsia="微软雅黑" w:hAnsi="Tahoma" w:hint="eastAsia"/>
+          <w:bCs/>
+          <w:kern w:val="0"/>
+          <w:sz w:val="22"/>
+        </w:rPr>
+        <w:t>就目前的</w:t>
+      </w:r>
+      <w:r>
+        <w:rPr>
+          <w:rFonts w:ascii="Tahoma" w:eastAsia="微软雅黑" w:hAnsi="Tahoma" w:hint="eastAsia"/>
+          <w:bCs/>
+          <w:kern w:val="0"/>
+          <w:sz w:val="22"/>
+        </w:rPr>
+        <w:t>小爱丽丝世界观的</w:t>
+      </w:r>
+      <w:r>
+        <w:rPr>
+          <w:rFonts w:ascii="Tahoma" w:eastAsia="微软雅黑" w:hAnsi="Tahoma" w:hint="eastAsia"/>
+          <w:bCs/>
+          <w:kern w:val="0"/>
+          <w:sz w:val="22"/>
+        </w:rPr>
+        <w:t>设定，系统空间世界中暂时不存在</w:t>
+      </w:r>
+      <w:r>
+        <w:rPr>
+          <w:rFonts w:ascii="Tahoma" w:eastAsia="微软雅黑" w:hAnsi="Tahoma" w:hint="eastAsia"/>
+          <w:bCs/>
+          <w:kern w:val="0"/>
+          <w:sz w:val="22"/>
+        </w:rPr>
+        <w:t>任何</w:t>
+      </w:r>
+      <w:r>
+        <w:rPr>
+          <w:rFonts w:ascii="Tahoma" w:eastAsia="微软雅黑" w:hAnsi="Tahoma" w:hint="eastAsia"/>
+          <w:bCs/>
+          <w:kern w:val="0"/>
+          <w:sz w:val="22"/>
+        </w:rPr>
+        <w:t xml:space="preserve"> </w:t>
+      </w:r>
+      <w:r>
+        <w:rPr>
+          <w:rFonts w:ascii="Tahoma" w:eastAsia="微软雅黑" w:hAnsi="Tahoma" w:hint="eastAsia"/>
+          <w:bCs/>
+          <w:kern w:val="0"/>
+          <w:sz w:val="22"/>
+        </w:rPr>
+        <w:t>神秘主义</w:t>
+      </w:r>
+      <w:r>
+        <w:rPr>
+          <w:rFonts w:ascii="Tahoma" w:eastAsia="微软雅黑" w:hAnsi="Tahoma" w:hint="eastAsia"/>
+          <w:bCs/>
+          <w:kern w:val="0"/>
+          <w:sz w:val="22"/>
+        </w:rPr>
+        <w:t xml:space="preserve"> </w:t>
+      </w:r>
+      <w:r>
+        <w:rPr>
+          <w:rFonts w:ascii="Tahoma" w:eastAsia="微软雅黑" w:hAnsi="Tahoma" w:hint="eastAsia"/>
+          <w:bCs/>
+          <w:kern w:val="0"/>
+          <w:sz w:val="22"/>
+        </w:rPr>
+        <w:t>的设定。</w:t>
+      </w:r>
+    </w:p>
+    <w:p>
+      <w:pPr>
+        <w:snapToGrid w:val="0"/>
+        <w:rPr>
+          <w:rFonts w:ascii="Tahoma" w:eastAsia="微软雅黑" w:hAnsi="Tahoma"/>
+          <w:bCs/>
+          <w:color w:val="BFBFBF" w:themeColor="background1" w:themeShade="BF"/>
+          <w:kern w:val="0"/>
+          <w:sz w:val="22"/>
+        </w:rPr>
+      </w:pPr>
+      <w:r>
+        <w:rPr>
+          <w:rFonts w:ascii="Tahoma" w:eastAsia="微软雅黑" w:hAnsi="Tahoma" w:hint="eastAsia"/>
+          <w:bCs/>
+          <w:color w:val="BFBFBF" w:themeColor="background1" w:themeShade="BF"/>
+          <w:kern w:val="0"/>
+          <w:sz w:val="22"/>
+        </w:rPr>
+        <w:t>（量子妹的神器设定来自于计算机中的专有名词</w:t>
+      </w:r>
+      <w:r>
+        <w:rPr>
+          <w:rFonts w:ascii="Tahoma" w:eastAsia="微软雅黑" w:hAnsi="Tahoma" w:hint="eastAsia"/>
+          <w:bCs/>
+          <w:color w:val="BFBFBF" w:themeColor="background1" w:themeShade="BF"/>
+          <w:kern w:val="0"/>
+          <w:sz w:val="22"/>
+        </w:rPr>
+        <w:t>设定</w:t>
+      </w:r>
+      <w:r>
+        <w:rPr>
+          <w:rFonts w:ascii="Tahoma" w:eastAsia="微软雅黑" w:hAnsi="Tahoma" w:hint="eastAsia"/>
+          <w:bCs/>
+          <w:color w:val="BFBFBF" w:themeColor="background1" w:themeShade="BF"/>
+          <w:kern w:val="0"/>
+          <w:sz w:val="22"/>
+        </w:rPr>
+        <w:t>…</w:t>
+      </w:r>
+      <w:r>
+        <w:rPr>
+          <w:rFonts w:ascii="Tahoma" w:eastAsia="微软雅黑" w:hAnsi="Tahoma" w:hint="eastAsia"/>
+          <w:bCs/>
+          <w:color w:val="BFBFBF" w:themeColor="background1" w:themeShade="BF"/>
+          <w:kern w:val="0"/>
+          <w:sz w:val="22"/>
+        </w:rPr>
+        <w:t>这</w:t>
+      </w:r>
+      <w:r>
+        <w:rPr>
+          <w:rFonts w:ascii="Tahoma" w:eastAsia="微软雅黑" w:hAnsi="Tahoma" w:hint="eastAsia"/>
+          <w:bCs/>
+          <w:color w:val="BFBFBF" w:themeColor="background1" w:themeShade="BF"/>
+          <w:kern w:val="0"/>
+          <w:sz w:val="22"/>
+        </w:rPr>
+        <w:t>应该不算</w:t>
+      </w:r>
+      <w:r>
+        <w:rPr>
+          <w:rFonts w:ascii="Tahoma" w:eastAsia="微软雅黑" w:hAnsi="Tahoma" w:hint="eastAsia"/>
+          <w:bCs/>
+          <w:color w:val="BFBFBF" w:themeColor="background1" w:themeShade="BF"/>
+          <w:kern w:val="0"/>
+          <w:sz w:val="22"/>
+        </w:rPr>
+        <w:t xml:space="preserve"> </w:t>
+      </w:r>
+      <w:r>
+        <w:rPr>
+          <w:rFonts w:ascii="Tahoma" w:eastAsia="微软雅黑" w:hAnsi="Tahoma" w:hint="eastAsia"/>
+          <w:bCs/>
+          <w:color w:val="BFBFBF" w:themeColor="background1" w:themeShade="BF"/>
+          <w:kern w:val="0"/>
+          <w:sz w:val="22"/>
+        </w:rPr>
+        <w:t>神秘主义</w:t>
+      </w:r>
+      <w:r>
+        <w:rPr>
+          <w:rFonts w:ascii="Tahoma" w:eastAsia="微软雅黑" w:hAnsi="Tahoma" w:hint="eastAsia"/>
+          <w:bCs/>
+          <w:color w:val="BFBFBF" w:themeColor="background1" w:themeShade="BF"/>
+          <w:kern w:val="0"/>
+          <w:sz w:val="22"/>
+        </w:rPr>
+        <w:t xml:space="preserve"> </w:t>
+      </w:r>
+      <w:r>
+        <w:rPr>
+          <w:rFonts w:ascii="Tahoma" w:eastAsia="微软雅黑" w:hAnsi="Tahoma" w:hint="eastAsia"/>
+          <w:bCs/>
+          <w:color w:val="BFBFBF" w:themeColor="background1" w:themeShade="BF"/>
+          <w:kern w:val="0"/>
+          <w:sz w:val="22"/>
+        </w:rPr>
+        <w:t>吧…</w:t>
+      </w:r>
+      <w:r>
+        <w:rPr>
+          <w:rFonts w:ascii="Tahoma" w:eastAsia="微软雅黑" w:hAnsi="Tahoma" w:hint="eastAsia"/>
+          <w:bCs/>
+          <w:color w:val="BFBFBF" w:themeColor="background1" w:themeShade="BF"/>
+          <w:kern w:val="0"/>
+          <w:sz w:val="22"/>
+        </w:rPr>
+        <w:t>）</w:t>
+      </w:r>
+    </w:p>
+    <w:p>
+      <w:pPr>
+        <w:snapToGrid w:val="0"/>
+        <w:rPr>
+          <w:rFonts w:ascii="Tahoma" w:eastAsia="微软雅黑" w:hAnsi="Tahoma"/>
+          <w:bCs/>
+          <w:kern w:val="0"/>
+          <w:sz w:val="22"/>
+        </w:rPr>
+      </w:pPr>
+      <w:r>
+        <w:rPr>
+          <w:rFonts w:ascii="Tahoma" w:eastAsia="微软雅黑" w:hAnsi="Tahoma" w:hint="eastAsia"/>
+          <w:bCs/>
+          <w:kern w:val="0"/>
+          <w:sz w:val="22"/>
+        </w:rPr>
+        <w:t>（</w:t>
+      </w:r>
+      <w:r>
+        <w:rPr>
+          <w:rFonts w:ascii="Tahoma" w:eastAsia="微软雅黑" w:hAnsi="Tahoma" w:hint="eastAsia"/>
+          <w:bCs/>
+          <w:kern w:val="0"/>
+          <w:sz w:val="22"/>
+        </w:rPr>
+        <w:t>不过，</w:t>
+      </w:r>
+      <w:r>
+        <w:rPr>
+          <w:rFonts w:ascii="Tahoma" w:eastAsia="微软雅黑" w:hAnsi="Tahoma" w:hint="eastAsia"/>
+          <w:bCs/>
+          <w:kern w:val="0"/>
+          <w:sz w:val="22"/>
+        </w:rPr>
+        <w:t>你可以</w:t>
+      </w:r>
+      <w:r>
+        <w:rPr>
+          <w:rFonts w:ascii="Tahoma" w:eastAsia="微软雅黑" w:hAnsi="Tahoma" w:hint="eastAsia"/>
+          <w:bCs/>
+          <w:kern w:val="0"/>
+          <w:sz w:val="22"/>
+        </w:rPr>
+        <w:t>在你的游戏中</w:t>
+      </w:r>
+      <w:r>
+        <w:rPr>
+          <w:rFonts w:ascii="Tahoma" w:eastAsia="微软雅黑" w:hAnsi="Tahoma" w:hint="eastAsia"/>
+          <w:bCs/>
+          <w:kern w:val="0"/>
+          <w:sz w:val="22"/>
+        </w:rPr>
+        <w:t>加这些</w:t>
+      </w:r>
+      <w:r>
+        <w:rPr>
+          <w:rFonts w:ascii="Tahoma" w:eastAsia="微软雅黑" w:hAnsi="Tahoma" w:hint="eastAsia"/>
+          <w:bCs/>
+          <w:kern w:val="0"/>
+          <w:sz w:val="22"/>
+        </w:rPr>
+        <w:t xml:space="preserve"> </w:t>
+      </w:r>
+      <w:r>
+        <w:rPr>
+          <w:rFonts w:ascii="Tahoma" w:eastAsia="微软雅黑" w:hAnsi="Tahoma" w:hint="eastAsia"/>
+          <w:bCs/>
+          <w:kern w:val="0"/>
+          <w:sz w:val="22"/>
+        </w:rPr>
+        <w:t>神秘主义</w:t>
+      </w:r>
+      <w:r>
+        <w:rPr>
+          <w:rFonts w:ascii="Tahoma" w:eastAsia="微软雅黑" w:hAnsi="Tahoma" w:hint="eastAsia"/>
+          <w:bCs/>
+          <w:kern w:val="0"/>
+          <w:sz w:val="22"/>
+        </w:rPr>
+        <w:t xml:space="preserve"> </w:t>
+      </w:r>
+      <w:r>
+        <w:rPr>
+          <w:rFonts w:ascii="Tahoma" w:eastAsia="微软雅黑" w:hAnsi="Tahoma" w:hint="eastAsia"/>
+          <w:bCs/>
+          <w:kern w:val="0"/>
+          <w:sz w:val="22"/>
+        </w:rPr>
+        <w:t>相关的</w:t>
+      </w:r>
+      <w:r>
+        <w:rPr>
+          <w:rFonts w:ascii="Tahoma" w:eastAsia="微软雅黑" w:hAnsi="Tahoma" w:hint="eastAsia"/>
+          <w:bCs/>
+          <w:kern w:val="0"/>
+          <w:sz w:val="22"/>
+        </w:rPr>
+        <w:t>设定</w:t>
+      </w:r>
+      <w:r>
+        <w:rPr>
+          <w:rFonts w:ascii="Tahoma" w:eastAsia="微软雅黑" w:hAnsi="Tahoma" w:hint="eastAsia"/>
+          <w:bCs/>
+          <w:kern w:val="0"/>
+          <w:sz w:val="22"/>
+        </w:rPr>
+        <w:t>哦</w:t>
+      </w:r>
+      <w:r>
+        <w:rPr>
+          <w:rFonts w:ascii="Tahoma" w:eastAsia="微软雅黑" w:hAnsi="Tahoma" w:hint="eastAsia"/>
+          <w:bCs/>
+          <w:kern w:val="0"/>
+          <w:sz w:val="22"/>
+        </w:rPr>
+        <w:t>）</w:t>
+      </w:r>
+    </w:p>
+    <w:p>
+      <w:pPr>
+        <w:snapToGrid w:val="0"/>
+        <w:rPr>
+          <w:rFonts w:ascii="Tahoma" w:eastAsia="微软雅黑" w:hAnsi="Tahoma"/>
+          <w:bCs/>
+          <w:kern w:val="0"/>
+          <w:sz w:val="22"/>
+        </w:rPr>
+      </w:pPr>
+      <w:r>
+        <w:rPr>
+          <w:rFonts w:ascii="Tahoma" w:eastAsia="微软雅黑" w:hAnsi="Tahoma" w:hint="eastAsia"/>
+          <w:bCs/>
+          <w:kern w:val="0"/>
+          <w:sz w:val="22"/>
+        </w:rPr>
+        <w:t>目前示例里面有很多物品都与</w:t>
+      </w:r>
+      <w:r>
+        <w:rPr>
+          <w:rFonts w:ascii="Tahoma" w:eastAsia="微软雅黑" w:hAnsi="Tahoma" w:hint="eastAsia"/>
+          <w:bCs/>
+          <w:kern w:val="0"/>
+          <w:sz w:val="22"/>
+        </w:rPr>
+        <w:t xml:space="preserve"> </w:t>
+      </w:r>
+      <w:r>
+        <w:rPr>
+          <w:rFonts w:ascii="Tahoma" w:eastAsia="微软雅黑" w:hAnsi="Tahoma" w:hint="eastAsia"/>
+          <w:bCs/>
+          <w:kern w:val="0"/>
+          <w:sz w:val="22"/>
+        </w:rPr>
+        <w:t>神秘主义</w:t>
+      </w:r>
+      <w:r>
+        <w:rPr>
+          <w:rFonts w:ascii="Tahoma" w:eastAsia="微软雅黑" w:hAnsi="Tahoma" w:hint="eastAsia"/>
+          <w:bCs/>
+          <w:kern w:val="0"/>
+          <w:sz w:val="22"/>
+        </w:rPr>
+        <w:t xml:space="preserve"> </w:t>
+      </w:r>
+      <w:r>
+        <w:rPr>
+          <w:rFonts w:ascii="Tahoma" w:eastAsia="微软雅黑" w:hAnsi="Tahoma" w:hint="eastAsia"/>
+          <w:bCs/>
+          <w:kern w:val="0"/>
+          <w:sz w:val="22"/>
+        </w:rPr>
+        <w:t>相关（比如抗光戒、魔法红宝石），后期作者我会慢慢去除这些不太符合科学的道具。</w:t>
+      </w:r>
+    </w:p>
+    <w:p/>
     <w:p>
       <w:pPr>
         <w:pStyle w:val="3"/>
@@ -2445,30 +4398,161 @@
           <w:rFonts w:ascii="Tahoma" w:eastAsia="微软雅黑" w:hAnsi="Tahoma"/>
           <w:bCs/>
           <w:kern w:val="0"/>
-          <w:sz w:val="24"/>
-        </w:rPr>
-      </w:pPr>
-      <w:r>
-        <w:rPr>
-          <w:rFonts w:ascii="Tahoma" w:eastAsia="微软雅黑" w:hAnsi="Tahoma" w:hint="eastAsia"/>
-          <w:bCs/>
-          <w:kern w:val="0"/>
-          <w:sz w:val="24"/>
+          <w:sz w:val="22"/>
+        </w:rPr>
+      </w:pPr>
+      <w:r>
+        <w:rPr>
+          <w:rFonts w:ascii="Tahoma" w:eastAsia="微软雅黑" w:hAnsi="Tahoma" w:hint="eastAsia"/>
+          <w:bCs/>
+          <w:kern w:val="0"/>
+          <w:sz w:val="22"/>
         </w:rPr>
         <w:t>小爱丽丝和量子妹的裙子，正常物理引力下是不可能撑起那么蓬松的，这都是由于衣服中自带的裙撑系统。（原理不详，反正不是鼓风机，也不是软支架）</w:t>
       </w:r>
     </w:p>
     <w:p>
       <w:pPr>
-        <w:rPr>
-          <w:rFonts w:ascii="Tahoma" w:eastAsia="微软雅黑" w:hAnsi="Tahoma"/>
-          <w:kern w:val="0"/>
-          <w:sz w:val="24"/>
-        </w:rPr>
-      </w:pPr>
-      <w:r>
-        <w:rPr>
+        <w:widowControl/>
+        <w:adjustRightInd w:val="0"/>
+        <w:snapToGrid w:val="0"/>
+        <w:spacing w:after="200"/>
+        <w:jc w:val="left"/>
+        <w:rPr>
+          <w:rFonts w:ascii="Tahoma" w:eastAsia="微软雅黑" w:hAnsi="Tahoma" w:hint="eastAsia"/>
+          <w:bCs/>
+          <w:color w:val="A6A6A6" w:themeColor="background1" w:themeShade="A6"/>
+          <w:kern w:val="0"/>
+          <w:sz w:val="22"/>
+        </w:rPr>
+      </w:pPr>
+      <w:r>
+        <w:rPr>
+          <w:rFonts w:ascii="Tahoma" w:eastAsia="微软雅黑" w:hAnsi="Tahoma" w:hint="eastAsia"/>
+          <w:bCs/>
+          <w:color w:val="A6A6A6" w:themeColor="background1" w:themeShade="A6"/>
+          <w:kern w:val="0"/>
+          <w:sz w:val="22"/>
+        </w:rPr>
+        <w:t>至于</w:t>
+      </w:r>
+      <w:r>
+        <w:rPr>
+          <w:rFonts w:ascii="Tahoma" w:eastAsia="微软雅黑" w:hAnsi="Tahoma" w:hint="eastAsia"/>
+          <w:bCs/>
+          <w:color w:val="A6A6A6" w:themeColor="background1" w:themeShade="A6"/>
+          <w:kern w:val="0"/>
+          <w:sz w:val="22"/>
+        </w:rPr>
+        <w:t>她们的裙子</w:t>
+      </w:r>
+      <w:r>
+        <w:rPr>
+          <w:rFonts w:ascii="Tahoma" w:eastAsia="微软雅黑" w:hAnsi="Tahoma" w:hint="eastAsia"/>
+          <w:bCs/>
+          <w:color w:val="A6A6A6" w:themeColor="background1" w:themeShade="A6"/>
+          <w:kern w:val="0"/>
+          <w:sz w:val="22"/>
+        </w:rPr>
+        <w:t>是否</w:t>
+      </w:r>
+      <w:r>
+        <w:rPr>
+          <w:rFonts w:ascii="Tahoma" w:eastAsia="微软雅黑" w:hAnsi="Tahoma" w:hint="eastAsia"/>
+          <w:bCs/>
+          <w:color w:val="A6A6A6" w:themeColor="background1" w:themeShade="A6"/>
+          <w:kern w:val="0"/>
+          <w:sz w:val="22"/>
+        </w:rPr>
+        <w:t>为</w:t>
+      </w:r>
+      <w:r>
+        <w:rPr>
+          <w:rFonts w:ascii="Tahoma" w:eastAsia="微软雅黑" w:hAnsi="Tahoma" w:hint="eastAsia"/>
+          <w:bCs/>
+          <w:color w:val="A6A6A6" w:themeColor="background1" w:themeShade="A6"/>
+          <w:kern w:val="0"/>
+          <w:sz w:val="22"/>
+        </w:rPr>
+        <w:t xml:space="preserve"> </w:t>
+      </w:r>
+      <w:r>
+        <w:rPr>
+          <w:rFonts w:ascii="Tahoma" w:eastAsia="微软雅黑" w:hAnsi="Tahoma" w:hint="eastAsia"/>
+          <w:bCs/>
+          <w:color w:val="A6A6A6" w:themeColor="background1" w:themeShade="A6"/>
+          <w:kern w:val="0"/>
+          <w:sz w:val="22"/>
+        </w:rPr>
+        <w:t>铁壁短裙</w:t>
+      </w:r>
+      <w:r>
+        <w:rPr>
+          <w:rFonts w:ascii="Tahoma" w:eastAsia="微软雅黑" w:hAnsi="Tahoma" w:hint="eastAsia"/>
+          <w:bCs/>
+          <w:color w:val="A6A6A6" w:themeColor="background1" w:themeShade="A6"/>
+          <w:kern w:val="0"/>
+          <w:sz w:val="22"/>
+        </w:rPr>
+        <w:t xml:space="preserve"> </w:t>
+      </w:r>
+      <w:r>
+        <w:rPr>
+          <w:rFonts w:ascii="Tahoma" w:eastAsia="微软雅黑" w:hAnsi="Tahoma" w:hint="eastAsia"/>
+          <w:bCs/>
+          <w:color w:val="A6A6A6" w:themeColor="background1" w:themeShade="A6"/>
+          <w:kern w:val="0"/>
+          <w:sz w:val="22"/>
+        </w:rPr>
+        <w:t>……看你做什么游戏了</w:t>
+      </w:r>
+      <w:r>
+        <w:rPr>
+          <w:rFonts w:ascii="Tahoma" w:eastAsia="微软雅黑" w:hAnsi="Tahoma" w:hint="eastAsia"/>
+          <w:bCs/>
+          <w:color w:val="A6A6A6" w:themeColor="background1" w:themeShade="A6"/>
+          <w:kern w:val="0"/>
+          <w:sz w:val="22"/>
+        </w:rPr>
+        <w:t>。</w:t>
+      </w:r>
+      <w:r>
+        <w:rPr>
+          <w:rFonts w:ascii="Tahoma" w:eastAsia="微软雅黑" w:hAnsi="Tahoma" w:hint="eastAsia"/>
+          <w:bCs/>
+          <w:color w:val="A6A6A6" w:themeColor="background1" w:themeShade="A6"/>
+          <w:kern w:val="0"/>
+          <w:sz w:val="22"/>
+        </w:rPr>
+        <w:t>遵循牛顿物理</w:t>
+      </w:r>
+      <w:r>
+        <w:rPr>
+          <w:rFonts w:ascii="Tahoma" w:eastAsia="微软雅黑" w:hAnsi="Tahoma" w:hint="eastAsia"/>
+          <w:bCs/>
+          <w:color w:val="A6A6A6" w:themeColor="background1" w:themeShade="A6"/>
+          <w:kern w:val="0"/>
+          <w:sz w:val="22"/>
+        </w:rPr>
+        <w:t>规律也没什么不好，不是吗？</w:t>
+      </w:r>
+    </w:p>
+    <w:p>
+      <w:pPr>
+        <w:rPr>
+          <w:rFonts w:ascii="Tahoma" w:eastAsia="微软雅黑" w:hAnsi="Tahoma"/>
+          <w:bCs/>
+          <w:kern w:val="0"/>
+          <w:sz w:val="22"/>
+        </w:rPr>
+      </w:pPr>
+      <w:r>
+        <w:rPr>
+          <w:rFonts w:ascii="Tahoma" w:eastAsia="微软雅黑" w:hAnsi="Tahoma"/>
+          <w:bCs/>
           <w:noProof/>
+          <w:kern w:val="0"/>
+          <w:sz w:val="22"/>
         </w:rPr>
         <w:drawing>
           <wp:inline distT="0" distB="0" distL="0" distR="0" wp14:anchorId="01168C6E" wp14:editId="591604C4">
@@ -2488,7 +4572,7 @@
                     </pic:cNvPicPr>
                   </pic:nvPicPr>
                   <pic:blipFill>
-                    <a:blip r:embed="rId11">
+                    <a:blip r:embed="rId13">
                       <a:extLst>
                         <a:ext uri="{28A0092B-C50C-407E-A947-70E740481C1C}">
                           <a14:useLocalDpi xmlns:a14="http://schemas.microsoft.com/office/drawing/2010/main" val="0"/>
@@ -2526,15 +4610,17 @@
         <w:jc w:val="left"/>
         <w:rPr>
           <w:rFonts w:ascii="Tahoma" w:eastAsia="微软雅黑" w:hAnsi="Tahoma"/>
-          <w:kern w:val="0"/>
-          <w:sz w:val="24"/>
-        </w:rPr>
-      </w:pPr>
-      <w:r>
-        <w:rPr>
-          <w:rFonts w:ascii="Tahoma" w:eastAsia="微软雅黑" w:hAnsi="Tahoma"/>
-          <w:kern w:val="0"/>
-          <w:sz w:val="24"/>
+          <w:bCs/>
+          <w:kern w:val="0"/>
+          <w:sz w:val="22"/>
+        </w:rPr>
+      </w:pPr>
+      <w:r>
+        <w:rPr>
+          <w:rFonts w:ascii="Tahoma" w:eastAsia="微软雅黑" w:hAnsi="Tahoma"/>
+          <w:bCs/>
+          <w:kern w:val="0"/>
+          <w:sz w:val="22"/>
         </w:rPr>
         <w:br w:type="page"/>
       </w:r>
@@ -2558,64 +4644,82 @@
         <w:rPr>
           <w:rFonts w:ascii="Tahoma" w:eastAsia="微软雅黑" w:hAnsi="Tahoma"/>
           <w:kern w:val="0"/>
+          <w:sz w:val="22"/>
+        </w:rPr>
+      </w:pPr>
+      <w:r>
+        <w:rPr>
+          <w:rFonts w:ascii="Tahoma" w:eastAsia="微软雅黑" w:hAnsi="Tahoma" w:hint="eastAsia"/>
+          <w:kern w:val="0"/>
+          <w:sz w:val="22"/>
+        </w:rPr>
+        <w:t>以下是对</w:t>
+      </w:r>
+      <w:r>
+        <w:rPr>
+          <w:rFonts w:ascii="Tahoma" w:eastAsia="微软雅黑" w:hAnsi="Tahoma" w:hint="eastAsia"/>
+          <w:kern w:val="0"/>
+          <w:sz w:val="22"/>
+        </w:rPr>
+        <w:t>小爱丽丝世界的</w:t>
+      </w:r>
+      <w:r>
+        <w:rPr>
+          <w:rFonts w:ascii="Tahoma" w:eastAsia="微软雅黑" w:hAnsi="Tahoma" w:hint="eastAsia"/>
+          <w:kern w:val="0"/>
+          <w:sz w:val="22"/>
+        </w:rPr>
+        <w:t>道具的简单说明，可以</w:t>
+      </w:r>
+      <w:r>
+        <w:rPr>
+          <w:rFonts w:ascii="Tahoma" w:eastAsia="微软雅黑" w:hAnsi="Tahoma" w:hint="eastAsia"/>
+          <w:kern w:val="0"/>
+          <w:sz w:val="22"/>
+        </w:rPr>
+        <w:t>作</w:t>
+      </w:r>
+      <w:r>
+        <w:rPr>
+          <w:rFonts w:ascii="Tahoma" w:eastAsia="微软雅黑" w:hAnsi="Tahoma" w:hint="eastAsia"/>
+          <w:kern w:val="0"/>
+          <w:sz w:val="22"/>
+        </w:rPr>
+        <w:t>参考，也可以</w:t>
+      </w:r>
+      <w:r>
+        <w:rPr>
+          <w:rFonts w:ascii="Tahoma" w:eastAsia="微软雅黑" w:hAnsi="Tahoma" w:hint="eastAsia"/>
+          <w:kern w:val="0"/>
+          <w:sz w:val="22"/>
+        </w:rPr>
+        <w:t>自己构建</w:t>
+      </w:r>
+      <w:r>
+        <w:rPr>
+          <w:rFonts w:ascii="Tahoma" w:eastAsia="微软雅黑" w:hAnsi="Tahoma" w:hint="eastAsia"/>
+          <w:kern w:val="0"/>
+          <w:sz w:val="22"/>
+        </w:rPr>
+        <w:t>。</w:t>
+      </w:r>
+    </w:p>
+    <w:p>
+      <w:pPr>
+        <w:pStyle w:val="3"/>
+        <w:rPr>
+          <w:rFonts w:ascii="微软雅黑" w:eastAsia="微软雅黑" w:hAnsi="微软雅黑"/>
           <w:sz w:val="24"/>
-        </w:rPr>
-      </w:pPr>
-      <w:r>
-        <w:rPr>
-          <w:rFonts w:ascii="Tahoma" w:eastAsia="微软雅黑" w:hAnsi="Tahoma" w:hint="eastAsia"/>
-          <w:kern w:val="0"/>
+          <w:szCs w:val="24"/>
+        </w:rPr>
+      </w:pPr>
+      <w:r>
+        <w:rPr>
+          <w:rFonts w:ascii="微软雅黑" w:eastAsia="微软雅黑" w:hAnsi="微软雅黑" w:hint="eastAsia"/>
           <w:sz w:val="24"/>
-        </w:rPr>
-        <w:t>以下是对</w:t>
-      </w:r>
-      <w:r>
-        <w:rPr>
-          <w:rFonts w:ascii="Tahoma" w:eastAsia="微软雅黑" w:hAnsi="Tahoma" w:hint="eastAsia"/>
-          <w:kern w:val="0"/>
-          <w:sz w:val="24"/>
-        </w:rPr>
-        <w:t>小爱丽丝世界的</w:t>
-      </w:r>
-      <w:r>
-        <w:rPr>
-          <w:rFonts w:ascii="Tahoma" w:eastAsia="微软雅黑" w:hAnsi="Tahoma" w:hint="eastAsia"/>
-          <w:kern w:val="0"/>
-          <w:sz w:val="24"/>
-        </w:rPr>
-        <w:t>道具的简单说明，可以</w:t>
-      </w:r>
-      <w:r>
-        <w:rPr>
-          <w:rFonts w:ascii="Tahoma" w:eastAsia="微软雅黑" w:hAnsi="Tahoma" w:hint="eastAsia"/>
-          <w:kern w:val="0"/>
-          <w:sz w:val="24"/>
-        </w:rPr>
-        <w:t>作</w:t>
-      </w:r>
-      <w:r>
-        <w:rPr>
-          <w:rFonts w:ascii="Tahoma" w:eastAsia="微软雅黑" w:hAnsi="Tahoma" w:hint="eastAsia"/>
-          <w:kern w:val="0"/>
-          <w:sz w:val="24"/>
-        </w:rPr>
-        <w:t>参考，也可以</w:t>
-      </w:r>
-      <w:r>
-        <w:rPr>
-          <w:rFonts w:ascii="Tahoma" w:eastAsia="微软雅黑" w:hAnsi="Tahoma" w:hint="eastAsia"/>
-          <w:kern w:val="0"/>
-          <w:sz w:val="24"/>
-        </w:rPr>
-        <w:t>自己构建</w:t>
-      </w:r>
-      <w:r>
-        <w:rPr>
-          <w:rFonts w:ascii="Tahoma" w:eastAsia="微软雅黑" w:hAnsi="Tahoma" w:hint="eastAsia"/>
-          <w:kern w:val="0"/>
-          <w:sz w:val="24"/>
-        </w:rPr>
-        <w:t>。</w:t>
+          <w:szCs w:val="24"/>
+        </w:rPr>
+        <w:t>物品</w:t>
       </w:r>
     </w:p>
     <w:p>
@@ -2624,10 +4728,29 @@
         <w:jc w:val="left"/>
         <w:rPr>
           <w:rFonts w:ascii="Tahoma" w:eastAsia="微软雅黑" w:hAnsi="Tahoma"/>
-          <w:kern w:val="0"/>
-          <w:sz w:val="24"/>
-        </w:rPr>
-      </w:pPr>
+          <w:b/>
+          <w:kern w:val="0"/>
+          <w:sz w:val="22"/>
+        </w:rPr>
+      </w:pPr>
+      <w:r>
+        <w:rPr>
+          <w:rFonts w:ascii="Tahoma" w:eastAsia="微软雅黑" w:hAnsi="Tahoma" w:hint="eastAsia"/>
+          <w:b/>
+          <w:kern w:val="0"/>
+          <w:sz w:val="22"/>
+        </w:rPr>
+        <w:t>1</w:t>
+      </w:r>
+      <w:r>
+        <w:rPr>
+          <w:rFonts w:ascii="Tahoma" w:eastAsia="微软雅黑" w:hAnsi="Tahoma" w:hint="eastAsia"/>
+          <w:b/>
+          <w:kern w:val="0"/>
+          <w:sz w:val="22"/>
+        </w:rPr>
+        <w:t>）材料</w:t>
+      </w:r>
     </w:p>
     <w:p>
       <w:pPr>
@@ -2635,29 +4758,8 @@
         <w:jc w:val="left"/>
         <w:rPr>
           <w:rFonts w:ascii="Tahoma" w:eastAsia="微软雅黑" w:hAnsi="Tahoma"/>
-          <w:b/>
-          <w:kern w:val="0"/>
-          <w:sz w:val="24"/>
-        </w:rPr>
-      </w:pPr>
-      <w:r>
-        <w:rPr>
-          <w:rFonts w:ascii="Tahoma" w:eastAsia="微软雅黑" w:hAnsi="Tahoma" w:hint="eastAsia"/>
-          <w:b/>
-          <w:kern w:val="0"/>
-          <w:sz w:val="24"/>
-        </w:rPr>
-        <w:t>材料：</w:t>
-      </w:r>
-    </w:p>
-    <w:p>
-      <w:pPr>
-        <w:widowControl/>
-        <w:jc w:val="left"/>
-        <w:rPr>
-          <w:rFonts w:ascii="Tahoma" w:eastAsia="微软雅黑" w:hAnsi="Tahoma"/>
-          <w:kern w:val="0"/>
-          <w:sz w:val="24"/>
+          <w:kern w:val="0"/>
+          <w:sz w:val="22"/>
         </w:rPr>
       </w:pPr>
       <w:r>
@@ -2665,155 +4767,13 @@
           <w:rFonts w:ascii="Tahoma" w:eastAsia="微软雅黑" w:hAnsi="Tahoma"/>
           <w:noProof/>
           <w:kern w:val="0"/>
-          <w:sz w:val="24"/>
+          <w:sz w:val="22"/>
         </w:rPr>
         <w:drawing>
           <wp:inline distT="0" distB="0" distL="0" distR="0" wp14:anchorId="3CC1C4DF" wp14:editId="70AA7301">
             <wp:extent cx="295238" cy="257143"/>
             <wp:effectExtent l="0" t="0" r="0" b="0"/>
             <wp:docPr id="4" name="图片 4"/>
-            <wp:cNvGraphicFramePr>
-              <a:graphicFrameLocks xmlns:a="http://schemas.openxmlformats.org/drawingml/2006/main" noChangeAspect="1"/>
-            </wp:cNvGraphicFramePr>
-            <a:graphic xmlns:a="http://schemas.openxmlformats.org/drawingml/2006/main">
-              <a:graphicData uri="http://schemas.openxmlformats.org/drawingml/2006/picture">
-                <pic:pic xmlns:pic="http://schemas.openxmlformats.org/drawingml/2006/picture">
-                  <pic:nvPicPr>
-                    <pic:cNvPr id="0" name=""/>
-                    <pic:cNvPicPr/>
-                  </pic:nvPicPr>
-                  <pic:blipFill>
-                    <a:blip r:embed="rId12"/>
-                    <a:stretch>
-                      <a:fillRect/>
-                    </a:stretch>
-                  </pic:blipFill>
-                  <pic:spPr>
-                    <a:xfrm>
-                      <a:off x="0" y="0"/>
-                      <a:ext cx="295238" cy="257143"/>
-                    </a:xfrm>
-                    <a:prstGeom prst="rect">
-                      <a:avLst/>
-                    </a:prstGeom>
-                  </pic:spPr>
-                </pic:pic>
-              </a:graphicData>
-            </a:graphic>
-          </wp:inline>
-        </w:drawing>
-      </w:r>
-      <w:r>
-        <w:rPr>
-          <w:rFonts w:ascii="Tahoma" w:eastAsia="微软雅黑" w:hAnsi="Tahoma" w:hint="eastAsia"/>
-          <w:kern w:val="0"/>
-          <w:sz w:val="24"/>
-        </w:rPr>
-        <w:t xml:space="preserve"> </w:t>
-      </w:r>
-      <w:r>
-        <w:rPr>
-          <w:rFonts w:ascii="Tahoma" w:eastAsia="微软雅黑" w:hAnsi="Tahoma" w:hint="eastAsia"/>
-          <w:kern w:val="0"/>
-          <w:sz w:val="24"/>
-        </w:rPr>
-        <w:t>矩量晶屑</w:t>
-      </w:r>
-      <w:r>
-        <w:rPr>
-          <w:rFonts w:ascii="Tahoma" w:eastAsia="微软雅黑" w:hAnsi="Tahoma" w:hint="eastAsia"/>
-          <w:kern w:val="0"/>
-          <w:sz w:val="24"/>
-        </w:rPr>
-        <w:t xml:space="preserve"> &gt;</w:t>
-      </w:r>
-      <w:r>
-        <w:rPr>
-          <w:rFonts w:ascii="Tahoma" w:eastAsia="微软雅黑" w:hAnsi="Tahoma"/>
-          <w:noProof/>
-          <w:kern w:val="0"/>
-          <w:sz w:val="24"/>
-        </w:rPr>
-        <w:drawing>
-          <wp:inline distT="0" distB="0" distL="0" distR="0" wp14:anchorId="560ADEF4" wp14:editId="7A181E90">
-            <wp:extent cx="314286" cy="276190"/>
-            <wp:effectExtent l="0" t="0" r="0" b="0"/>
-            <wp:docPr id="5" name="图片 5"/>
-            <wp:cNvGraphicFramePr>
-              <a:graphicFrameLocks xmlns:a="http://schemas.openxmlformats.org/drawingml/2006/main" noChangeAspect="1"/>
-            </wp:cNvGraphicFramePr>
-            <a:graphic xmlns:a="http://schemas.openxmlformats.org/drawingml/2006/main">
-              <a:graphicData uri="http://schemas.openxmlformats.org/drawingml/2006/picture">
-                <pic:pic xmlns:pic="http://schemas.openxmlformats.org/drawingml/2006/picture">
-                  <pic:nvPicPr>
-                    <pic:cNvPr id="0" name=""/>
-                    <pic:cNvPicPr/>
-                  </pic:nvPicPr>
-                  <pic:blipFill>
-                    <a:blip r:embed="rId13"/>
-                    <a:stretch>
-                      <a:fillRect/>
-                    </a:stretch>
-                  </pic:blipFill>
-                  <pic:spPr>
-                    <a:xfrm>
-                      <a:off x="0" y="0"/>
-                      <a:ext cx="314286" cy="276190"/>
-                    </a:xfrm>
-                    <a:prstGeom prst="rect">
-                      <a:avLst/>
-                    </a:prstGeom>
-                  </pic:spPr>
-                </pic:pic>
-              </a:graphicData>
-            </a:graphic>
-          </wp:inline>
-        </w:drawing>
-      </w:r>
-      <w:r>
-        <w:rPr>
-          <w:rFonts w:ascii="Tahoma" w:eastAsia="微软雅黑" w:hAnsi="Tahoma" w:hint="eastAsia"/>
-          <w:kern w:val="0"/>
-          <w:sz w:val="24"/>
-        </w:rPr>
-        <w:t xml:space="preserve"> </w:t>
-      </w:r>
-      <w:r>
-        <w:rPr>
-          <w:rFonts w:ascii="Tahoma" w:eastAsia="微软雅黑" w:hAnsi="Tahoma" w:hint="eastAsia"/>
-          <w:kern w:val="0"/>
-          <w:sz w:val="24"/>
-        </w:rPr>
-        <w:t>矩量碎片</w:t>
-      </w:r>
-      <w:r>
-        <w:rPr>
-          <w:rFonts w:ascii="Tahoma" w:eastAsia="微软雅黑" w:hAnsi="Tahoma" w:hint="eastAsia"/>
-          <w:kern w:val="0"/>
-          <w:sz w:val="24"/>
-        </w:rPr>
-        <w:t xml:space="preserve"> &gt;</w:t>
-      </w:r>
-      <w:r>
-        <w:rPr>
-          <w:rFonts w:ascii="Tahoma" w:eastAsia="微软雅黑" w:hAnsi="Tahoma"/>
-          <w:kern w:val="0"/>
-          <w:sz w:val="24"/>
-        </w:rPr>
-        <w:t xml:space="preserve"> </w:t>
-      </w:r>
-      <w:r>
-        <w:rPr>
-          <w:rFonts w:ascii="Tahoma" w:eastAsia="微软雅黑" w:hAnsi="Tahoma"/>
-          <w:noProof/>
-          <w:kern w:val="0"/>
-          <w:sz w:val="24"/>
-        </w:rPr>
-        <w:drawing>
-          <wp:inline distT="0" distB="0" distL="0" distR="0" wp14:anchorId="0A59780C" wp14:editId="255F100B">
-            <wp:extent cx="285714" cy="257143"/>
-            <wp:effectExtent l="0" t="0" r="635" b="0"/>
-            <wp:docPr id="6" name="图片 6"/>
             <wp:cNvGraphicFramePr>
               <a:graphicFrameLocks xmlns:a="http://schemas.openxmlformats.org/drawingml/2006/main" noChangeAspect="1"/>
             </wp:cNvGraphicFramePr>
@@ -2833,7 +4793,7 @@
                   <pic:spPr>
                     <a:xfrm>
                       <a:off x="0" y="0"/>
-                      <a:ext cx="285714" cy="257143"/>
+                      <a:ext cx="295238" cy="257143"/>
                     </a:xfrm>
                     <a:prstGeom prst="rect">
                       <a:avLst/>
@@ -2849,54 +4809,38 @@
         <w:rPr>
           <w:rFonts w:ascii="Tahoma" w:eastAsia="微软雅黑" w:hAnsi="Tahoma" w:hint="eastAsia"/>
           <w:kern w:val="0"/>
-          <w:sz w:val="24"/>
+          <w:sz w:val="22"/>
         </w:rPr>
         <w:t xml:space="preserve"> </w:t>
       </w:r>
       <w:r>
         <w:rPr>
-          <w:rFonts w:ascii="Tahoma" w:eastAsia="微软雅黑" w:hAnsi="Tahoma"/>
-          <w:kern w:val="0"/>
-          <w:sz w:val="24"/>
-        </w:rPr>
-        <w:t>矩量石英</w:t>
-      </w:r>
-      <w:r>
-        <w:rPr>
-          <w:rFonts w:ascii="Tahoma" w:eastAsia="微软雅黑" w:hAnsi="Tahoma" w:hint="eastAsia"/>
-          <w:kern w:val="0"/>
-          <w:sz w:val="24"/>
-        </w:rPr>
-        <w:t xml:space="preserve"> </w:t>
-      </w:r>
-      <w:r>
-        <w:rPr>
-          <w:rFonts w:ascii="Tahoma" w:eastAsia="微软雅黑" w:hAnsi="Tahoma" w:hint="eastAsia"/>
-          <w:kern w:val="0"/>
-          <w:sz w:val="24"/>
-        </w:rPr>
-        <w:t>&gt;</w:t>
-      </w:r>
-      <w:r>
-        <w:rPr>
-          <w:rFonts w:ascii="Tahoma" w:eastAsia="微软雅黑" w:hAnsi="Tahoma"/>
-          <w:kern w:val="0"/>
-          <w:sz w:val="24"/>
-        </w:rPr>
-        <w:t xml:space="preserve"> </w:t>
+          <w:rFonts w:ascii="Tahoma" w:eastAsia="微软雅黑" w:hAnsi="Tahoma" w:hint="eastAsia"/>
+          <w:kern w:val="0"/>
+          <w:sz w:val="22"/>
+        </w:rPr>
+        <w:t>矩量晶屑</w:t>
+      </w:r>
+      <w:r>
+        <w:rPr>
+          <w:rFonts w:ascii="Tahoma" w:eastAsia="微软雅黑" w:hAnsi="Tahoma" w:hint="eastAsia"/>
+          <w:kern w:val="0"/>
+          <w:sz w:val="22"/>
+        </w:rPr>
+        <w:t xml:space="preserve"> &gt;</w:t>
       </w:r>
       <w:r>
         <w:rPr>
           <w:rFonts w:ascii="Tahoma" w:eastAsia="微软雅黑" w:hAnsi="Tahoma"/>
           <w:noProof/>
           <w:kern w:val="0"/>
-          <w:sz w:val="24"/>
+          <w:sz w:val="22"/>
         </w:rPr>
         <w:drawing>
-          <wp:inline distT="0" distB="0" distL="0" distR="0" wp14:anchorId="4AF74BDD" wp14:editId="0C263D46">
-            <wp:extent cx="285714" cy="314286"/>
-            <wp:effectExtent l="0" t="0" r="635" b="0"/>
-            <wp:docPr id="7" name="图片 7"/>
+          <wp:inline distT="0" distB="0" distL="0" distR="0" wp14:anchorId="560ADEF4" wp14:editId="7A181E90">
+            <wp:extent cx="314286" cy="276190"/>
+            <wp:effectExtent l="0" t="0" r="0" b="0"/>
+            <wp:docPr id="5" name="图片 5"/>
             <wp:cNvGraphicFramePr>
               <a:graphicFrameLocks xmlns:a="http://schemas.openxmlformats.org/drawingml/2006/main" noChangeAspect="1"/>
             </wp:cNvGraphicFramePr>
@@ -2916,7 +4860,7 @@
                   <pic:spPr>
                     <a:xfrm>
                       <a:off x="0" y="0"/>
-                      <a:ext cx="285714" cy="314286"/>
+                      <a:ext cx="314286" cy="276190"/>
                     </a:xfrm>
                     <a:prstGeom prst="rect">
                       <a:avLst/>
@@ -2932,34 +4876,23 @@
         <w:rPr>
           <w:rFonts w:ascii="Tahoma" w:eastAsia="微软雅黑" w:hAnsi="Tahoma" w:hint="eastAsia"/>
           <w:kern w:val="0"/>
-          <w:sz w:val="24"/>
+          <w:sz w:val="22"/>
         </w:rPr>
         <w:t xml:space="preserve"> </w:t>
       </w:r>
       <w:r>
         <w:rPr>
-          <w:rFonts w:ascii="Tahoma" w:eastAsia="微软雅黑" w:hAnsi="Tahoma"/>
-          <w:kern w:val="0"/>
-          <w:sz w:val="24"/>
-        </w:rPr>
-        <w:t>矩量水晶</w:t>
-      </w:r>
-    </w:p>
-    <w:p>
-      <w:pPr>
-        <w:widowControl/>
-        <w:jc w:val="left"/>
-        <w:rPr>
-          <w:rFonts w:ascii="Tahoma" w:eastAsia="微软雅黑" w:hAnsi="Tahoma"/>
-          <w:kern w:val="0"/>
-          <w:sz w:val="24"/>
-        </w:rPr>
-      </w:pPr>
-      <w:r>
-        <w:rPr>
-          <w:rFonts w:ascii="Tahoma" w:eastAsia="微软雅黑" w:hAnsi="Tahoma" w:hint="eastAsia"/>
-          <w:kern w:val="0"/>
-          <w:sz w:val="24"/>
+          <w:rFonts w:ascii="Tahoma" w:eastAsia="微软雅黑" w:hAnsi="Tahoma" w:hint="eastAsia"/>
+          <w:kern w:val="0"/>
+          <w:sz w:val="22"/>
+        </w:rPr>
+        <w:t>矩量碎片</w:t>
+      </w:r>
+      <w:r>
+        <w:rPr>
+          <w:rFonts w:ascii="Tahoma" w:eastAsia="微软雅黑" w:hAnsi="Tahoma" w:hint="eastAsia"/>
+          <w:kern w:val="0"/>
+          <w:sz w:val="22"/>
         </w:rPr>
         <w:t xml:space="preserve"> &gt;</w:t>
       </w:r>
@@ -2967,7 +4900,7 @@
         <w:rPr>
           <w:rFonts w:ascii="Tahoma" w:eastAsia="微软雅黑" w:hAnsi="Tahoma"/>
           <w:kern w:val="0"/>
-          <w:sz w:val="24"/>
+          <w:sz w:val="22"/>
         </w:rPr>
         <w:t xml:space="preserve"> </w:t>
       </w:r>
@@ -2976,13 +4909,13 @@
           <w:rFonts w:ascii="Tahoma" w:eastAsia="微软雅黑" w:hAnsi="Tahoma"/>
           <w:noProof/>
           <w:kern w:val="0"/>
-          <w:sz w:val="24"/>
+          <w:sz w:val="22"/>
         </w:rPr>
         <w:drawing>
-          <wp:inline distT="0" distB="0" distL="0" distR="0" wp14:anchorId="32094DB1" wp14:editId="29F66009">
+          <wp:inline distT="0" distB="0" distL="0" distR="0" wp14:anchorId="0A59780C" wp14:editId="255F100B">
             <wp:extent cx="285714" cy="257143"/>
             <wp:effectExtent l="0" t="0" r="635" b="0"/>
-            <wp:docPr id="8" name="图片 8"/>
+            <wp:docPr id="6" name="图片 6"/>
             <wp:cNvGraphicFramePr>
               <a:graphicFrameLocks xmlns:a="http://schemas.openxmlformats.org/drawingml/2006/main" noChangeAspect="1"/>
             </wp:cNvGraphicFramePr>
@@ -3018,7 +4951,7 @@
         <w:rPr>
           <w:rFonts w:ascii="Tahoma" w:eastAsia="微软雅黑" w:hAnsi="Tahoma" w:hint="eastAsia"/>
           <w:kern w:val="0"/>
-          <w:sz w:val="24"/>
+          <w:sz w:val="22"/>
         </w:rPr>
         <w:t xml:space="preserve"> </w:t>
       </w:r>
@@ -3026,30 +4959,38 @@
         <w:rPr>
           <w:rFonts w:ascii="Tahoma" w:eastAsia="微软雅黑" w:hAnsi="Tahoma"/>
           <w:kern w:val="0"/>
-          <w:sz w:val="24"/>
-        </w:rPr>
-        <w:t>矩量玉</w:t>
-      </w:r>
-      <w:r>
-        <w:rPr>
-          <w:rFonts w:ascii="Tahoma" w:eastAsia="微软雅黑" w:hAnsi="Tahoma" w:hint="eastAsia"/>
-          <w:kern w:val="0"/>
-          <w:sz w:val="24"/>
-        </w:rPr>
-        <w:t xml:space="preserve"> &gt; </w:t>
+          <w:sz w:val="22"/>
+        </w:rPr>
+        <w:t>矩量石英</w:t>
+      </w:r>
+      <w:r>
+        <w:rPr>
+          <w:rFonts w:ascii="Tahoma" w:eastAsia="微软雅黑" w:hAnsi="Tahoma" w:hint="eastAsia"/>
+          <w:kern w:val="0"/>
+          <w:sz w:val="22"/>
+        </w:rPr>
+        <w:t xml:space="preserve"> &gt;</w:t>
+      </w:r>
+      <w:r>
+        <w:rPr>
+          <w:rFonts w:ascii="Tahoma" w:eastAsia="微软雅黑" w:hAnsi="Tahoma"/>
+          <w:kern w:val="0"/>
+          <w:sz w:val="22"/>
+        </w:rPr>
+        <w:t xml:space="preserve"> </w:t>
       </w:r>
       <w:r>
         <w:rPr>
           <w:rFonts w:ascii="Tahoma" w:eastAsia="微软雅黑" w:hAnsi="Tahoma"/>
           <w:noProof/>
           <w:kern w:val="0"/>
-          <w:sz w:val="24"/>
+          <w:sz w:val="22"/>
         </w:rPr>
         <w:drawing>
-          <wp:inline distT="0" distB="0" distL="0" distR="0" wp14:anchorId="6BCEFFDA" wp14:editId="7F3A2C14">
-            <wp:extent cx="323810" cy="285714"/>
-            <wp:effectExtent l="0" t="0" r="635" b="635"/>
-            <wp:docPr id="9" name="图片 9"/>
+          <wp:inline distT="0" distB="0" distL="0" distR="0" wp14:anchorId="4AF74BDD" wp14:editId="0C263D46">
+            <wp:extent cx="285714" cy="314286"/>
+            <wp:effectExtent l="0" t="0" r="635" b="0"/>
+            <wp:docPr id="7" name="图片 7"/>
             <wp:cNvGraphicFramePr>
               <a:graphicFrameLocks xmlns:a="http://schemas.openxmlformats.org/drawingml/2006/main" noChangeAspect="1"/>
             </wp:cNvGraphicFramePr>
@@ -3069,7 +5010,7 @@
                   <pic:spPr>
                     <a:xfrm>
                       <a:off x="0" y="0"/>
-                      <a:ext cx="323810" cy="285714"/>
+                      <a:ext cx="285714" cy="314286"/>
                     </a:xfrm>
                     <a:prstGeom prst="rect">
                       <a:avLst/>
@@ -3085,7 +5026,7 @@
         <w:rPr>
           <w:rFonts w:ascii="Tahoma" w:eastAsia="微软雅黑" w:hAnsi="Tahoma" w:hint="eastAsia"/>
           <w:kern w:val="0"/>
-          <w:sz w:val="24"/>
+          <w:sz w:val="22"/>
         </w:rPr>
         <w:t xml:space="preserve"> </w:t>
       </w:r>
@@ -3093,27 +5034,49 @@
         <w:rPr>
           <w:rFonts w:ascii="Tahoma" w:eastAsia="微软雅黑" w:hAnsi="Tahoma"/>
           <w:kern w:val="0"/>
-          <w:sz w:val="24"/>
-        </w:rPr>
-        <w:t>矩量钻</w:t>
-      </w:r>
-      <w:r>
-        <w:rPr>
-          <w:rFonts w:ascii="Tahoma" w:eastAsia="微软雅黑" w:hAnsi="Tahoma" w:hint="eastAsia"/>
-          <w:kern w:val="0"/>
-          <w:sz w:val="24"/>
-        </w:rPr>
-        <w:t xml:space="preserve"> &gt; </w:t>
-      </w:r>
-      <w:r>
-        <w:rPr>
+          <w:sz w:val="22"/>
+        </w:rPr>
+        <w:t>矩量水晶</w:t>
+      </w:r>
+    </w:p>
+    <w:p>
+      <w:pPr>
+        <w:widowControl/>
+        <w:jc w:val="left"/>
+        <w:rPr>
+          <w:rFonts w:ascii="Tahoma" w:eastAsia="微软雅黑" w:hAnsi="Tahoma"/>
+          <w:kern w:val="0"/>
+          <w:sz w:val="22"/>
+        </w:rPr>
+      </w:pPr>
+      <w:r>
+        <w:rPr>
+          <w:rFonts w:ascii="Tahoma" w:eastAsia="微软雅黑" w:hAnsi="Tahoma" w:hint="eastAsia"/>
+          <w:kern w:val="0"/>
+          <w:sz w:val="22"/>
+        </w:rPr>
+        <w:t xml:space="preserve"> &gt;</w:t>
+      </w:r>
+      <w:r>
+        <w:rPr>
+          <w:rFonts w:ascii="Tahoma" w:eastAsia="微软雅黑" w:hAnsi="Tahoma"/>
+          <w:kern w:val="0"/>
+          <w:sz w:val="22"/>
+        </w:rPr>
+        <w:t xml:space="preserve"> </w:t>
+      </w:r>
+      <w:r>
+        <w:rPr>
+          <w:rFonts w:ascii="Tahoma" w:eastAsia="微软雅黑" w:hAnsi="Tahoma"/>
           <w:noProof/>
+          <w:kern w:val="0"/>
+          <w:sz w:val="22"/>
         </w:rPr>
         <w:drawing>
-          <wp:inline distT="0" distB="0" distL="0" distR="0" wp14:anchorId="75B9EC08" wp14:editId="78A0D6FB">
-            <wp:extent cx="276190" cy="266667"/>
-            <wp:effectExtent l="0" t="0" r="0" b="635"/>
-            <wp:docPr id="11" name="图片 11"/>
+          <wp:inline distT="0" distB="0" distL="0" distR="0" wp14:anchorId="32094DB1" wp14:editId="29F66009">
+            <wp:extent cx="285714" cy="257143"/>
+            <wp:effectExtent l="0" t="0" r="635" b="0"/>
+            <wp:docPr id="8" name="图片 8"/>
             <wp:cNvGraphicFramePr>
               <a:graphicFrameLocks xmlns:a="http://schemas.openxmlformats.org/drawingml/2006/main" noChangeAspect="1"/>
             </wp:cNvGraphicFramePr>
@@ -3133,7 +5096,7 @@
                   <pic:spPr>
                     <a:xfrm>
                       <a:off x="0" y="0"/>
-                      <a:ext cx="276190" cy="266667"/>
+                      <a:ext cx="285714" cy="257143"/>
                     </a:xfrm>
                     <a:prstGeom prst="rect">
                       <a:avLst/>
@@ -3149,7 +5112,7 @@
         <w:rPr>
           <w:rFonts w:ascii="Tahoma" w:eastAsia="微软雅黑" w:hAnsi="Tahoma" w:hint="eastAsia"/>
           <w:kern w:val="0"/>
-          <w:sz w:val="24"/>
+          <w:sz w:val="22"/>
         </w:rPr>
         <w:t xml:space="preserve"> </w:t>
       </w:r>
@@ -3157,27 +5120,30 @@
         <w:rPr>
           <w:rFonts w:ascii="Tahoma" w:eastAsia="微软雅黑" w:hAnsi="Tahoma"/>
           <w:kern w:val="0"/>
-          <w:sz w:val="24"/>
-        </w:rPr>
-        <w:t>矩量介子</w:t>
-      </w:r>
-      <w:r>
-        <w:rPr>
-          <w:rFonts w:ascii="Tahoma" w:eastAsia="微软雅黑" w:hAnsi="Tahoma" w:hint="eastAsia"/>
-          <w:kern w:val="0"/>
-          <w:sz w:val="24"/>
+          <w:sz w:val="22"/>
+        </w:rPr>
+        <w:t>矩量玉</w:t>
+      </w:r>
+      <w:r>
+        <w:rPr>
+          <w:rFonts w:ascii="Tahoma" w:eastAsia="微软雅黑" w:hAnsi="Tahoma" w:hint="eastAsia"/>
+          <w:kern w:val="0"/>
+          <w:sz w:val="22"/>
         </w:rPr>
         <w:t xml:space="preserve"> &gt; </w:t>
       </w:r>
       <w:r>
         <w:rPr>
+          <w:rFonts w:ascii="Tahoma" w:eastAsia="微软雅黑" w:hAnsi="Tahoma"/>
           <w:noProof/>
+          <w:kern w:val="0"/>
+          <w:sz w:val="22"/>
         </w:rPr>
         <w:drawing>
-          <wp:inline distT="0" distB="0" distL="0" distR="0" wp14:anchorId="4D644090" wp14:editId="1A0DA503">
-            <wp:extent cx="295238" cy="295238"/>
-            <wp:effectExtent l="0" t="0" r="0" b="0"/>
-            <wp:docPr id="12" name="图片 12"/>
+          <wp:inline distT="0" distB="0" distL="0" distR="0" wp14:anchorId="6BCEFFDA" wp14:editId="7F3A2C14">
+            <wp:extent cx="323810" cy="285714"/>
+            <wp:effectExtent l="0" t="0" r="635" b="635"/>
+            <wp:docPr id="9" name="图片 9"/>
             <wp:cNvGraphicFramePr>
               <a:graphicFrameLocks xmlns:a="http://schemas.openxmlformats.org/drawingml/2006/main" noChangeAspect="1"/>
             </wp:cNvGraphicFramePr>
@@ -3197,7 +5163,7 @@
                   <pic:spPr>
                     <a:xfrm>
                       <a:off x="0" y="0"/>
-                      <a:ext cx="295238" cy="295238"/>
+                      <a:ext cx="323810" cy="285714"/>
                     </a:xfrm>
                     <a:prstGeom prst="rect">
                       <a:avLst/>
@@ -3213,7 +5179,7 @@
         <w:rPr>
           <w:rFonts w:ascii="Tahoma" w:eastAsia="微软雅黑" w:hAnsi="Tahoma" w:hint="eastAsia"/>
           <w:kern w:val="0"/>
-          <w:sz w:val="24"/>
+          <w:sz w:val="22"/>
         </w:rPr>
         <w:t xml:space="preserve"> </w:t>
       </w:r>
@@ -3221,524 +5187,28 @@
         <w:rPr>
           <w:rFonts w:ascii="Tahoma" w:eastAsia="微软雅黑" w:hAnsi="Tahoma"/>
           <w:kern w:val="0"/>
-          <w:sz w:val="24"/>
-        </w:rPr>
-        <w:t>矩量核</w:t>
-      </w:r>
-    </w:p>
-    <w:p>
-      <w:pPr>
-        <w:widowControl/>
-        <w:adjustRightInd w:val="0"/>
-        <w:snapToGrid w:val="0"/>
-        <w:spacing w:after="200"/>
-        <w:jc w:val="left"/>
-        <w:rPr>
-          <w:rFonts w:ascii="Tahoma" w:eastAsia="微软雅黑" w:hAnsi="Tahoma"/>
-          <w:b/>
-          <w:kern w:val="0"/>
-          <w:sz w:val="24"/>
-        </w:rPr>
-      </w:pPr>
-      <w:r>
-        <w:rPr>
-          <w:rFonts w:ascii="Tahoma" w:eastAsia="微软雅黑" w:hAnsi="Tahoma" w:hint="eastAsia"/>
-          <w:b/>
-          <w:color w:val="00B050"/>
-          <w:kern w:val="0"/>
-          <w:sz w:val="24"/>
-        </w:rPr>
-        <w:t>设定</w:t>
-      </w:r>
-      <w:r>
-        <w:rPr>
-          <w:rFonts w:ascii="Tahoma" w:eastAsia="微软雅黑" w:hAnsi="Tahoma" w:hint="eastAsia"/>
-          <w:b/>
-          <w:color w:val="00B050"/>
-          <w:kern w:val="0"/>
-          <w:sz w:val="24"/>
-        </w:rPr>
-        <w:t>1</w:t>
-      </w:r>
-      <w:r>
-        <w:rPr>
-          <w:rFonts w:ascii="Tahoma" w:eastAsia="微软雅黑" w:hAnsi="Tahoma" w:hint="eastAsia"/>
-          <w:b/>
-          <w:color w:val="00B050"/>
-          <w:kern w:val="0"/>
-          <w:sz w:val="24"/>
-        </w:rPr>
-        <w:t>：</w:t>
-      </w:r>
-      <w:r>
-        <w:rPr>
-          <w:rFonts w:ascii="Tahoma" w:eastAsia="微软雅黑" w:hAnsi="Tahoma" w:hint="eastAsia"/>
-          <w:kern w:val="0"/>
-          <w:sz w:val="24"/>
-        </w:rPr>
-        <w:t>等级</w:t>
-      </w:r>
-      <w:r>
-        <w:rPr>
-          <w:rFonts w:ascii="Tahoma" w:eastAsia="微软雅黑" w:hAnsi="Tahoma" w:hint="eastAsia"/>
-          <w:kern w:val="0"/>
-          <w:sz w:val="24"/>
-        </w:rPr>
-        <w:t>材料</w:t>
-      </w:r>
-      <w:r>
-        <w:rPr>
-          <w:rFonts w:ascii="Tahoma" w:eastAsia="微软雅黑" w:hAnsi="Tahoma" w:hint="eastAsia"/>
-          <w:kern w:val="0"/>
-          <w:sz w:val="24"/>
-        </w:rPr>
-        <w:t>，</w:t>
-      </w:r>
-      <w:r>
-        <w:rPr>
-          <w:rFonts w:ascii="Tahoma" w:eastAsia="微软雅黑" w:hAnsi="Tahoma" w:hint="eastAsia"/>
-          <w:kern w:val="0"/>
-          <w:sz w:val="24"/>
-        </w:rPr>
-        <w:t>可以在战斗中获取很多，低级的可以融合成高一级的材料，示例中</w:t>
-      </w:r>
-      <w:r>
-        <w:rPr>
-          <w:rFonts w:ascii="Tahoma" w:eastAsia="微软雅黑" w:hAnsi="Tahoma" w:hint="eastAsia"/>
-          <w:kern w:val="0"/>
-          <w:sz w:val="24"/>
-        </w:rPr>
-        <w:t>6</w:t>
-      </w:r>
-      <w:r>
-        <w:rPr>
-          <w:rFonts w:ascii="Tahoma" w:eastAsia="微软雅黑" w:hAnsi="Tahoma" w:hint="eastAsia"/>
-          <w:kern w:val="0"/>
-          <w:sz w:val="24"/>
-        </w:rPr>
-        <w:t>个晶屑合成</w:t>
-      </w:r>
-      <w:r>
-        <w:rPr>
-          <w:rFonts w:ascii="Tahoma" w:eastAsia="微软雅黑" w:hAnsi="Tahoma" w:hint="eastAsia"/>
-          <w:kern w:val="0"/>
-          <w:sz w:val="24"/>
-        </w:rPr>
-        <w:t>1</w:t>
-      </w:r>
-      <w:r>
-        <w:rPr>
-          <w:rFonts w:ascii="Tahoma" w:eastAsia="微软雅黑" w:hAnsi="Tahoma" w:hint="eastAsia"/>
-          <w:kern w:val="0"/>
-          <w:sz w:val="24"/>
-        </w:rPr>
-        <w:t>个碎片，</w:t>
-      </w:r>
-      <w:r>
-        <w:rPr>
-          <w:rFonts w:ascii="Tahoma" w:eastAsia="微软雅黑" w:hAnsi="Tahoma" w:hint="eastAsia"/>
-          <w:kern w:val="0"/>
-          <w:sz w:val="24"/>
-        </w:rPr>
-        <w:t>5</w:t>
-      </w:r>
-      <w:r>
-        <w:rPr>
-          <w:rFonts w:ascii="Tahoma" w:eastAsia="微软雅黑" w:hAnsi="Tahoma" w:hint="eastAsia"/>
-          <w:kern w:val="0"/>
-          <w:sz w:val="24"/>
-        </w:rPr>
-        <w:t>个碎片合成</w:t>
-      </w:r>
-      <w:r>
-        <w:rPr>
-          <w:rFonts w:ascii="Tahoma" w:eastAsia="微软雅黑" w:hAnsi="Tahoma" w:hint="eastAsia"/>
-          <w:kern w:val="0"/>
-          <w:sz w:val="24"/>
-        </w:rPr>
-        <w:t>1</w:t>
-      </w:r>
-      <w:r>
-        <w:rPr>
-          <w:rFonts w:ascii="Tahoma" w:eastAsia="微软雅黑" w:hAnsi="Tahoma" w:hint="eastAsia"/>
-          <w:kern w:val="0"/>
-          <w:sz w:val="24"/>
-        </w:rPr>
-        <w:t>个石英，以此类推。如果玩家想合成高级神器</w:t>
-      </w:r>
-      <w:r>
-        <w:rPr>
-          <w:rFonts w:ascii="Tahoma" w:eastAsia="微软雅黑" w:hAnsi="Tahoma" w:hint="eastAsia"/>
-          <w:kern w:val="0"/>
-          <w:sz w:val="24"/>
-        </w:rPr>
-        <w:t>，那么必须花时间刷大量材料。该设定适用于超长游戏</w:t>
-      </w:r>
-      <w:r>
-        <w:rPr>
-          <w:rFonts w:ascii="Tahoma" w:eastAsia="微软雅黑" w:hAnsi="Tahoma" w:hint="eastAsia"/>
-          <w:kern w:val="0"/>
-          <w:sz w:val="24"/>
-        </w:rPr>
-        <w:t>刷刷刷过程。</w:t>
-      </w:r>
-    </w:p>
-    <w:p>
-      <w:pPr>
-        <w:widowControl/>
-        <w:adjustRightInd w:val="0"/>
-        <w:snapToGrid w:val="0"/>
-        <w:spacing w:after="200"/>
-        <w:jc w:val="left"/>
-        <w:rPr>
-          <w:rFonts w:ascii="Tahoma" w:eastAsia="微软雅黑" w:hAnsi="Tahoma"/>
-          <w:b/>
-          <w:kern w:val="0"/>
-          <w:sz w:val="24"/>
-        </w:rPr>
-      </w:pPr>
-      <w:r>
-        <w:rPr>
-          <w:rFonts w:ascii="Tahoma" w:eastAsia="微软雅黑" w:hAnsi="Tahoma" w:hint="eastAsia"/>
-          <w:b/>
-          <w:color w:val="00B050"/>
-          <w:kern w:val="0"/>
-          <w:sz w:val="24"/>
-        </w:rPr>
-        <w:t>设定</w:t>
-      </w:r>
-      <w:r>
-        <w:rPr>
-          <w:rFonts w:ascii="Tahoma" w:eastAsia="微软雅黑" w:hAnsi="Tahoma" w:hint="eastAsia"/>
-          <w:b/>
-          <w:color w:val="00B050"/>
-          <w:kern w:val="0"/>
-          <w:sz w:val="24"/>
-        </w:rPr>
-        <w:t>2</w:t>
-      </w:r>
-      <w:r>
-        <w:rPr>
-          <w:rFonts w:ascii="Tahoma" w:eastAsia="微软雅黑" w:hAnsi="Tahoma" w:hint="eastAsia"/>
-          <w:b/>
-          <w:color w:val="00B050"/>
-          <w:kern w:val="0"/>
-          <w:sz w:val="24"/>
-        </w:rPr>
-        <w:t>：</w:t>
-      </w:r>
-      <w:r>
-        <w:rPr>
-          <w:rFonts w:ascii="Tahoma" w:eastAsia="微软雅黑" w:hAnsi="Tahoma" w:hint="eastAsia"/>
-          <w:kern w:val="0"/>
-          <w:sz w:val="24"/>
-        </w:rPr>
-        <w:t>泛用</w:t>
-      </w:r>
-      <w:r>
-        <w:rPr>
-          <w:rFonts w:ascii="Tahoma" w:eastAsia="微软雅黑" w:hAnsi="Tahoma" w:hint="eastAsia"/>
-          <w:kern w:val="0"/>
-          <w:sz w:val="24"/>
-        </w:rPr>
-        <w:t>材料</w:t>
-      </w:r>
-      <w:r>
-        <w:rPr>
-          <w:rFonts w:ascii="Tahoma" w:eastAsia="微软雅黑" w:hAnsi="Tahoma" w:hint="eastAsia"/>
-          <w:kern w:val="0"/>
-          <w:sz w:val="24"/>
-        </w:rPr>
-        <w:t>，</w:t>
-      </w:r>
-      <w:r>
-        <w:rPr>
-          <w:rFonts w:ascii="Tahoma" w:eastAsia="微软雅黑" w:hAnsi="Tahoma" w:hint="eastAsia"/>
-          <w:kern w:val="0"/>
-          <w:sz w:val="24"/>
-        </w:rPr>
-        <w:t>同级的独立材料，矩量晶屑</w:t>
-      </w:r>
-      <w:r>
-        <w:rPr>
-          <w:rFonts w:ascii="Tahoma" w:eastAsia="微软雅黑" w:hAnsi="Tahoma" w:hint="eastAsia"/>
-          <w:kern w:val="0"/>
-          <w:sz w:val="24"/>
-        </w:rPr>
-        <w:t>x2+</w:t>
-      </w:r>
-      <w:r>
-        <w:rPr>
-          <w:rFonts w:ascii="Tahoma" w:eastAsia="微软雅黑" w:hAnsi="Tahoma" w:hint="eastAsia"/>
-          <w:kern w:val="0"/>
-          <w:sz w:val="24"/>
-        </w:rPr>
-        <w:t>矩量</w:t>
-      </w:r>
-      <w:r>
-        <w:rPr>
-          <w:rFonts w:ascii="Tahoma" w:eastAsia="微软雅黑" w:hAnsi="Tahoma"/>
-          <w:kern w:val="0"/>
-          <w:sz w:val="24"/>
-        </w:rPr>
-        <w:t>介子</w:t>
-      </w:r>
-      <w:r>
-        <w:rPr>
-          <w:rFonts w:ascii="Tahoma" w:eastAsia="微软雅黑" w:hAnsi="Tahoma" w:hint="eastAsia"/>
-          <w:kern w:val="0"/>
-          <w:sz w:val="24"/>
-        </w:rPr>
-        <w:t xml:space="preserve">x1 </w:t>
-      </w:r>
-      <w:r>
-        <w:rPr>
-          <w:rFonts w:ascii="Tahoma" w:eastAsia="微软雅黑" w:hAnsi="Tahoma" w:hint="eastAsia"/>
-          <w:kern w:val="0"/>
-          <w:sz w:val="24"/>
-        </w:rPr>
-        <w:t>可以合成矩量炸弹；矩量石英和矩量水晶是必备的武器模具材料；矩量玉和矩量钻用于给武器附魔，提升属性。</w:t>
-      </w:r>
-      <w:r>
-        <w:rPr>
-          <w:rFonts w:ascii="Tahoma" w:eastAsia="微软雅黑" w:hAnsi="Tahoma" w:hint="eastAsia"/>
-          <w:kern w:val="0"/>
-          <w:sz w:val="24"/>
-        </w:rPr>
-        <w:t>它们</w:t>
-      </w:r>
-      <w:r>
-        <w:rPr>
-          <w:rFonts w:ascii="Tahoma" w:eastAsia="微软雅黑" w:hAnsi="Tahoma" w:hint="eastAsia"/>
-          <w:kern w:val="0"/>
-          <w:sz w:val="24"/>
-        </w:rPr>
-        <w:t>应用</w:t>
-      </w:r>
-      <w:r>
-        <w:rPr>
-          <w:rFonts w:ascii="Tahoma" w:eastAsia="微软雅黑" w:hAnsi="Tahoma" w:hint="eastAsia"/>
-          <w:kern w:val="0"/>
-          <w:sz w:val="24"/>
-        </w:rPr>
-        <w:t>于不同领域，唯一的共同点是</w:t>
-      </w:r>
-      <w:r>
-        <w:rPr>
-          <w:rFonts w:ascii="Tahoma" w:eastAsia="微软雅黑" w:hAnsi="Tahoma" w:hint="eastAsia"/>
-          <w:kern w:val="0"/>
-          <w:sz w:val="24"/>
-        </w:rPr>
-        <w:t>来自矩量世界而已。</w:t>
-      </w:r>
-    </w:p>
-    <w:p>
-      <w:pPr>
-        <w:widowControl/>
-        <w:adjustRightInd w:val="0"/>
-        <w:snapToGrid w:val="0"/>
-        <w:spacing w:after="200"/>
-        <w:jc w:val="left"/>
-        <w:rPr>
-          <w:rFonts w:ascii="Tahoma" w:eastAsia="微软雅黑" w:hAnsi="Tahoma"/>
-          <w:kern w:val="0"/>
-          <w:sz w:val="24"/>
-        </w:rPr>
-      </w:pPr>
-      <w:r>
-        <w:rPr>
-          <w:rFonts w:ascii="Tahoma" w:eastAsia="微软雅黑" w:hAnsi="Tahoma" w:hint="eastAsia"/>
-          <w:b/>
-          <w:color w:val="00B050"/>
-          <w:kern w:val="0"/>
-          <w:sz w:val="24"/>
-        </w:rPr>
-        <w:t>设定</w:t>
-      </w:r>
-      <w:r>
-        <w:rPr>
-          <w:rFonts w:ascii="Tahoma" w:eastAsia="微软雅黑" w:hAnsi="Tahoma" w:hint="eastAsia"/>
-          <w:b/>
-          <w:color w:val="00B050"/>
-          <w:kern w:val="0"/>
-          <w:sz w:val="24"/>
-        </w:rPr>
-        <w:t>3</w:t>
-      </w:r>
-      <w:r>
-        <w:rPr>
-          <w:rFonts w:ascii="Tahoma" w:eastAsia="微软雅黑" w:hAnsi="Tahoma" w:hint="eastAsia"/>
-          <w:b/>
-          <w:color w:val="00B050"/>
-          <w:kern w:val="0"/>
-          <w:sz w:val="24"/>
-        </w:rPr>
-        <w:t>：</w:t>
-      </w:r>
-      <w:r>
-        <w:rPr>
-          <w:rFonts w:ascii="Tahoma" w:eastAsia="微软雅黑" w:hAnsi="Tahoma" w:hint="eastAsia"/>
-          <w:kern w:val="0"/>
-          <w:sz w:val="24"/>
-        </w:rPr>
-        <w:t>任务</w:t>
-      </w:r>
-      <w:r>
-        <w:rPr>
-          <w:rFonts w:ascii="Tahoma" w:eastAsia="微软雅黑" w:hAnsi="Tahoma" w:hint="eastAsia"/>
-          <w:kern w:val="0"/>
-          <w:sz w:val="24"/>
-        </w:rPr>
-        <w:t>材料，</w:t>
-      </w:r>
-      <w:r>
-        <w:rPr>
-          <w:rFonts w:ascii="Tahoma" w:eastAsia="微软雅黑" w:hAnsi="Tahoma" w:hint="eastAsia"/>
-          <w:kern w:val="0"/>
-          <w:sz w:val="24"/>
-        </w:rPr>
-        <w:t>只有击败小爱丽丝才会掉落的</w:t>
-      </w:r>
-      <w:r>
-        <w:rPr>
-          <w:rFonts w:ascii="Tahoma" w:eastAsia="微软雅黑" w:hAnsi="Tahoma" w:hint="eastAsia"/>
-          <w:kern w:val="0"/>
-          <w:sz w:val="24"/>
-        </w:rPr>
-        <w:t>材料。收集指定的任务材料，可以</w:t>
-      </w:r>
-      <w:r>
-        <w:rPr>
-          <w:rFonts w:ascii="Tahoma" w:eastAsia="微软雅黑" w:hAnsi="Tahoma" w:hint="eastAsia"/>
-          <w:kern w:val="0"/>
-          <w:sz w:val="24"/>
-        </w:rPr>
-        <w:t>解锁技能、属性、能力。有点类似于勋章之类的道具。</w:t>
-      </w:r>
-    </w:p>
-    <w:p>
-      <w:pPr>
-        <w:widowControl/>
-        <w:jc w:val="left"/>
-        <w:rPr>
-          <w:rFonts w:ascii="Tahoma" w:eastAsia="微软雅黑" w:hAnsi="Tahoma"/>
-          <w:kern w:val="0"/>
-          <w:sz w:val="24"/>
-        </w:rPr>
-      </w:pPr>
-    </w:p>
-    <w:p>
-      <w:pPr>
-        <w:widowControl/>
-        <w:jc w:val="left"/>
-        <w:rPr>
-          <w:rFonts w:ascii="Tahoma" w:eastAsia="微软雅黑" w:hAnsi="Tahoma"/>
-          <w:b/>
-          <w:kern w:val="0"/>
-          <w:sz w:val="24"/>
-        </w:rPr>
-      </w:pPr>
-      <w:r>
-        <w:rPr>
-          <w:rFonts w:ascii="Tahoma" w:eastAsia="微软雅黑" w:hAnsi="Tahoma" w:hint="eastAsia"/>
-          <w:b/>
-          <w:kern w:val="0"/>
-          <w:sz w:val="24"/>
-        </w:rPr>
-        <w:t>武器</w:t>
-      </w:r>
-      <w:r>
-        <w:rPr>
-          <w:rFonts w:ascii="Tahoma" w:eastAsia="微软雅黑" w:hAnsi="Tahoma" w:hint="eastAsia"/>
-          <w:b/>
-          <w:kern w:val="0"/>
-          <w:sz w:val="24"/>
-        </w:rPr>
-        <w:t>：</w:t>
-      </w:r>
-    </w:p>
-    <w:p>
-      <w:pPr>
-        <w:widowControl/>
-        <w:jc w:val="left"/>
-        <w:rPr>
-          <w:rFonts w:ascii="Tahoma" w:eastAsia="微软雅黑" w:hAnsi="Tahoma"/>
-          <w:kern w:val="0"/>
-          <w:sz w:val="24"/>
-        </w:rPr>
-      </w:pPr>
-      <w:r>
-        <w:rPr>
-          <w:rFonts w:ascii="Tahoma" w:eastAsia="微软雅黑" w:hAnsi="Tahoma" w:hint="eastAsia"/>
-          <w:kern w:val="0"/>
-          <w:sz w:val="24"/>
-        </w:rPr>
-        <w:t>群主很懒，并没有画武器图标。</w:t>
-      </w:r>
-    </w:p>
-    <w:p>
-      <w:pPr>
-        <w:widowControl/>
-        <w:jc w:val="left"/>
-        <w:rPr>
-          <w:rFonts w:ascii="Tahoma" w:eastAsia="微软雅黑" w:hAnsi="Tahoma"/>
-          <w:kern w:val="0"/>
-          <w:sz w:val="24"/>
-        </w:rPr>
-      </w:pPr>
-    </w:p>
-    <w:p>
-      <w:pPr>
-        <w:widowControl/>
-        <w:jc w:val="left"/>
-        <w:rPr>
-          <w:rFonts w:ascii="Tahoma" w:eastAsia="微软雅黑" w:hAnsi="Tahoma"/>
-          <w:b/>
-          <w:kern w:val="0"/>
-          <w:sz w:val="24"/>
-        </w:rPr>
-      </w:pPr>
-      <w:r>
-        <w:rPr>
-          <w:rFonts w:ascii="Tahoma" w:eastAsia="微软雅黑" w:hAnsi="Tahoma" w:hint="eastAsia"/>
-          <w:b/>
-          <w:kern w:val="0"/>
-          <w:sz w:val="24"/>
-        </w:rPr>
-        <w:t>特殊道具</w:t>
-      </w:r>
-      <w:r>
-        <w:rPr>
-          <w:rFonts w:ascii="Tahoma" w:eastAsia="微软雅黑" w:hAnsi="Tahoma" w:hint="eastAsia"/>
-          <w:b/>
-          <w:kern w:val="0"/>
-          <w:sz w:val="24"/>
-        </w:rPr>
-        <w:t>：</w:t>
-      </w:r>
-    </w:p>
-    <w:p>
-      <w:pPr>
-        <w:widowControl/>
-        <w:jc w:val="left"/>
-        <w:rPr>
-          <w:rFonts w:ascii="Tahoma" w:eastAsia="微软雅黑" w:hAnsi="Tahoma"/>
-          <w:kern w:val="0"/>
-          <w:sz w:val="24"/>
-        </w:rPr>
-      </w:pPr>
-      <w:r>
-        <w:rPr>
-          <w:rFonts w:ascii="Tahoma" w:eastAsia="微软雅黑" w:hAnsi="Tahoma"/>
+          <w:sz w:val="22"/>
+        </w:rPr>
+        <w:t>矩量钻</w:t>
+      </w:r>
+      <w:r>
+        <w:rPr>
+          <w:rFonts w:ascii="Tahoma" w:eastAsia="微软雅黑" w:hAnsi="Tahoma" w:hint="eastAsia"/>
+          <w:kern w:val="0"/>
+          <w:sz w:val="22"/>
+        </w:rPr>
+        <w:t xml:space="preserve"> &gt; </w:t>
+      </w:r>
+      <w:r>
+        <w:rPr>
           <w:noProof/>
-          <w:kern w:val="0"/>
-          <w:sz w:val="24"/>
+          <w:sz w:val="20"/>
         </w:rPr>
         <w:drawing>
-          <wp:inline distT="0" distB="0" distL="0" distR="0" wp14:anchorId="18802F9F" wp14:editId="08AF9DD6">
-            <wp:extent cx="276190" cy="304762"/>
+          <wp:inline distT="0" distB="0" distL="0" distR="0" wp14:anchorId="75B9EC08" wp14:editId="78A0D6FB">
+            <wp:extent cx="276190" cy="266667"/>
             <wp:effectExtent l="0" t="0" r="0" b="635"/>
-            <wp:docPr id="10" name="图片 10"/>
+            <wp:docPr id="11" name="图片 11"/>
             <wp:cNvGraphicFramePr>
               <a:graphicFrameLocks xmlns:a="http://schemas.openxmlformats.org/drawingml/2006/main" noChangeAspect="1"/>
             </wp:cNvGraphicFramePr>
@@ -3758,6 +5228,626 @@
                   <pic:spPr>
                     <a:xfrm>
                       <a:off x="0" y="0"/>
+                      <a:ext cx="276190" cy="266667"/>
+                    </a:xfrm>
+                    <a:prstGeom prst="rect">
+                      <a:avLst/>
+                    </a:prstGeom>
+                  </pic:spPr>
+                </pic:pic>
+              </a:graphicData>
+            </a:graphic>
+          </wp:inline>
+        </w:drawing>
+      </w:r>
+      <w:r>
+        <w:rPr>
+          <w:rFonts w:ascii="Tahoma" w:eastAsia="微软雅黑" w:hAnsi="Tahoma" w:hint="eastAsia"/>
+          <w:kern w:val="0"/>
+          <w:sz w:val="22"/>
+        </w:rPr>
+        <w:t xml:space="preserve"> </w:t>
+      </w:r>
+      <w:r>
+        <w:rPr>
+          <w:rFonts w:ascii="Tahoma" w:eastAsia="微软雅黑" w:hAnsi="Tahoma"/>
+          <w:kern w:val="0"/>
+          <w:sz w:val="22"/>
+        </w:rPr>
+        <w:t>矩量介子</w:t>
+      </w:r>
+      <w:r>
+        <w:rPr>
+          <w:rFonts w:ascii="Tahoma" w:eastAsia="微软雅黑" w:hAnsi="Tahoma" w:hint="eastAsia"/>
+          <w:kern w:val="0"/>
+          <w:sz w:val="22"/>
+        </w:rPr>
+        <w:t xml:space="preserve"> &gt; </w:t>
+      </w:r>
+      <w:r>
+        <w:rPr>
+          <w:noProof/>
+          <w:sz w:val="20"/>
+        </w:rPr>
+        <w:drawing>
+          <wp:inline distT="0" distB="0" distL="0" distR="0" wp14:anchorId="4D644090" wp14:editId="1A0DA503">
+            <wp:extent cx="295238" cy="295238"/>
+            <wp:effectExtent l="0" t="0" r="0" b="0"/>
+            <wp:docPr id="12" name="图片 12"/>
+            <wp:cNvGraphicFramePr>
+              <a:graphicFrameLocks xmlns:a="http://schemas.openxmlformats.org/drawingml/2006/main" noChangeAspect="1"/>
+            </wp:cNvGraphicFramePr>
+            <a:graphic xmlns:a="http://schemas.openxmlformats.org/drawingml/2006/main">
+              <a:graphicData uri="http://schemas.openxmlformats.org/drawingml/2006/picture">
+                <pic:pic xmlns:pic="http://schemas.openxmlformats.org/drawingml/2006/picture">
+                  <pic:nvPicPr>
+                    <pic:cNvPr id="0" name=""/>
+                    <pic:cNvPicPr/>
+                  </pic:nvPicPr>
+                  <pic:blipFill>
+                    <a:blip r:embed="rId21"/>
+                    <a:stretch>
+                      <a:fillRect/>
+                    </a:stretch>
+                  </pic:blipFill>
+                  <pic:spPr>
+                    <a:xfrm>
+                      <a:off x="0" y="0"/>
+                      <a:ext cx="295238" cy="295238"/>
+                    </a:xfrm>
+                    <a:prstGeom prst="rect">
+                      <a:avLst/>
+                    </a:prstGeom>
+                  </pic:spPr>
+                </pic:pic>
+              </a:graphicData>
+            </a:graphic>
+          </wp:inline>
+        </w:drawing>
+      </w:r>
+      <w:r>
+        <w:rPr>
+          <w:rFonts w:ascii="Tahoma" w:eastAsia="微软雅黑" w:hAnsi="Tahoma" w:hint="eastAsia"/>
+          <w:kern w:val="0"/>
+          <w:sz w:val="22"/>
+        </w:rPr>
+        <w:t xml:space="preserve"> </w:t>
+      </w:r>
+      <w:r>
+        <w:rPr>
+          <w:rFonts w:ascii="Tahoma" w:eastAsia="微软雅黑" w:hAnsi="Tahoma"/>
+          <w:kern w:val="0"/>
+          <w:sz w:val="22"/>
+        </w:rPr>
+        <w:t>矩量核</w:t>
+      </w:r>
+    </w:p>
+    <w:p>
+      <w:pPr>
+        <w:widowControl/>
+        <w:adjustRightInd w:val="0"/>
+        <w:snapToGrid w:val="0"/>
+        <w:spacing w:after="200"/>
+        <w:jc w:val="left"/>
+        <w:rPr>
+          <w:rFonts w:ascii="Tahoma" w:eastAsia="微软雅黑" w:hAnsi="Tahoma"/>
+          <w:b/>
+          <w:kern w:val="0"/>
+          <w:sz w:val="22"/>
+        </w:rPr>
+      </w:pPr>
+      <w:r>
+        <w:rPr>
+          <w:rFonts w:ascii="Tahoma" w:eastAsia="微软雅黑" w:hAnsi="Tahoma" w:hint="eastAsia"/>
+          <w:b/>
+          <w:color w:val="00B050"/>
+          <w:kern w:val="0"/>
+          <w:sz w:val="22"/>
+        </w:rPr>
+        <w:t>设定</w:t>
+      </w:r>
+      <w:r>
+        <w:rPr>
+          <w:rFonts w:ascii="Tahoma" w:eastAsia="微软雅黑" w:hAnsi="Tahoma" w:hint="eastAsia"/>
+          <w:b/>
+          <w:color w:val="00B050"/>
+          <w:kern w:val="0"/>
+          <w:sz w:val="22"/>
+        </w:rPr>
+        <w:t>1</w:t>
+      </w:r>
+      <w:r>
+        <w:rPr>
+          <w:rFonts w:ascii="Tahoma" w:eastAsia="微软雅黑" w:hAnsi="Tahoma" w:hint="eastAsia"/>
+          <w:b/>
+          <w:color w:val="00B050"/>
+          <w:kern w:val="0"/>
+          <w:sz w:val="22"/>
+        </w:rPr>
+        <w:t>：</w:t>
+      </w:r>
+      <w:r>
+        <w:rPr>
+          <w:rFonts w:ascii="Tahoma" w:eastAsia="微软雅黑" w:hAnsi="Tahoma" w:hint="eastAsia"/>
+          <w:kern w:val="0"/>
+          <w:sz w:val="22"/>
+        </w:rPr>
+        <w:t>等级</w:t>
+      </w:r>
+      <w:r>
+        <w:rPr>
+          <w:rFonts w:ascii="Tahoma" w:eastAsia="微软雅黑" w:hAnsi="Tahoma" w:hint="eastAsia"/>
+          <w:kern w:val="0"/>
+          <w:sz w:val="22"/>
+        </w:rPr>
+        <w:t>材料</w:t>
+      </w:r>
+      <w:r>
+        <w:rPr>
+          <w:rFonts w:ascii="Tahoma" w:eastAsia="微软雅黑" w:hAnsi="Tahoma" w:hint="eastAsia"/>
+          <w:kern w:val="0"/>
+          <w:sz w:val="22"/>
+        </w:rPr>
+        <w:t>，</w:t>
+      </w:r>
+      <w:r>
+        <w:rPr>
+          <w:rFonts w:ascii="Tahoma" w:eastAsia="微软雅黑" w:hAnsi="Tahoma" w:hint="eastAsia"/>
+          <w:kern w:val="0"/>
+          <w:sz w:val="22"/>
+        </w:rPr>
+        <w:t>可以在战斗中获取很多，低级的可以融合成高一级的材料，示例中</w:t>
+      </w:r>
+      <w:r>
+        <w:rPr>
+          <w:rFonts w:ascii="Tahoma" w:eastAsia="微软雅黑" w:hAnsi="Tahoma" w:hint="eastAsia"/>
+          <w:kern w:val="0"/>
+          <w:sz w:val="22"/>
+        </w:rPr>
+        <w:t>6</w:t>
+      </w:r>
+      <w:r>
+        <w:rPr>
+          <w:rFonts w:ascii="Tahoma" w:eastAsia="微软雅黑" w:hAnsi="Tahoma" w:hint="eastAsia"/>
+          <w:kern w:val="0"/>
+          <w:sz w:val="22"/>
+        </w:rPr>
+        <w:t>个晶屑合成</w:t>
+      </w:r>
+      <w:r>
+        <w:rPr>
+          <w:rFonts w:ascii="Tahoma" w:eastAsia="微软雅黑" w:hAnsi="Tahoma" w:hint="eastAsia"/>
+          <w:kern w:val="0"/>
+          <w:sz w:val="22"/>
+        </w:rPr>
+        <w:t>1</w:t>
+      </w:r>
+      <w:r>
+        <w:rPr>
+          <w:rFonts w:ascii="Tahoma" w:eastAsia="微软雅黑" w:hAnsi="Tahoma" w:hint="eastAsia"/>
+          <w:kern w:val="0"/>
+          <w:sz w:val="22"/>
+        </w:rPr>
+        <w:t>个碎片，</w:t>
+      </w:r>
+      <w:r>
+        <w:rPr>
+          <w:rFonts w:ascii="Tahoma" w:eastAsia="微软雅黑" w:hAnsi="Tahoma" w:hint="eastAsia"/>
+          <w:kern w:val="0"/>
+          <w:sz w:val="22"/>
+        </w:rPr>
+        <w:t>5</w:t>
+      </w:r>
+      <w:r>
+        <w:rPr>
+          <w:rFonts w:ascii="Tahoma" w:eastAsia="微软雅黑" w:hAnsi="Tahoma" w:hint="eastAsia"/>
+          <w:kern w:val="0"/>
+          <w:sz w:val="22"/>
+        </w:rPr>
+        <w:t>个碎片合成</w:t>
+      </w:r>
+      <w:r>
+        <w:rPr>
+          <w:rFonts w:ascii="Tahoma" w:eastAsia="微软雅黑" w:hAnsi="Tahoma" w:hint="eastAsia"/>
+          <w:kern w:val="0"/>
+          <w:sz w:val="22"/>
+        </w:rPr>
+        <w:t>1</w:t>
+      </w:r>
+      <w:r>
+        <w:rPr>
+          <w:rFonts w:ascii="Tahoma" w:eastAsia="微软雅黑" w:hAnsi="Tahoma" w:hint="eastAsia"/>
+          <w:kern w:val="0"/>
+          <w:sz w:val="22"/>
+        </w:rPr>
+        <w:t>个石英，以此类推。如果玩家想合成高级神器</w:t>
+      </w:r>
+      <w:r>
+        <w:rPr>
+          <w:rFonts w:ascii="Tahoma" w:eastAsia="微软雅黑" w:hAnsi="Tahoma" w:hint="eastAsia"/>
+          <w:kern w:val="0"/>
+          <w:sz w:val="22"/>
+        </w:rPr>
+        <w:t>，那么必须花时间刷大量材料。该设定适用于超长游戏</w:t>
+      </w:r>
+      <w:r>
+        <w:rPr>
+          <w:rFonts w:ascii="Tahoma" w:eastAsia="微软雅黑" w:hAnsi="Tahoma" w:hint="eastAsia"/>
+          <w:kern w:val="0"/>
+          <w:sz w:val="22"/>
+        </w:rPr>
+        <w:t>刷刷刷过程。</w:t>
+      </w:r>
+    </w:p>
+    <w:p>
+      <w:pPr>
+        <w:widowControl/>
+        <w:adjustRightInd w:val="0"/>
+        <w:snapToGrid w:val="0"/>
+        <w:spacing w:after="200"/>
+        <w:jc w:val="left"/>
+        <w:rPr>
+          <w:rFonts w:ascii="Tahoma" w:eastAsia="微软雅黑" w:hAnsi="Tahoma"/>
+          <w:b/>
+          <w:kern w:val="0"/>
+          <w:sz w:val="22"/>
+        </w:rPr>
+      </w:pPr>
+      <w:r>
+        <w:rPr>
+          <w:rFonts w:ascii="Tahoma" w:eastAsia="微软雅黑" w:hAnsi="Tahoma" w:hint="eastAsia"/>
+          <w:b/>
+          <w:color w:val="00B050"/>
+          <w:kern w:val="0"/>
+          <w:sz w:val="22"/>
+        </w:rPr>
+        <w:t>设定</w:t>
+      </w:r>
+      <w:r>
+        <w:rPr>
+          <w:rFonts w:ascii="Tahoma" w:eastAsia="微软雅黑" w:hAnsi="Tahoma" w:hint="eastAsia"/>
+          <w:b/>
+          <w:color w:val="00B050"/>
+          <w:kern w:val="0"/>
+          <w:sz w:val="22"/>
+        </w:rPr>
+        <w:t>2</w:t>
+      </w:r>
+      <w:r>
+        <w:rPr>
+          <w:rFonts w:ascii="Tahoma" w:eastAsia="微软雅黑" w:hAnsi="Tahoma" w:hint="eastAsia"/>
+          <w:b/>
+          <w:color w:val="00B050"/>
+          <w:kern w:val="0"/>
+          <w:sz w:val="22"/>
+        </w:rPr>
+        <w:t>：</w:t>
+      </w:r>
+      <w:r>
+        <w:rPr>
+          <w:rFonts w:ascii="Tahoma" w:eastAsia="微软雅黑" w:hAnsi="Tahoma" w:hint="eastAsia"/>
+          <w:kern w:val="0"/>
+          <w:sz w:val="22"/>
+        </w:rPr>
+        <w:t>泛用</w:t>
+      </w:r>
+      <w:r>
+        <w:rPr>
+          <w:rFonts w:ascii="Tahoma" w:eastAsia="微软雅黑" w:hAnsi="Tahoma" w:hint="eastAsia"/>
+          <w:kern w:val="0"/>
+          <w:sz w:val="22"/>
+        </w:rPr>
+        <w:t>材料</w:t>
+      </w:r>
+      <w:r>
+        <w:rPr>
+          <w:rFonts w:ascii="Tahoma" w:eastAsia="微软雅黑" w:hAnsi="Tahoma" w:hint="eastAsia"/>
+          <w:kern w:val="0"/>
+          <w:sz w:val="22"/>
+        </w:rPr>
+        <w:t>，</w:t>
+      </w:r>
+      <w:r>
+        <w:rPr>
+          <w:rFonts w:ascii="Tahoma" w:eastAsia="微软雅黑" w:hAnsi="Tahoma" w:hint="eastAsia"/>
+          <w:kern w:val="0"/>
+          <w:sz w:val="22"/>
+        </w:rPr>
+        <w:t>同级的独立材料，矩量晶屑</w:t>
+      </w:r>
+      <w:r>
+        <w:rPr>
+          <w:rFonts w:ascii="Tahoma" w:eastAsia="微软雅黑" w:hAnsi="Tahoma" w:hint="eastAsia"/>
+          <w:kern w:val="0"/>
+          <w:sz w:val="22"/>
+        </w:rPr>
+        <w:t>x2+</w:t>
+      </w:r>
+      <w:r>
+        <w:rPr>
+          <w:rFonts w:ascii="Tahoma" w:eastAsia="微软雅黑" w:hAnsi="Tahoma" w:hint="eastAsia"/>
+          <w:kern w:val="0"/>
+          <w:sz w:val="22"/>
+        </w:rPr>
+        <w:t>矩量</w:t>
+      </w:r>
+      <w:r>
+        <w:rPr>
+          <w:rFonts w:ascii="Tahoma" w:eastAsia="微软雅黑" w:hAnsi="Tahoma"/>
+          <w:kern w:val="0"/>
+          <w:sz w:val="22"/>
+        </w:rPr>
+        <w:t>介子</w:t>
+      </w:r>
+      <w:r>
+        <w:rPr>
+          <w:rFonts w:ascii="Tahoma" w:eastAsia="微软雅黑" w:hAnsi="Tahoma" w:hint="eastAsia"/>
+          <w:kern w:val="0"/>
+          <w:sz w:val="22"/>
+        </w:rPr>
+        <w:t xml:space="preserve">x1 </w:t>
+      </w:r>
+      <w:r>
+        <w:rPr>
+          <w:rFonts w:ascii="Tahoma" w:eastAsia="微软雅黑" w:hAnsi="Tahoma" w:hint="eastAsia"/>
+          <w:kern w:val="0"/>
+          <w:sz w:val="22"/>
+        </w:rPr>
+        <w:t>可以合成矩量炸弹；矩量石英和矩量水晶是必备的武器模具材料；矩量玉和矩量钻用于给武器附魔，提升属性。</w:t>
+      </w:r>
+      <w:r>
+        <w:rPr>
+          <w:rFonts w:ascii="Tahoma" w:eastAsia="微软雅黑" w:hAnsi="Tahoma" w:hint="eastAsia"/>
+          <w:kern w:val="0"/>
+          <w:sz w:val="22"/>
+        </w:rPr>
+        <w:t>它们</w:t>
+      </w:r>
+      <w:r>
+        <w:rPr>
+          <w:rFonts w:ascii="Tahoma" w:eastAsia="微软雅黑" w:hAnsi="Tahoma" w:hint="eastAsia"/>
+          <w:kern w:val="0"/>
+          <w:sz w:val="22"/>
+        </w:rPr>
+        <w:t>应用</w:t>
+      </w:r>
+      <w:r>
+        <w:rPr>
+          <w:rFonts w:ascii="Tahoma" w:eastAsia="微软雅黑" w:hAnsi="Tahoma" w:hint="eastAsia"/>
+          <w:kern w:val="0"/>
+          <w:sz w:val="22"/>
+        </w:rPr>
+        <w:t>于不同领域，唯一的共同点是</w:t>
+      </w:r>
+      <w:r>
+        <w:rPr>
+          <w:rFonts w:ascii="Tahoma" w:eastAsia="微软雅黑" w:hAnsi="Tahoma" w:hint="eastAsia"/>
+          <w:kern w:val="0"/>
+          <w:sz w:val="22"/>
+        </w:rPr>
+        <w:t>来自矩量世界而已。</w:t>
+      </w:r>
+    </w:p>
+    <w:p>
+      <w:pPr>
+        <w:widowControl/>
+        <w:adjustRightInd w:val="0"/>
+        <w:snapToGrid w:val="0"/>
+        <w:spacing w:after="200"/>
+        <w:jc w:val="left"/>
+        <w:rPr>
+          <w:rFonts w:ascii="Tahoma" w:eastAsia="微软雅黑" w:hAnsi="Tahoma"/>
+          <w:kern w:val="0"/>
+          <w:sz w:val="22"/>
+        </w:rPr>
+      </w:pPr>
+      <w:r>
+        <w:rPr>
+          <w:rFonts w:ascii="Tahoma" w:eastAsia="微软雅黑" w:hAnsi="Tahoma" w:hint="eastAsia"/>
+          <w:b/>
+          <w:color w:val="00B050"/>
+          <w:kern w:val="0"/>
+          <w:sz w:val="22"/>
+        </w:rPr>
+        <w:t>设定</w:t>
+      </w:r>
+      <w:r>
+        <w:rPr>
+          <w:rFonts w:ascii="Tahoma" w:eastAsia="微软雅黑" w:hAnsi="Tahoma" w:hint="eastAsia"/>
+          <w:b/>
+          <w:color w:val="00B050"/>
+          <w:kern w:val="0"/>
+          <w:sz w:val="22"/>
+        </w:rPr>
+        <w:t>3</w:t>
+      </w:r>
+      <w:r>
+        <w:rPr>
+          <w:rFonts w:ascii="Tahoma" w:eastAsia="微软雅黑" w:hAnsi="Tahoma" w:hint="eastAsia"/>
+          <w:b/>
+          <w:color w:val="00B050"/>
+          <w:kern w:val="0"/>
+          <w:sz w:val="22"/>
+        </w:rPr>
+        <w:t>：</w:t>
+      </w:r>
+      <w:r>
+        <w:rPr>
+          <w:rFonts w:ascii="Tahoma" w:eastAsia="微软雅黑" w:hAnsi="Tahoma" w:hint="eastAsia"/>
+          <w:kern w:val="0"/>
+          <w:sz w:val="22"/>
+        </w:rPr>
+        <w:t>任务材料，只有击败小爱丽丝才会掉落的材料。收集指定的任务材料，可以解锁技能、属性、能力。有点类似于勋章之类的道具。</w:t>
+      </w:r>
+    </w:p>
+    <w:p>
+      <w:pPr>
+        <w:widowControl/>
+        <w:jc w:val="left"/>
+        <w:rPr>
+          <w:rFonts w:ascii="Tahoma" w:eastAsia="微软雅黑" w:hAnsi="Tahoma"/>
+          <w:kern w:val="0"/>
+          <w:sz w:val="22"/>
+        </w:rPr>
+      </w:pPr>
+    </w:p>
+    <w:p>
+      <w:pPr>
+        <w:widowControl/>
+        <w:jc w:val="left"/>
+        <w:rPr>
+          <w:rFonts w:ascii="Tahoma" w:eastAsia="微软雅黑" w:hAnsi="Tahoma"/>
+          <w:b/>
+          <w:kern w:val="0"/>
+          <w:sz w:val="22"/>
+        </w:rPr>
+      </w:pPr>
+      <w:r>
+        <w:rPr>
+          <w:rFonts w:ascii="Tahoma" w:eastAsia="微软雅黑" w:hAnsi="Tahoma" w:hint="eastAsia"/>
+          <w:b/>
+          <w:kern w:val="0"/>
+          <w:sz w:val="22"/>
+        </w:rPr>
+        <w:t>2</w:t>
+      </w:r>
+      <w:r>
+        <w:rPr>
+          <w:rFonts w:ascii="Tahoma" w:eastAsia="微软雅黑" w:hAnsi="Tahoma" w:hint="eastAsia"/>
+          <w:b/>
+          <w:kern w:val="0"/>
+          <w:sz w:val="22"/>
+        </w:rPr>
+        <w:t>）</w:t>
+      </w:r>
+      <w:r>
+        <w:rPr>
+          <w:rFonts w:ascii="Tahoma" w:eastAsia="微软雅黑" w:hAnsi="Tahoma" w:hint="eastAsia"/>
+          <w:b/>
+          <w:kern w:val="0"/>
+          <w:sz w:val="22"/>
+        </w:rPr>
+        <w:t>武器</w:t>
+      </w:r>
+    </w:p>
+    <w:p>
+      <w:pPr>
+        <w:widowControl/>
+        <w:jc w:val="left"/>
+        <w:rPr>
+          <w:rFonts w:ascii="Tahoma" w:eastAsia="微软雅黑" w:hAnsi="Tahoma"/>
+          <w:kern w:val="0"/>
+          <w:sz w:val="22"/>
+        </w:rPr>
+      </w:pPr>
+      <w:r>
+        <w:rPr>
+          <w:rFonts w:ascii="Tahoma" w:eastAsia="微软雅黑" w:hAnsi="Tahoma" w:hint="eastAsia"/>
+          <w:kern w:val="0"/>
+          <w:sz w:val="22"/>
+        </w:rPr>
+        <w:t>作者</w:t>
+      </w:r>
+      <w:r>
+        <w:rPr>
+          <w:rFonts w:ascii="Tahoma" w:eastAsia="微软雅黑" w:hAnsi="Tahoma" w:hint="eastAsia"/>
+          <w:kern w:val="0"/>
+          <w:sz w:val="22"/>
+        </w:rPr>
+        <w:t>很懒，并没有画武器图标。</w:t>
+      </w:r>
+    </w:p>
+    <w:p>
+      <w:pPr>
+        <w:widowControl/>
+        <w:jc w:val="left"/>
+        <w:rPr>
+          <w:rFonts w:ascii="Tahoma" w:eastAsia="微软雅黑" w:hAnsi="Tahoma"/>
+          <w:kern w:val="0"/>
+          <w:sz w:val="22"/>
+        </w:rPr>
+      </w:pPr>
+    </w:p>
+    <w:p>
+      <w:pPr>
+        <w:widowControl/>
+        <w:jc w:val="left"/>
+        <w:rPr>
+          <w:rFonts w:ascii="Tahoma" w:eastAsia="微软雅黑" w:hAnsi="Tahoma"/>
+          <w:b/>
+          <w:kern w:val="0"/>
+          <w:sz w:val="22"/>
+        </w:rPr>
+      </w:pPr>
+      <w:r>
+        <w:rPr>
+          <w:rFonts w:ascii="Tahoma" w:eastAsia="微软雅黑" w:hAnsi="Tahoma" w:hint="eastAsia"/>
+          <w:b/>
+          <w:kern w:val="0"/>
+          <w:sz w:val="22"/>
+        </w:rPr>
+        <w:t>3</w:t>
+      </w:r>
+      <w:r>
+        <w:rPr>
+          <w:rFonts w:ascii="Tahoma" w:eastAsia="微软雅黑" w:hAnsi="Tahoma" w:hint="eastAsia"/>
+          <w:b/>
+          <w:kern w:val="0"/>
+          <w:sz w:val="22"/>
+        </w:rPr>
+        <w:t>）</w:t>
+      </w:r>
+      <w:r>
+        <w:rPr>
+          <w:rFonts w:ascii="Tahoma" w:eastAsia="微软雅黑" w:hAnsi="Tahoma" w:hint="eastAsia"/>
+          <w:b/>
+          <w:kern w:val="0"/>
+          <w:sz w:val="22"/>
+        </w:rPr>
+        <w:t>特殊道具</w:t>
+      </w:r>
+    </w:p>
+    <w:p>
+      <w:pPr>
+        <w:widowControl/>
+        <w:jc w:val="left"/>
+        <w:rPr>
+          <w:rFonts w:ascii="Tahoma" w:eastAsia="微软雅黑" w:hAnsi="Tahoma"/>
+          <w:kern w:val="0"/>
+          <w:sz w:val="22"/>
+        </w:rPr>
+      </w:pPr>
+      <w:r>
+        <w:rPr>
+          <w:rFonts w:ascii="Tahoma" w:eastAsia="微软雅黑" w:hAnsi="Tahoma"/>
+          <w:noProof/>
+          <w:kern w:val="0"/>
+          <w:sz w:val="22"/>
+        </w:rPr>
+        <w:drawing>
+          <wp:inline distT="0" distB="0" distL="0" distR="0" wp14:anchorId="18802F9F" wp14:editId="08AF9DD6">
+            <wp:extent cx="276190" cy="304762"/>
+            <wp:effectExtent l="0" t="0" r="0" b="635"/>
+            <wp:docPr id="10" name="图片 10"/>
+            <wp:cNvGraphicFramePr>
+              <a:graphicFrameLocks xmlns:a="http://schemas.openxmlformats.org/drawingml/2006/main" noChangeAspect="1"/>
+            </wp:cNvGraphicFramePr>
+            <a:graphic xmlns:a="http://schemas.openxmlformats.org/drawingml/2006/main">
+              <a:graphicData uri="http://schemas.openxmlformats.org/drawingml/2006/picture">
+                <pic:pic xmlns:pic="http://schemas.openxmlformats.org/drawingml/2006/picture">
+                  <pic:nvPicPr>
+                    <pic:cNvPr id="0" name=""/>
+                    <pic:cNvPicPr/>
+                  </pic:nvPicPr>
+                  <pic:blipFill>
+                    <a:blip r:embed="rId22"/>
+                    <a:stretch>
+                      <a:fillRect/>
+                    </a:stretch>
+                  </pic:blipFill>
+                  <pic:spPr>
+                    <a:xfrm>
+                      <a:off x="0" y="0"/>
                       <a:ext cx="276190" cy="304762"/>
                     </a:xfrm>
                     <a:prstGeom prst="rect">
@@ -3774,7 +5864,7 @@
         <w:rPr>
           <w:rFonts w:ascii="Tahoma" w:eastAsia="微软雅黑" w:hAnsi="Tahoma" w:hint="eastAsia"/>
           <w:kern w:val="0"/>
-          <w:sz w:val="24"/>
+          <w:sz w:val="22"/>
         </w:rPr>
         <w:t xml:space="preserve"> </w:t>
       </w:r>
@@ -3782,7 +5872,7 @@
         <w:rPr>
           <w:rFonts w:ascii="Tahoma" w:eastAsia="微软雅黑" w:hAnsi="Tahoma" w:hint="eastAsia"/>
           <w:kern w:val="0"/>
-          <w:sz w:val="24"/>
+          <w:sz w:val="22"/>
         </w:rPr>
         <w:t>矩量炸弹</w:t>
       </w:r>
@@ -3794,7 +5884,7 @@
         <w:rPr>
           <w:rFonts w:ascii="Tahoma" w:eastAsia="微软雅黑" w:hAnsi="Tahoma"/>
           <w:kern w:val="0"/>
-          <w:sz w:val="24"/>
+          <w:sz w:val="22"/>
         </w:rPr>
       </w:pPr>
       <w:r>
@@ -3803,7 +5893,7 @@
           <w:b/>
           <w:color w:val="00B050"/>
           <w:kern w:val="0"/>
-          <w:sz w:val="24"/>
+          <w:sz w:val="22"/>
         </w:rPr>
         <w:t>设定</w:t>
       </w:r>
@@ -3813,7 +5903,7 @@
           <w:b/>
           <w:color w:val="00B050"/>
           <w:kern w:val="0"/>
-          <w:sz w:val="24"/>
+          <w:sz w:val="22"/>
         </w:rPr>
         <w:t>1</w:t>
       </w:r>
@@ -3823,7 +5913,7 @@
           <w:b/>
           <w:color w:val="00B050"/>
           <w:kern w:val="0"/>
-          <w:sz w:val="24"/>
+          <w:sz w:val="22"/>
         </w:rPr>
         <w:t>：</w:t>
       </w:r>
@@ -3831,7 +5921,7 @@
         <w:rPr>
           <w:rFonts w:ascii="Tahoma" w:eastAsia="微软雅黑" w:hAnsi="Tahoma" w:hint="eastAsia"/>
           <w:kern w:val="0"/>
-          <w:sz w:val="24"/>
+          <w:sz w:val="22"/>
         </w:rPr>
         <w:t>解谜道具，没有描述。</w:t>
       </w:r>
@@ -3843,7 +5933,7 @@
         <w:rPr>
           <w:rFonts w:ascii="Tahoma" w:eastAsia="微软雅黑" w:hAnsi="Tahoma"/>
           <w:kern w:val="0"/>
-          <w:sz w:val="24"/>
+          <w:sz w:val="22"/>
         </w:rPr>
       </w:pPr>
       <w:r>
@@ -3852,7 +5942,7 @@
           <w:b/>
           <w:color w:val="00B050"/>
           <w:kern w:val="0"/>
-          <w:sz w:val="24"/>
+          <w:sz w:val="22"/>
         </w:rPr>
         <w:t>设定</w:t>
       </w:r>
@@ -3862,7 +5952,7 @@
           <w:b/>
           <w:color w:val="00B050"/>
           <w:kern w:val="0"/>
-          <w:sz w:val="24"/>
+          <w:sz w:val="22"/>
         </w:rPr>
         <w:t>2</w:t>
       </w:r>
@@ -3872,7 +5962,7 @@
           <w:b/>
           <w:color w:val="00B050"/>
           <w:kern w:val="0"/>
-          <w:sz w:val="24"/>
+          <w:sz w:val="22"/>
         </w:rPr>
         <w:t>：</w:t>
       </w:r>
@@ -3880,7 +5970,7 @@
         <w:rPr>
           <w:rFonts w:ascii="Tahoma" w:eastAsia="微软雅黑" w:hAnsi="Tahoma" w:hint="eastAsia"/>
           <w:kern w:val="0"/>
-          <w:sz w:val="24"/>
+          <w:sz w:val="22"/>
         </w:rPr>
         <w:t>武器道具，</w:t>
       </w:r>
@@ -3888,7 +5978,7 @@
         <w:rPr>
           <w:rFonts w:ascii="Tahoma" w:eastAsia="微软雅黑" w:hAnsi="Tahoma" w:hint="eastAsia"/>
           <w:kern w:val="0"/>
-          <w:sz w:val="24"/>
+          <w:sz w:val="22"/>
         </w:rPr>
         <w:t>有限数量的合成道具</w:t>
       </w:r>
@@ -3896,7 +5986,7 @@
         <w:rPr>
           <w:rFonts w:ascii="Tahoma" w:eastAsia="微软雅黑" w:hAnsi="Tahoma" w:hint="eastAsia"/>
           <w:kern w:val="0"/>
-          <w:sz w:val="24"/>
+          <w:sz w:val="22"/>
         </w:rPr>
         <w:t>，在冒险中使用</w:t>
       </w:r>
@@ -3904,7 +5994,7 @@
         <w:rPr>
           <w:rFonts w:ascii="Tahoma" w:eastAsia="微软雅黑" w:hAnsi="Tahoma" w:hint="eastAsia"/>
           <w:kern w:val="0"/>
-          <w:sz w:val="24"/>
+          <w:sz w:val="22"/>
         </w:rPr>
         <w:t>。</w:t>
       </w:r>
@@ -3916,7 +6006,7 @@
         <w:rPr>
           <w:rFonts w:ascii="Tahoma" w:eastAsia="微软雅黑" w:hAnsi="Tahoma"/>
           <w:kern w:val="0"/>
-          <w:sz w:val="24"/>
+          <w:sz w:val="22"/>
         </w:rPr>
       </w:pPr>
     </w:p>
@@ -3927,9 +6017,28 @@
         <w:rPr>
           <w:rFonts w:ascii="Tahoma" w:eastAsia="微软雅黑" w:hAnsi="Tahoma"/>
           <w:kern w:val="0"/>
+          <w:sz w:val="22"/>
+        </w:rPr>
+      </w:pPr>
+    </w:p>
+    <w:p>
+      <w:pPr>
+        <w:pStyle w:val="3"/>
+        <w:rPr>
+          <w:rFonts w:ascii="微软雅黑" w:eastAsia="微软雅黑" w:hAnsi="微软雅黑"/>
           <w:sz w:val="24"/>
-        </w:rPr>
-      </w:pPr>
+          <w:szCs w:val="24"/>
+        </w:rPr>
+      </w:pPr>
+      <w:r>
+        <w:rPr>
+          <w:rFonts w:ascii="微软雅黑" w:eastAsia="微软雅黑" w:hAnsi="微软雅黑" w:hint="eastAsia"/>
+          <w:sz w:val="24"/>
+          <w:szCs w:val="24"/>
+        </w:rPr>
+        <w:lastRenderedPageBreak/>
+        <w:t>货币</w:t>
+      </w:r>
     </w:p>
     <w:p>
       <w:pPr>
@@ -3937,65 +6046,35 @@
         <w:jc w:val="left"/>
         <w:rPr>
           <w:rFonts w:ascii="Tahoma" w:eastAsia="微软雅黑" w:hAnsi="Tahoma"/>
-          <w:kern w:val="0"/>
-          <w:sz w:val="24"/>
-        </w:rPr>
-      </w:pPr>
-      <w:r>
-        <w:rPr>
-          <w:rFonts w:ascii="Tahoma" w:eastAsia="微软雅黑" w:hAnsi="Tahoma"/>
-          <w:kern w:val="0"/>
-          <w:sz w:val="24"/>
-        </w:rPr>
-        <w:br w:type="page"/>
-      </w:r>
-    </w:p>
-    <w:p>
-      <w:pPr>
-        <w:widowControl/>
-        <w:jc w:val="left"/>
-        <w:rPr>
-          <w:rFonts w:ascii="Tahoma" w:eastAsia="微软雅黑" w:hAnsi="Tahoma"/>
-          <w:b/>
-          <w:kern w:val="0"/>
-          <w:sz w:val="24"/>
-        </w:rPr>
-      </w:pPr>
-      <w:r>
-        <w:rPr>
-          <w:rFonts w:ascii="Tahoma" w:eastAsia="微软雅黑" w:hAnsi="Tahoma" w:hint="eastAsia"/>
-          <w:b/>
-          <w:kern w:val="0"/>
-          <w:sz w:val="24"/>
-        </w:rPr>
-        <w:lastRenderedPageBreak/>
-        <w:t>货币</w:t>
-      </w:r>
-      <w:r>
-        <w:rPr>
-          <w:rFonts w:ascii="Tahoma" w:eastAsia="微软雅黑" w:hAnsi="Tahoma" w:hint="eastAsia"/>
-          <w:b/>
-          <w:kern w:val="0"/>
-          <w:sz w:val="24"/>
-        </w:rPr>
-        <w:t>：</w:t>
-      </w:r>
-    </w:p>
-    <w:p>
-      <w:pPr>
-        <w:widowControl/>
-        <w:jc w:val="left"/>
-        <w:rPr>
-          <w:rFonts w:ascii="Tahoma" w:eastAsia="微软雅黑" w:hAnsi="Tahoma"/>
-          <w:kern w:val="0"/>
-          <w:sz w:val="24"/>
-        </w:rPr>
-      </w:pPr>
-      <w:r>
-        <w:rPr>
-          <w:rFonts w:ascii="Tahoma" w:eastAsia="微软雅黑" w:hAnsi="Tahoma" w:hint="eastAsia"/>
-          <w:kern w:val="0"/>
-          <w:sz w:val="24"/>
+          <w:b/>
+          <w:kern w:val="0"/>
+          <w:sz w:val="22"/>
+        </w:rPr>
+      </w:pPr>
+      <w:r>
+        <w:rPr>
+          <w:rFonts w:ascii="Tahoma" w:eastAsia="微软雅黑" w:hAnsi="Tahoma" w:hint="eastAsia"/>
+          <w:b/>
+          <w:kern w:val="0"/>
+          <w:sz w:val="22"/>
+        </w:rPr>
+        <w:t>1</w:t>
+      </w:r>
+      <w:r>
+        <w:rPr>
+          <w:rFonts w:ascii="Tahoma" w:eastAsia="微软雅黑" w:hAnsi="Tahoma" w:hint="eastAsia"/>
+          <w:b/>
+          <w:kern w:val="0"/>
+          <w:sz w:val="22"/>
+        </w:rPr>
+        <w:t>）</w:t>
+      </w:r>
+      <w:r>
+        <w:rPr>
+          <w:rFonts w:ascii="Tahoma" w:eastAsia="微软雅黑" w:hAnsi="Tahoma" w:hint="eastAsia"/>
+          <w:b/>
+          <w:kern w:val="0"/>
+          <w:sz w:val="22"/>
         </w:rPr>
         <w:t>数字币</w:t>
       </w:r>
@@ -4010,7 +6089,7 @@
           <w:rFonts w:ascii="Tahoma" w:eastAsia="微软雅黑" w:hAnsi="Tahoma"/>
           <w:bCs/>
           <w:kern w:val="0"/>
-          <w:sz w:val="24"/>
+          <w:sz w:val="22"/>
         </w:rPr>
       </w:pPr>
       <w:r>
@@ -4019,7 +6098,7 @@
           <w:b/>
           <w:color w:val="00B050"/>
           <w:kern w:val="0"/>
-          <w:sz w:val="24"/>
+          <w:sz w:val="22"/>
         </w:rPr>
         <w:t>设定：</w:t>
       </w:r>
@@ -4028,7 +6107,7 @@
           <w:rFonts w:ascii="Tahoma" w:eastAsia="微软雅黑" w:hAnsi="Tahoma" w:hint="eastAsia"/>
           <w:bCs/>
           <w:kern w:val="0"/>
-          <w:sz w:val="24"/>
+          <w:sz w:val="22"/>
         </w:rPr>
         <w:t>系统世界中，小爱丽丝之间进行交易的货币。</w:t>
       </w:r>
@@ -4037,7 +6116,7 @@
           <w:rFonts w:ascii="Tahoma" w:eastAsia="微软雅黑" w:hAnsi="Tahoma" w:hint="eastAsia"/>
           <w:bCs/>
           <w:kern w:val="0"/>
-          <w:sz w:val="24"/>
+          <w:sz w:val="22"/>
         </w:rPr>
         <w:t>由</w:t>
       </w:r>
@@ -4046,7 +6125,7 @@
           <w:rFonts w:ascii="Tahoma" w:eastAsia="微软雅黑" w:hAnsi="Tahoma" w:hint="eastAsia"/>
           <w:bCs/>
           <w:kern w:val="0"/>
-          <w:sz w:val="24"/>
+          <w:sz w:val="22"/>
         </w:rPr>
         <w:t>数据世界的黄金</w:t>
       </w:r>
@@ -4055,7 +6134,7 @@
           <w:rFonts w:ascii="Tahoma" w:eastAsia="微软雅黑" w:hAnsi="Tahoma" w:hint="eastAsia"/>
           <w:bCs/>
           <w:kern w:val="0"/>
-          <w:sz w:val="24"/>
+          <w:sz w:val="22"/>
         </w:rPr>
         <w:t>制成。</w:t>
       </w:r>
@@ -4071,15 +6150,15 @@
           <w:rFonts w:ascii="Tahoma" w:eastAsia="微软雅黑" w:hAnsi="Tahoma"/>
           <w:bCs/>
           <w:kern w:val="0"/>
-          <w:sz w:val="24"/>
-        </w:rPr>
-      </w:pPr>
-      <w:r>
-        <w:rPr>
-          <w:rFonts w:ascii="Tahoma" w:eastAsia="微软雅黑" w:hAnsi="Tahoma" w:hint="eastAsia"/>
-          <w:bCs/>
-          <w:kern w:val="0"/>
-          <w:sz w:val="24"/>
+          <w:sz w:val="22"/>
+        </w:rPr>
+      </w:pPr>
+      <w:r>
+        <w:rPr>
+          <w:rFonts w:ascii="Tahoma" w:eastAsia="微软雅黑" w:hAnsi="Tahoma" w:hint="eastAsia"/>
+          <w:bCs/>
+          <w:kern w:val="0"/>
+          <w:sz w:val="22"/>
         </w:rPr>
         <w:t>黄金</w:t>
       </w:r>
@@ -4088,7 +6167,7 @@
           <w:rFonts w:ascii="Tahoma" w:eastAsia="微软雅黑" w:hAnsi="Tahoma" w:hint="eastAsia"/>
           <w:bCs/>
           <w:kern w:val="0"/>
-          <w:sz w:val="24"/>
+          <w:sz w:val="22"/>
         </w:rPr>
         <w:t>与普通的矩量水晶不同，呈现金黄色</w:t>
       </w:r>
@@ -4097,7 +6176,7 @@
           <w:rFonts w:ascii="Tahoma" w:eastAsia="微软雅黑" w:hAnsi="Tahoma" w:hint="eastAsia"/>
           <w:bCs/>
           <w:kern w:val="0"/>
-          <w:sz w:val="24"/>
+          <w:sz w:val="22"/>
         </w:rPr>
         <w:t>，材质柔软，易锻造，熔点高</w:t>
       </w:r>
@@ -4106,7 +6185,7 @@
           <w:rFonts w:ascii="Tahoma" w:eastAsia="微软雅黑" w:hAnsi="Tahoma" w:hint="eastAsia"/>
           <w:bCs/>
           <w:kern w:val="0"/>
-          <w:sz w:val="24"/>
+          <w:sz w:val="22"/>
         </w:rPr>
         <w:t>，</w:t>
       </w:r>
@@ -4115,7 +6194,7 @@
           <w:rFonts w:ascii="Tahoma" w:eastAsia="微软雅黑" w:hAnsi="Tahoma" w:hint="eastAsia"/>
           <w:bCs/>
           <w:kern w:val="0"/>
-          <w:sz w:val="24"/>
+          <w:sz w:val="22"/>
         </w:rPr>
         <w:t>化学性质稳定，抗腐蚀，是非常理想的交易媒介。但缺点是容易被仿制、假冒。</w:t>
       </w:r>
@@ -4127,12 +6206,13 @@
         <w:rPr>
           <w:rFonts w:ascii="Tahoma" w:eastAsia="微软雅黑" w:hAnsi="Tahoma"/>
           <w:kern w:val="0"/>
-          <w:sz w:val="24"/>
+          <w:sz w:val="22"/>
         </w:rPr>
       </w:pPr>
       <w:r>
         <w:rPr>
           <w:noProof/>
+          <w:sz w:val="20"/>
         </w:rPr>
         <w:drawing>
           <wp:inline distT="0" distB="0" distL="0" distR="0" wp14:anchorId="1C2E5E5A" wp14:editId="672AB8D3">
@@ -4152,7 +6232,7 @@
                     </pic:cNvPicPr>
                   </pic:nvPicPr>
                   <pic:blipFill>
-                    <a:blip r:embed="rId21">
+                    <a:blip r:embed="rId23">
                       <a:extLst>
                         <a:ext uri="{28A0092B-C50C-407E-A947-70E740481C1C}">
                           <a14:useLocalDpi xmlns:a14="http://schemas.microsoft.com/office/drawing/2010/main" val="0"/>
@@ -4190,15 +6270,35 @@
         <w:jc w:val="left"/>
         <w:rPr>
           <w:rFonts w:ascii="Tahoma" w:eastAsia="微软雅黑" w:hAnsi="Tahoma"/>
-          <w:kern w:val="0"/>
-          <w:sz w:val="24"/>
-        </w:rPr>
-      </w:pPr>
-      <w:r>
-        <w:rPr>
-          <w:rFonts w:ascii="Tahoma" w:eastAsia="微软雅黑" w:hAnsi="Tahoma" w:hint="eastAsia"/>
-          <w:kern w:val="0"/>
-          <w:sz w:val="24"/>
+          <w:b/>
+          <w:kern w:val="0"/>
+          <w:sz w:val="22"/>
+        </w:rPr>
+      </w:pPr>
+      <w:r>
+        <w:rPr>
+          <w:rFonts w:ascii="Tahoma" w:eastAsia="微软雅黑" w:hAnsi="Tahoma" w:hint="eastAsia"/>
+          <w:b/>
+          <w:kern w:val="0"/>
+          <w:sz w:val="22"/>
+        </w:rPr>
+        <w:t>2</w:t>
+      </w:r>
+      <w:r>
+        <w:rPr>
+          <w:rFonts w:ascii="Tahoma" w:eastAsia="微软雅黑" w:hAnsi="Tahoma" w:hint="eastAsia"/>
+          <w:b/>
+          <w:kern w:val="0"/>
+          <w:sz w:val="22"/>
+        </w:rPr>
+        <w:t>）</w:t>
+      </w:r>
+      <w:r>
+        <w:rPr>
+          <w:rFonts w:ascii="Tahoma" w:eastAsia="微软雅黑" w:hAnsi="Tahoma" w:hint="eastAsia"/>
+          <w:b/>
+          <w:kern w:val="0"/>
+          <w:sz w:val="22"/>
         </w:rPr>
         <w:t>比特币</w:t>
       </w:r>
@@ -4214,7 +6314,7 @@
           <w:rFonts w:ascii="Tahoma" w:eastAsia="微软雅黑" w:hAnsi="Tahoma"/>
           <w:bCs/>
           <w:kern w:val="0"/>
-          <w:sz w:val="24"/>
+          <w:sz w:val="22"/>
         </w:rPr>
       </w:pPr>
       <w:r>
@@ -4223,7 +6323,7 @@
           <w:b/>
           <w:color w:val="00B050"/>
           <w:kern w:val="0"/>
-          <w:sz w:val="24"/>
+          <w:sz w:val="22"/>
         </w:rPr>
         <w:t>设定：</w:t>
       </w:r>
@@ -4232,7 +6332,7 @@
           <w:rFonts w:ascii="Tahoma" w:eastAsia="微软雅黑" w:hAnsi="Tahoma" w:hint="eastAsia"/>
           <w:bCs/>
           <w:kern w:val="0"/>
-          <w:sz w:val="24"/>
+          <w:sz w:val="22"/>
         </w:rPr>
         <w:t>比特币是系统世界中公认的特定方程的解，总量为</w:t>
       </w:r>
@@ -4241,7 +6341,7 @@
           <w:rFonts w:ascii="Tahoma" w:eastAsia="微软雅黑" w:hAnsi="Tahoma" w:hint="eastAsia"/>
           <w:bCs/>
           <w:kern w:val="0"/>
-          <w:sz w:val="24"/>
+          <w:sz w:val="22"/>
         </w:rPr>
         <w:t>2</w:t>
       </w:r>
@@ -4250,7 +6350,7 @@
           <w:rFonts w:ascii="Tahoma" w:eastAsia="微软雅黑" w:hAnsi="Tahoma"/>
           <w:bCs/>
           <w:kern w:val="0"/>
-          <w:sz w:val="24"/>
+          <w:sz w:val="22"/>
         </w:rPr>
         <w:t>100</w:t>
       </w:r>
@@ -4259,52 +6359,16 @@
           <w:rFonts w:ascii="Tahoma" w:eastAsia="微软雅黑" w:hAnsi="Tahoma" w:hint="eastAsia"/>
           <w:bCs/>
           <w:kern w:val="0"/>
-          <w:sz w:val="24"/>
-        </w:rPr>
-        <w:t>万个特解，一个特解就是一个比特币。比特币可以在任意一</w:t>
-      </w:r>
-      <w:r>
-        <w:rPr>
-          <w:rFonts w:ascii="Tahoma" w:eastAsia="微软雅黑" w:hAnsi="Tahoma" w:hint="eastAsia"/>
-          <w:bCs/>
-          <w:kern w:val="0"/>
-          <w:sz w:val="24"/>
-        </w:rPr>
-        <w:t>个</w:t>
-      </w:r>
-      <w:r>
-        <w:rPr>
-          <w:rFonts w:ascii="Tahoma" w:eastAsia="微软雅黑" w:hAnsi="Tahoma" w:hint="eastAsia"/>
-          <w:bCs/>
-          <w:kern w:val="0"/>
-          <w:sz w:val="24"/>
-        </w:rPr>
-        <w:t>接入的</w:t>
-      </w:r>
-      <w:r>
-        <w:rPr>
-          <w:rFonts w:ascii="Tahoma" w:eastAsia="微软雅黑" w:hAnsi="Tahoma" w:hint="eastAsia"/>
-          <w:bCs/>
-          <w:kern w:val="0"/>
-          <w:sz w:val="24"/>
-        </w:rPr>
-        <w:t>系统星系</w:t>
-      </w:r>
-      <w:r>
-        <w:rPr>
-          <w:rFonts w:ascii="Tahoma" w:eastAsia="微软雅黑" w:hAnsi="Tahoma" w:hint="eastAsia"/>
-          <w:bCs/>
-          <w:kern w:val="0"/>
-          <w:sz w:val="24"/>
-        </w:rPr>
-        <w:t>上管理</w:t>
-      </w:r>
-      <w:r>
-        <w:rPr>
-          <w:rFonts w:ascii="Tahoma" w:eastAsia="微软雅黑" w:hAnsi="Tahoma" w:hint="eastAsia"/>
-          <w:bCs/>
-          <w:kern w:val="0"/>
-          <w:sz w:val="24"/>
+          <w:sz w:val="22"/>
+        </w:rPr>
+        <w:t>万个特解，一个特解就是一个比特币。比特币可以在任意一个接入的系统星系上管理</w:t>
+      </w:r>
+      <w:r>
+        <w:rPr>
+          <w:rFonts w:ascii="Tahoma" w:eastAsia="微软雅黑" w:hAnsi="Tahoma" w:hint="eastAsia"/>
+          <w:bCs/>
+          <w:kern w:val="0"/>
+          <w:sz w:val="22"/>
         </w:rPr>
         <w:t>，</w:t>
       </w:r>
@@ -4313,34 +6377,16 @@
           <w:rFonts w:ascii="Tahoma" w:eastAsia="微软雅黑" w:hAnsi="Tahoma" w:hint="eastAsia"/>
           <w:bCs/>
           <w:kern w:val="0"/>
-          <w:sz w:val="24"/>
-        </w:rPr>
-        <w:t>完全去中心化，无法被仿制、假冒。</w:t>
-      </w:r>
-      <w:r>
-        <w:rPr>
-          <w:rFonts w:ascii="Tahoma" w:eastAsia="微软雅黑" w:hAnsi="Tahoma" w:hint="eastAsia"/>
-          <w:bCs/>
-          <w:kern w:val="0"/>
-          <w:sz w:val="24"/>
-        </w:rPr>
-        <w:t>不管身处何方，任何人都可以挖掘、购买、出售或收取比特币</w:t>
-      </w:r>
-      <w:r>
-        <w:rPr>
-          <w:rFonts w:ascii="Tahoma" w:eastAsia="微软雅黑" w:hAnsi="Tahoma" w:hint="eastAsia"/>
-          <w:bCs/>
-          <w:kern w:val="0"/>
-          <w:sz w:val="24"/>
-        </w:rPr>
-        <w:t>。</w:t>
-      </w:r>
-      <w:r>
-        <w:rPr>
-          <w:rFonts w:ascii="Tahoma" w:eastAsia="微软雅黑" w:hAnsi="Tahoma" w:hint="eastAsia"/>
-          <w:bCs/>
-          <w:kern w:val="0"/>
-          <w:sz w:val="24"/>
+          <w:sz w:val="22"/>
+        </w:rPr>
+        <w:t>完全去中心化，无法被仿制、假冒。不管身处何方，任何人都可以挖掘、购买、出售或收取比特币。</w:t>
+      </w:r>
+      <w:r>
+        <w:rPr>
+          <w:rFonts w:ascii="Tahoma" w:eastAsia="微软雅黑" w:hAnsi="Tahoma" w:hint="eastAsia"/>
+          <w:bCs/>
+          <w:kern w:val="0"/>
+          <w:sz w:val="22"/>
         </w:rPr>
         <w:t>但是比特币的缺点也明显，价格波动巨大，有时非常贵重，有时非常便宜。</w:t>
       </w:r>
@@ -4352,12 +6398,13 @@
         <w:rPr>
           <w:rFonts w:ascii="Tahoma" w:eastAsia="微软雅黑" w:hAnsi="Tahoma"/>
           <w:kern w:val="0"/>
-          <w:sz w:val="24"/>
+          <w:sz w:val="22"/>
         </w:rPr>
       </w:pPr>
       <w:r>
         <w:rPr>
           <w:noProof/>
+          <w:sz w:val="20"/>
         </w:rPr>
         <w:drawing>
           <wp:inline distT="0" distB="0" distL="0" distR="0" wp14:anchorId="14F98C94" wp14:editId="43C80FF6">
@@ -4377,7 +6424,7 @@
                     </pic:cNvPicPr>
                   </pic:nvPicPr>
                   <pic:blipFill>
-                    <a:blip r:embed="rId22">
+                    <a:blip r:embed="rId24">
                       <a:extLst>
                         <a:ext uri="{28A0092B-C50C-407E-A947-70E740481C1C}">
                           <a14:useLocalDpi xmlns:a14="http://schemas.microsoft.com/office/drawing/2010/main" val="0"/>
@@ -4410,7 +6457,7 @@
       </w:r>
     </w:p>
     <w:sectPr>
-      <w:headerReference w:type="default" r:id="rId23"/>
+      <w:headerReference w:type="default" r:id="rId25"/>
       <w:pgSz w:w="11906" w:h="16838"/>
       <w:pgMar w:top="1440" w:right="1800" w:bottom="1440" w:left="1800" w:header="851" w:footer="992" w:gutter="0"/>
       <w:cols w:space="425"/>
@@ -5674,7 +7721,7 @@
 </file>
 
 <file path=customXml/itemProps1.xml><?xml version="1.0" encoding="utf-8"?>
-<ds:datastoreItem xmlns:ds="http://schemas.openxmlformats.org/officeDocument/2006/customXml" ds:itemID="{32F7A46B-02CB-4236-A64D-E2C3B7207073}">
+<ds:datastoreItem xmlns:ds="http://schemas.openxmlformats.org/officeDocument/2006/customXml" ds:itemID="{867771BD-20AF-4C87-AC49-BF0468AE72AA}">
   <ds:schemaRefs>
     <ds:schemaRef ds:uri="http://schemas.openxmlformats.org/officeDocument/2006/bibliography"/>
   </ds:schemaRefs>

--- a/插件详细手册/21.故事管理层与人设/关于小爱丽丝人设.docx
+++ b/插件详细手册/21.故事管理层与人设/关于小爱丽丝人设.docx
@@ -814,7 +814,7 @@
         <w:spacing w:after="200"/>
         <w:jc w:val="left"/>
         <w:rPr>
-          <w:rFonts w:ascii="Tahoma" w:eastAsia="微软雅黑" w:hAnsi="Tahoma"/>
+          <w:rFonts w:ascii="Tahoma" w:eastAsia="微软雅黑" w:hAnsi="Tahoma" w:hint="eastAsia"/>
           <w:kern w:val="0"/>
           <w:sz w:val="22"/>
         </w:rPr>
@@ -860,7 +860,111 @@
           <w:kern w:val="0"/>
           <w:sz w:val="22"/>
         </w:rPr>
-        <w:t>穿上了这个连衣裙，能让其他小爱丽丝能够看见她，这种连衣裙可以将物体具象化，只不过这条裙子是蓝色的，具象化也只有蓝色。（换条红裙子，量子妹就是红色的啦。）至于量子妹本体是什么样的，或许本身就不可见？又或许是不明能量体的交织态？这个就不清楚了。</w:t>
+        <w:t>穿上了这个连衣裙，能让其他小爱丽丝能够看见她，这种连衣裙可以将物体具象化</w:t>
+      </w:r>
+      <w:r>
+        <w:rPr>
+          <w:rFonts w:ascii="Tahoma" w:eastAsia="微软雅黑" w:hAnsi="Tahoma" w:hint="eastAsia"/>
+          <w:kern w:val="0"/>
+          <w:sz w:val="22"/>
+        </w:rPr>
+        <w:t>。</w:t>
+      </w:r>
+      <w:r>
+        <w:rPr>
+          <w:rFonts w:ascii="Tahoma" w:eastAsia="微软雅黑" w:hAnsi="Tahoma" w:hint="eastAsia"/>
+          <w:kern w:val="0"/>
+          <w:sz w:val="22"/>
+        </w:rPr>
+        <w:t>该裙子</w:t>
+      </w:r>
+      <w:r>
+        <w:rPr>
+          <w:rFonts w:ascii="Tahoma" w:eastAsia="微软雅黑" w:hAnsi="Tahoma" w:hint="eastAsia"/>
+          <w:kern w:val="0"/>
+          <w:sz w:val="22"/>
+        </w:rPr>
+        <w:t>还</w:t>
+      </w:r>
+      <w:r>
+        <w:rPr>
+          <w:rFonts w:ascii="Tahoma" w:eastAsia="微软雅黑" w:hAnsi="Tahoma" w:hint="eastAsia"/>
+          <w:kern w:val="0"/>
+          <w:sz w:val="22"/>
+        </w:rPr>
+        <w:t>具备缓冲裙功能。能够在高处落下时自动撑开成降落伞的形状，进而减小降落的速度。</w:t>
+      </w:r>
+      <w:r>
+        <w:rPr>
+          <w:rFonts w:ascii="Tahoma" w:eastAsia="微软雅黑" w:hAnsi="Tahoma" w:hint="eastAsia"/>
+          <w:kern w:val="0"/>
+          <w:sz w:val="22"/>
+        </w:rPr>
+        <w:t>只不过</w:t>
+      </w:r>
+      <w:r>
+        <w:rPr>
+          <w:rFonts w:ascii="Tahoma" w:eastAsia="微软雅黑" w:hAnsi="Tahoma" w:hint="eastAsia"/>
+          <w:kern w:val="0"/>
+          <w:sz w:val="22"/>
+        </w:rPr>
+        <w:t>，</w:t>
+      </w:r>
+      <w:r>
+        <w:rPr>
+          <w:rFonts w:ascii="Tahoma" w:eastAsia="微软雅黑" w:hAnsi="Tahoma" w:hint="eastAsia"/>
+          <w:kern w:val="0"/>
+          <w:sz w:val="22"/>
+        </w:rPr>
+        <w:t>这条裙子是</w:t>
+      </w:r>
+      <w:r>
+        <w:rPr>
+          <w:rFonts w:ascii="Tahoma" w:eastAsia="微软雅黑" w:hAnsi="Tahoma" w:hint="eastAsia"/>
+          <w:kern w:val="0"/>
+          <w:sz w:val="22"/>
+        </w:rPr>
+        <w:t>全</w:t>
+      </w:r>
+      <w:r>
+        <w:rPr>
+          <w:rFonts w:ascii="Tahoma" w:eastAsia="微软雅黑" w:hAnsi="Tahoma" w:hint="eastAsia"/>
+          <w:kern w:val="0"/>
+          <w:sz w:val="22"/>
+        </w:rPr>
+        <w:t>蓝色的，具象化</w:t>
+      </w:r>
+      <w:r>
+        <w:rPr>
+          <w:rFonts w:ascii="Tahoma" w:eastAsia="微软雅黑" w:hAnsi="Tahoma" w:hint="eastAsia"/>
+          <w:kern w:val="0"/>
+          <w:sz w:val="22"/>
+        </w:rPr>
+        <w:t>后的量子妹是</w:t>
+      </w:r>
+      <w:r>
+        <w:rPr>
+          <w:rFonts w:ascii="Tahoma" w:eastAsia="微软雅黑" w:hAnsi="Tahoma" w:hint="eastAsia"/>
+          <w:kern w:val="0"/>
+          <w:sz w:val="22"/>
+        </w:rPr>
+        <w:t>蓝色</w:t>
+      </w:r>
+      <w:r>
+        <w:rPr>
+          <w:rFonts w:ascii="Tahoma" w:eastAsia="微软雅黑" w:hAnsi="Tahoma" w:hint="eastAsia"/>
+          <w:kern w:val="0"/>
+          <w:sz w:val="22"/>
+        </w:rPr>
+        <w:t>的</w:t>
+      </w:r>
+      <w:r>
+        <w:rPr>
+          <w:rFonts w:ascii="Tahoma" w:eastAsia="微软雅黑" w:hAnsi="Tahoma" w:hint="eastAsia"/>
+          <w:kern w:val="0"/>
+          <w:sz w:val="22"/>
+        </w:rPr>
+        <w:t>。（换条红裙子，量子妹就是红色的啦。）至于量子妹本体是什么样的，或许本身就不可见？又或许是不明能量体的交织态？这个就不清楚了。</w:t>
       </w:r>
     </w:p>
     <w:tbl>
@@ -1419,10 +1523,10 @@
           <w:noProof/>
         </w:rPr>
         <w:drawing>
-          <wp:inline distT="0" distB="0" distL="0" distR="0" wp14:anchorId="64C3FD7E" wp14:editId="21895629">
+          <wp:inline distT="0" distB="0" distL="0" distR="0" wp14:anchorId="7086153B" wp14:editId="0E3035AF">
             <wp:extent cx="5274310" cy="5274310"/>
             <wp:effectExtent l="0" t="0" r="2540" b="2540"/>
-            <wp:docPr id="18" name="图片 18"/>
+            <wp:docPr id="3" name="图片 3"/>
             <wp:cNvGraphicFramePr>
               <a:graphicFrameLocks xmlns:a="http://schemas.openxmlformats.org/drawingml/2006/main" noChangeAspect="1"/>
             </wp:cNvGraphicFramePr>
@@ -2288,6 +2392,204 @@
           <w:sz w:val="22"/>
         </w:rPr>
       </w:pPr>
+      <w:r>
+        <w:rPr>
+          <w:rFonts w:ascii="Tahoma" w:eastAsia="微软雅黑" w:hAnsi="Tahoma" w:hint="eastAsia"/>
+          <w:b/>
+          <w:bCs/>
+          <w:kern w:val="0"/>
+          <w:sz w:val="22"/>
+        </w:rPr>
+        <w:t>缓冲裙（</w:t>
+      </w:r>
+      <w:r>
+        <w:rPr>
+          <w:rFonts w:ascii="Tahoma" w:eastAsia="微软雅黑" w:hAnsi="Tahoma" w:hint="eastAsia"/>
+          <w:b/>
+          <w:bCs/>
+          <w:kern w:val="0"/>
+          <w:sz w:val="22"/>
+        </w:rPr>
+        <w:t>B</w:t>
+      </w:r>
+      <w:r>
+        <w:rPr>
+          <w:rFonts w:ascii="Tahoma" w:eastAsia="微软雅黑" w:hAnsi="Tahoma"/>
+          <w:b/>
+          <w:bCs/>
+          <w:kern w:val="0"/>
+          <w:sz w:val="22"/>
+        </w:rPr>
+        <w:t>ufferingSkirt</w:t>
+      </w:r>
+      <w:r>
+        <w:rPr>
+          <w:rFonts w:ascii="Tahoma" w:eastAsia="微软雅黑" w:hAnsi="Tahoma" w:hint="eastAsia"/>
+          <w:b/>
+          <w:bCs/>
+          <w:kern w:val="0"/>
+          <w:sz w:val="22"/>
+        </w:rPr>
+        <w:t>）</w:t>
+      </w:r>
+      <w:r>
+        <w:rPr>
+          <w:rFonts w:ascii="Tahoma" w:eastAsia="微软雅黑" w:hAnsi="Tahoma" w:hint="eastAsia"/>
+          <w:kern w:val="0"/>
+          <w:sz w:val="22"/>
+        </w:rPr>
+        <w:t>：该设计来源于二十世纪爱丽丝穿的裙子材质结构，从极深的兔子洞中下落时，</w:t>
+      </w:r>
+      <w:r>
+        <w:rPr>
+          <w:rFonts w:ascii="Tahoma" w:eastAsia="微软雅黑" w:hAnsi="Tahoma" w:hint="eastAsia"/>
+          <w:kern w:val="0"/>
+          <w:sz w:val="22"/>
+        </w:rPr>
+        <w:t>该</w:t>
+      </w:r>
+      <w:r>
+        <w:rPr>
+          <w:rFonts w:ascii="Tahoma" w:eastAsia="微软雅黑" w:hAnsi="Tahoma" w:hint="eastAsia"/>
+          <w:kern w:val="0"/>
+          <w:sz w:val="22"/>
+        </w:rPr>
+        <w:t>裙子能够</w:t>
+      </w:r>
+      <w:r>
+        <w:rPr>
+          <w:rFonts w:ascii="Tahoma" w:eastAsia="微软雅黑" w:hAnsi="Tahoma" w:hint="eastAsia"/>
+          <w:kern w:val="0"/>
+          <w:sz w:val="22"/>
+        </w:rPr>
+        <w:t>控制</w:t>
+      </w:r>
+      <w:r>
+        <w:rPr>
+          <w:rFonts w:ascii="Tahoma" w:eastAsia="微软雅黑" w:hAnsi="Tahoma" w:hint="eastAsia"/>
+          <w:kern w:val="0"/>
+          <w:sz w:val="22"/>
+        </w:rPr>
+        <w:t>展开成降落伞的形状，从而减缓落地的速度，防止摔伤。</w:t>
+      </w:r>
+      <w:r>
+        <w:rPr>
+          <w:rFonts w:ascii="Tahoma" w:eastAsia="微软雅黑" w:hAnsi="Tahoma" w:hint="eastAsia"/>
+          <w:color w:val="A6A6A6" w:themeColor="background1" w:themeShade="A6"/>
+          <w:kern w:val="0"/>
+          <w:sz w:val="22"/>
+        </w:rPr>
+        <w:t>该设计</w:t>
+      </w:r>
+      <w:r>
+        <w:rPr>
+          <w:rFonts w:ascii="Tahoma" w:eastAsia="微软雅黑" w:hAnsi="Tahoma" w:hint="eastAsia"/>
+          <w:color w:val="A6A6A6" w:themeColor="background1" w:themeShade="A6"/>
+          <w:kern w:val="0"/>
+          <w:sz w:val="22"/>
+        </w:rPr>
+        <w:t>只</w:t>
+      </w:r>
+      <w:r>
+        <w:rPr>
+          <w:rFonts w:ascii="Tahoma" w:eastAsia="微软雅黑" w:hAnsi="Tahoma" w:hint="eastAsia"/>
+          <w:color w:val="A6A6A6" w:themeColor="background1" w:themeShade="A6"/>
+          <w:kern w:val="0"/>
+          <w:sz w:val="22"/>
+        </w:rPr>
+        <w:t>在</w:t>
+      </w:r>
+      <w:r>
+        <w:rPr>
+          <w:rFonts w:ascii="Tahoma" w:eastAsia="微软雅黑" w:hAnsi="Tahoma" w:hint="eastAsia"/>
+          <w:color w:val="A6A6A6" w:themeColor="background1" w:themeShade="A6"/>
+          <w:kern w:val="0"/>
+          <w:sz w:val="22"/>
+        </w:rPr>
+        <w:t>小爱丽丝从非常高的地方降落</w:t>
+      </w:r>
+      <w:r>
+        <w:rPr>
+          <w:rFonts w:ascii="Tahoma" w:eastAsia="微软雅黑" w:hAnsi="Tahoma" w:hint="eastAsia"/>
+          <w:color w:val="A6A6A6" w:themeColor="background1" w:themeShade="A6"/>
+          <w:kern w:val="0"/>
+          <w:sz w:val="22"/>
+        </w:rPr>
+        <w:t>才能发挥作用，在一般的</w:t>
+      </w:r>
+      <w:r>
+        <w:rPr>
+          <w:rFonts w:ascii="Tahoma" w:eastAsia="微软雅黑" w:hAnsi="Tahoma" w:hint="eastAsia"/>
+          <w:color w:val="A6A6A6" w:themeColor="background1" w:themeShade="A6"/>
+          <w:kern w:val="0"/>
+          <w:sz w:val="22"/>
+        </w:rPr>
+        <w:t>rpg</w:t>
+      </w:r>
+      <w:r>
+        <w:rPr>
+          <w:rFonts w:ascii="Tahoma" w:eastAsia="微软雅黑" w:hAnsi="Tahoma" w:hint="eastAsia"/>
+          <w:color w:val="A6A6A6" w:themeColor="background1" w:themeShade="A6"/>
+          <w:kern w:val="0"/>
+          <w:sz w:val="22"/>
+        </w:rPr>
+        <w:t>游戏中</w:t>
+      </w:r>
+      <w:r>
+        <w:rPr>
+          <w:rFonts w:ascii="Tahoma" w:eastAsia="微软雅黑" w:hAnsi="Tahoma" w:hint="eastAsia"/>
+          <w:color w:val="A6A6A6" w:themeColor="background1" w:themeShade="A6"/>
+          <w:kern w:val="0"/>
+          <w:sz w:val="22"/>
+        </w:rPr>
+        <w:t>是</w:t>
+      </w:r>
+      <w:r>
+        <w:rPr>
+          <w:rFonts w:ascii="Tahoma" w:eastAsia="微软雅黑" w:hAnsi="Tahoma" w:hint="eastAsia"/>
+          <w:color w:val="A6A6A6" w:themeColor="background1" w:themeShade="A6"/>
+          <w:kern w:val="0"/>
+          <w:sz w:val="22"/>
+        </w:rPr>
+        <w:t>看不出效果</w:t>
+      </w:r>
+      <w:r>
+        <w:rPr>
+          <w:rFonts w:ascii="Tahoma" w:eastAsia="微软雅黑" w:hAnsi="Tahoma" w:hint="eastAsia"/>
+          <w:color w:val="A6A6A6" w:themeColor="background1" w:themeShade="A6"/>
+          <w:kern w:val="0"/>
+          <w:sz w:val="22"/>
+        </w:rPr>
+        <w:t>的</w:t>
+      </w:r>
+      <w:r>
+        <w:rPr>
+          <w:rFonts w:ascii="Tahoma" w:eastAsia="微软雅黑" w:hAnsi="Tahoma" w:hint="eastAsia"/>
+          <w:color w:val="A6A6A6" w:themeColor="background1" w:themeShade="A6"/>
+          <w:kern w:val="0"/>
+          <w:sz w:val="22"/>
+        </w:rPr>
+        <w:t>。</w:t>
+      </w:r>
+    </w:p>
+    <w:p>
+      <w:pPr>
+        <w:widowControl/>
+        <w:jc w:val="left"/>
+        <w:rPr>
+          <w:rFonts w:ascii="Tahoma" w:eastAsia="微软雅黑" w:hAnsi="Tahoma" w:hint="eastAsia"/>
+          <w:kern w:val="0"/>
+          <w:sz w:val="22"/>
+        </w:rPr>
+      </w:pPr>
+      <w:r>
+        <w:rPr>
+          <w:rFonts w:ascii="Tahoma" w:eastAsia="微软雅黑" w:hAnsi="Tahoma"/>
+          <w:kern w:val="0"/>
+          <w:sz w:val="22"/>
+        </w:rPr>
+        <w:br w:type="page"/>
+      </w:r>
     </w:p>
     <w:p>
       <w:pPr>
@@ -2304,6 +2606,7 @@
           <w:sz w:val="24"/>
           <w:szCs w:val="24"/>
         </w:rPr>
+        <w:lastRenderedPageBreak/>
         <w:t>社会关系设定</w:t>
       </w:r>
     </w:p>
@@ -2418,7 +2721,7 @@
         <w:spacing w:after="200"/>
         <w:jc w:val="left"/>
         <w:rPr>
-          <w:rFonts w:ascii="Tahoma" w:eastAsia="微软雅黑" w:hAnsi="Tahoma" w:hint="eastAsia"/>
+          <w:rFonts w:ascii="Tahoma" w:eastAsia="微软雅黑" w:hAnsi="Tahoma"/>
           <w:color w:val="0070C0"/>
           <w:kern w:val="0"/>
           <w:sz w:val="24"/>
@@ -2683,19 +2986,22 @@
         <w:widowControl/>
         <w:jc w:val="left"/>
         <w:rPr>
-          <w:rFonts w:ascii="Tahoma" w:eastAsia="微软雅黑" w:hAnsi="Tahoma" w:hint="eastAsia"/>
+          <w:rFonts w:ascii="Tahoma" w:eastAsia="微软雅黑" w:hAnsi="Tahoma"/>
           <w:kern w:val="0"/>
           <w:sz w:val="24"/>
         </w:rPr>
       </w:pPr>
-      <w:r>
+    </w:p>
+    <w:p>
+      <w:pPr>
+        <w:widowControl/>
+        <w:jc w:val="left"/>
         <w:rPr>
           <w:rFonts w:ascii="Tahoma" w:eastAsia="微软雅黑" w:hAnsi="Tahoma"/>
           <w:kern w:val="0"/>
           <w:sz w:val="24"/>
         </w:rPr>
-        <w:br w:type="page"/>
-      </w:r>
+      </w:pPr>
     </w:p>
     <w:p>
       <w:pPr>
@@ -2712,7 +3018,6 @@
           <w:sz w:val="24"/>
           <w:szCs w:val="24"/>
         </w:rPr>
-        <w:lastRenderedPageBreak/>
         <w:t>可变设定</w:t>
       </w:r>
     </w:p>
@@ -4392,7 +4697,6 @@
         <w:widowControl/>
         <w:adjustRightInd w:val="0"/>
         <w:snapToGrid w:val="0"/>
-        <w:spacing w:after="200"/>
         <w:jc w:val="left"/>
         <w:rPr>
           <w:rFonts w:ascii="Tahoma" w:eastAsia="微软雅黑" w:hAnsi="Tahoma"/>
@@ -4408,7 +4712,242 @@
           <w:kern w:val="0"/>
           <w:sz w:val="22"/>
         </w:rPr>
-        <w:t>小爱丽丝和量子妹的裙子，正常物理引力下是不可能撑起那么蓬松的，这都是由于衣服中自带的裙撑系统。（原理不详，反正不是鼓风机，也不是软支架）</w:t>
+        <w:t>在</w:t>
+      </w:r>
+      <w:r>
+        <w:rPr>
+          <w:rFonts w:ascii="Tahoma" w:eastAsia="微软雅黑" w:hAnsi="Tahoma" w:hint="eastAsia"/>
+          <w:bCs/>
+          <w:kern w:val="0"/>
+          <w:sz w:val="22"/>
+        </w:rPr>
+        <w:t>正常物理引力下</w:t>
+      </w:r>
+      <w:r>
+        <w:rPr>
+          <w:rFonts w:ascii="Tahoma" w:eastAsia="微软雅黑" w:hAnsi="Tahoma" w:hint="eastAsia"/>
+          <w:bCs/>
+          <w:kern w:val="0"/>
+          <w:sz w:val="22"/>
+        </w:rPr>
+        <w:t>，裙子</w:t>
+      </w:r>
+      <w:r>
+        <w:rPr>
+          <w:rFonts w:ascii="Tahoma" w:eastAsia="微软雅黑" w:hAnsi="Tahoma" w:hint="eastAsia"/>
+          <w:bCs/>
+          <w:kern w:val="0"/>
+          <w:sz w:val="22"/>
+        </w:rPr>
+        <w:t>不可能</w:t>
+      </w:r>
+      <w:r>
+        <w:rPr>
+          <w:rFonts w:ascii="Tahoma" w:eastAsia="微软雅黑" w:hAnsi="Tahoma" w:hint="eastAsia"/>
+          <w:bCs/>
+          <w:kern w:val="0"/>
+          <w:sz w:val="22"/>
+        </w:rPr>
+        <w:t>展开成为</w:t>
+      </w:r>
+      <w:r>
+        <w:rPr>
+          <w:rFonts w:ascii="Tahoma" w:eastAsia="微软雅黑" w:hAnsi="Tahoma" w:hint="eastAsia"/>
+          <w:bCs/>
+          <w:kern w:val="0"/>
+          <w:sz w:val="22"/>
+        </w:rPr>
+        <w:t>蓬松的</w:t>
+      </w:r>
+      <w:r>
+        <w:rPr>
+          <w:rFonts w:ascii="Tahoma" w:eastAsia="微软雅黑" w:hAnsi="Tahoma" w:hint="eastAsia"/>
+          <w:bCs/>
+          <w:kern w:val="0"/>
+          <w:sz w:val="22"/>
+        </w:rPr>
+        <w:t>圆锥形。</w:t>
+      </w:r>
+    </w:p>
+    <w:p>
+      <w:pPr>
+        <w:widowControl/>
+        <w:adjustRightInd w:val="0"/>
+        <w:snapToGrid w:val="0"/>
+        <w:jc w:val="left"/>
+        <w:rPr>
+          <w:rFonts w:ascii="Tahoma" w:eastAsia="微软雅黑" w:hAnsi="Tahoma"/>
+          <w:bCs/>
+          <w:kern w:val="0"/>
+          <w:sz w:val="22"/>
+        </w:rPr>
+      </w:pPr>
+      <w:r>
+        <w:rPr>
+          <w:rFonts w:ascii="Tahoma" w:eastAsia="微软雅黑" w:hAnsi="Tahoma" w:hint="eastAsia"/>
+          <w:bCs/>
+          <w:kern w:val="0"/>
+          <w:sz w:val="22"/>
+        </w:rPr>
+        <w:t>能实现这种效果的</w:t>
+      </w:r>
+      <w:r>
+        <w:rPr>
+          <w:rFonts w:ascii="Tahoma" w:eastAsia="微软雅黑" w:hAnsi="Tahoma" w:hint="eastAsia"/>
+          <w:bCs/>
+          <w:kern w:val="0"/>
+          <w:sz w:val="22"/>
+        </w:rPr>
+        <w:t>，是</w:t>
+      </w:r>
+      <w:r>
+        <w:rPr>
+          <w:rFonts w:ascii="Tahoma" w:eastAsia="微软雅黑" w:hAnsi="Tahoma" w:hint="eastAsia"/>
+          <w:bCs/>
+          <w:kern w:val="0"/>
+          <w:sz w:val="22"/>
+        </w:rPr>
+        <w:t>裙子</w:t>
+      </w:r>
+      <w:r>
+        <w:rPr>
+          <w:rFonts w:ascii="Tahoma" w:eastAsia="微软雅黑" w:hAnsi="Tahoma" w:hint="eastAsia"/>
+          <w:bCs/>
+          <w:kern w:val="0"/>
+          <w:sz w:val="22"/>
+        </w:rPr>
+        <w:t>中</w:t>
+      </w:r>
+      <w:r>
+        <w:rPr>
+          <w:rFonts w:ascii="Tahoma" w:eastAsia="微软雅黑" w:hAnsi="Tahoma" w:hint="eastAsia"/>
+          <w:bCs/>
+          <w:kern w:val="0"/>
+          <w:sz w:val="22"/>
+        </w:rPr>
+        <w:t>内含</w:t>
+      </w:r>
+      <w:r>
+        <w:rPr>
+          <w:rFonts w:ascii="Tahoma" w:eastAsia="微软雅黑" w:hAnsi="Tahoma" w:hint="eastAsia"/>
+          <w:bCs/>
+          <w:kern w:val="0"/>
+          <w:sz w:val="22"/>
+        </w:rPr>
+        <w:t>的裙撑系统</w:t>
+      </w:r>
+      <w:r>
+        <w:rPr>
+          <w:rFonts w:ascii="Tahoma" w:eastAsia="微软雅黑" w:hAnsi="Tahoma" w:hint="eastAsia"/>
+          <w:bCs/>
+          <w:kern w:val="0"/>
+          <w:sz w:val="22"/>
+        </w:rPr>
+        <w:t>技术</w:t>
+      </w:r>
+      <w:r>
+        <w:rPr>
+          <w:rFonts w:ascii="Tahoma" w:eastAsia="微软雅黑" w:hAnsi="Tahoma" w:hint="eastAsia"/>
+          <w:bCs/>
+          <w:kern w:val="0"/>
+          <w:sz w:val="22"/>
+        </w:rPr>
+        <w:t>。</w:t>
+      </w:r>
+    </w:p>
+    <w:p>
+      <w:pPr>
+        <w:widowControl/>
+        <w:adjustRightInd w:val="0"/>
+        <w:snapToGrid w:val="0"/>
+        <w:jc w:val="left"/>
+        <w:rPr>
+          <w:rFonts w:ascii="Tahoma" w:eastAsia="微软雅黑" w:hAnsi="Tahoma"/>
+          <w:bCs/>
+          <w:kern w:val="0"/>
+          <w:sz w:val="22"/>
+        </w:rPr>
+      </w:pPr>
+      <w:r>
+        <w:rPr>
+          <w:rFonts w:ascii="Tahoma" w:eastAsia="微软雅黑" w:hAnsi="Tahoma" w:hint="eastAsia"/>
+          <w:bCs/>
+          <w:kern w:val="0"/>
+          <w:sz w:val="22"/>
+        </w:rPr>
+        <w:t>裙撑系统</w:t>
+      </w:r>
+      <w:r>
+        <w:rPr>
+          <w:rFonts w:ascii="Tahoma" w:eastAsia="微软雅黑" w:hAnsi="Tahoma" w:hint="eastAsia"/>
+          <w:bCs/>
+          <w:kern w:val="0"/>
+          <w:sz w:val="22"/>
+        </w:rPr>
+        <w:t>还能做到</w:t>
+      </w:r>
+      <w:r>
+        <w:rPr>
+          <w:rFonts w:ascii="Tahoma" w:eastAsia="微软雅黑" w:hAnsi="Tahoma" w:hint="eastAsia"/>
+          <w:bCs/>
+          <w:kern w:val="0"/>
+          <w:sz w:val="22"/>
+        </w:rPr>
+        <w:t>缓冲裙</w:t>
+      </w:r>
+      <w:r>
+        <w:rPr>
+          <w:rFonts w:ascii="Tahoma" w:eastAsia="微软雅黑" w:hAnsi="Tahoma" w:hint="eastAsia"/>
+          <w:bCs/>
+          <w:kern w:val="0"/>
+          <w:sz w:val="22"/>
+        </w:rPr>
+        <w:t>效果</w:t>
+      </w:r>
+      <w:r>
+        <w:rPr>
+          <w:rFonts w:ascii="Tahoma" w:eastAsia="微软雅黑" w:hAnsi="Tahoma" w:hint="eastAsia"/>
+          <w:bCs/>
+          <w:kern w:val="0"/>
+          <w:sz w:val="22"/>
+        </w:rPr>
+        <w:t>，即自动展开</w:t>
+      </w:r>
+      <w:r>
+        <w:rPr>
+          <w:rFonts w:ascii="Tahoma" w:eastAsia="微软雅黑" w:hAnsi="Tahoma" w:hint="eastAsia"/>
+          <w:bCs/>
+          <w:kern w:val="0"/>
+          <w:sz w:val="22"/>
+        </w:rPr>
+        <w:t>成降落伞形状</w:t>
+      </w:r>
+      <w:r>
+        <w:rPr>
+          <w:rFonts w:ascii="Tahoma" w:eastAsia="微软雅黑" w:hAnsi="Tahoma" w:hint="eastAsia"/>
+          <w:bCs/>
+          <w:kern w:val="0"/>
+          <w:sz w:val="22"/>
+        </w:rPr>
+        <w:t>，减少</w:t>
+      </w:r>
+      <w:r>
+        <w:rPr>
+          <w:rFonts w:ascii="Tahoma" w:eastAsia="微软雅黑" w:hAnsi="Tahoma" w:hint="eastAsia"/>
+          <w:bCs/>
+          <w:kern w:val="0"/>
+          <w:sz w:val="22"/>
+        </w:rPr>
+        <w:t>从</w:t>
+      </w:r>
+      <w:r>
+        <w:rPr>
+          <w:rFonts w:ascii="Tahoma" w:eastAsia="微软雅黑" w:hAnsi="Tahoma" w:hint="eastAsia"/>
+          <w:bCs/>
+          <w:kern w:val="0"/>
+          <w:sz w:val="22"/>
+        </w:rPr>
+        <w:t>高处下落时的速度。</w:t>
       </w:r>
     </w:p>
     <w:p>
@@ -4419,7 +4958,49 @@
         <w:spacing w:after="200"/>
         <w:jc w:val="left"/>
         <w:rPr>
-          <w:rFonts w:ascii="Tahoma" w:eastAsia="微软雅黑" w:hAnsi="Tahoma" w:hint="eastAsia"/>
+          <w:rFonts w:ascii="Tahoma" w:eastAsia="微软雅黑" w:hAnsi="Tahoma"/>
+          <w:bCs/>
+          <w:kern w:val="0"/>
+          <w:sz w:val="22"/>
+        </w:rPr>
+      </w:pPr>
+      <w:r>
+        <w:rPr>
+          <w:rFonts w:ascii="Tahoma" w:eastAsia="微软雅黑" w:hAnsi="Tahoma" w:hint="eastAsia"/>
+          <w:bCs/>
+          <w:kern w:val="0"/>
+          <w:sz w:val="22"/>
+        </w:rPr>
+        <w:t>（</w:t>
+      </w:r>
+      <w:r>
+        <w:rPr>
+          <w:rFonts w:ascii="Tahoma" w:eastAsia="微软雅黑" w:hAnsi="Tahoma" w:hint="eastAsia"/>
+          <w:bCs/>
+          <w:kern w:val="0"/>
+          <w:sz w:val="22"/>
+        </w:rPr>
+        <w:t>具体</w:t>
+      </w:r>
+      <w:r>
+        <w:rPr>
+          <w:rFonts w:ascii="Tahoma" w:eastAsia="微软雅黑" w:hAnsi="Tahoma" w:hint="eastAsia"/>
+          <w:bCs/>
+          <w:kern w:val="0"/>
+          <w:sz w:val="22"/>
+        </w:rPr>
+        <w:t>原理不详，反正不是鼓风机，也不是软支架）</w:t>
+      </w:r>
+    </w:p>
+    <w:p>
+      <w:pPr>
+        <w:widowControl/>
+        <w:adjustRightInd w:val="0"/>
+        <w:snapToGrid w:val="0"/>
+        <w:spacing w:after="200"/>
+        <w:jc w:val="left"/>
+        <w:rPr>
+          <w:rFonts w:ascii="Tahoma" w:eastAsia="微软雅黑" w:hAnsi="Tahoma"/>
           <w:bCs/>
           <w:color w:val="A6A6A6" w:themeColor="background1" w:themeShade="A6"/>
           <w:kern w:val="0"/>
